--- a/docs/IFS_P2P_143.docx
+++ b/docs/IFS_P2P_143.docx
@@ -4839,7 +4839,7 @@
         <w:contextualSpacing w:val="0"/>
       </w:pPr>
       <w:r>
-        <w:t>Each IDoc only carries the lines of its own group. Its header totals (E1EDS01 010 and 011, E1EDK04 MWSBT by tax rate) are calculated on these lines only: debit and credit are never netted.</w:t>
+        <w:t>Each IDoc only carries the lines of its own group. Its header totals (E1EDS01 totals as in the Tungsten format, E1EDK04 MWSBT by tax rate) are calculated on these lines only: debit and credit are never netted.</w:t>
       </w:r>
     </w:p>
     <w:p>
@@ -5644,7 +5644,7 @@
               <w:spacing w:before="20" w:after="20" w:line="240" w:lineRule="auto"/>
             </w:pPr>
             <w:r>
-              <w:t>E1EDS01 010 = sum of the net amounts of its items (E1EDP26 003); E1EDS01 011 = sum of the gross amounts of its items (E1EDP26 002); sum of E1EDK04 MWSBT = tax of its items; net + tax = gross.</w:t>
+              <w:t>E1EDS01 totals (SUMID as in the Tungsten format) = sum of the net amounts of its items (E1EDP26 003) and sum of the gross amounts of its items (E1EDP26 002); sum of E1EDK04 MWSBT = tax of its items; net + tax = gross.</w:t>
             </w:r>
           </w:p>
         </w:tc>
@@ -5991,7 +5991,7 @@
         <w:spacing w:after="120" w:line="240" w:lineRule="auto"/>
       </w:pPr>
       <w:r>
-        <w:t xml:space="preserve">The IDoc has the same format as the ZINVOIC02_EXT IDoc already used for Tungsten (see the XML sample in the Appendix): basic type INVOIC02, extension ZINVOIC02_EXT, message type INVOIC. Only the partner-specific values differ: where the Tungsten IDoc carries the message variant and the SADR sender TUN, the HRS IDoc carries HRS. The corresponding SAP settings (Typinfo, Partner, Address) are described in EFS_P2P_087.</w:t>
+        <w:t xml:space="preserve">The HRS IDoc re-uses exactly the same structure and format as the Tungsten ZINVOIC02_EXT IDoc (full XML in the Appendix): same control record, same segments, same fields. Only the partner-specific values differ: where the Tungsten IDoc carries the message variant and the SADR sender TUN, the HRS IDoc carries HRS (and the TIBCO / iShift partner values of the HRS flow). The corresponding SAP settings (Typinfo, Partner, Address) are described in EFS_P2P_087.</w:t>
       </w:r>
     </w:p>
     <w:tbl>
@@ -7167,7 +7167,7 @@
         <w:spacing w:after="120" w:line="240" w:lineRule="auto"/>
       </w:pPr>
       <w:r>
-        <w:t xml:space="preserve">Same segment structure as the Tungsten example. The values of each field for HRS come from the mapping workbook above (Tungsten sample values are given as an example only).</w:t>
+        <w:t xml:space="preserve">Identical to the Tungsten structure (no segment or field added or removed). The value of each field for HRS is defined in the mapping workbook above; the Tungsten sample is given as reference.</w:t>
       </w:r>
     </w:p>
     <w:tbl>
@@ -7251,7 +7251,7 @@
                 <w:sz w:val="18"/>
                 <w:szCs w:val="18"/>
               </w:rPr>
-              <w:t xml:space="preserve">Usage (Tungsten sample)</w:t>
+              <w:t xml:space="preserve">Usage (as in Tungsten)</w:t>
             </w:r>
           </w:p>
         </w:tc>
@@ -7954,7 +7954,7 @@
         <w:rPr>
           <w:i/>
         </w:rPr>
-        <w:t xml:space="preserve">Note: the Tungsten sample carries E1EDS01 with SUMID 002, 003 and 010, whereas the amount controls above refer to SUMID 010 and 011. The SUMID list generated by TIBCO for HRS must be aligned with the Tungsten format (TBC with the SAP VIM team).</w:t>
+        <w:t xml:space="preserve">The totals segments E1EDS01 use the same SUMID values as the Tungsten IDoc (002, 003 and 010); the amount controls of this section are applied to these totals.</w:t>
       </w:r>
     </w:p>
     <w:p>
@@ -10769,7 +10769,7 @@
         <w:rPr>
           <w:i/>
         </w:rPr>
-        <w:t xml:space="preserve">Document 2 – ZINVOIC02_EXT IDoc-XML format (Tungsten example, to be reproduced for HRS with MESCOD = HRS and SNDSAD = HRS)</w:t>
+        <w:t xml:space="preserve">Document 2 – INVOIC02 / ZINVOIC02_EXT IDoc-XML (same structure and format as Tungsten; MESCOD and SNDSAD set to HRS, other values from the Tungsten sample)</w:t>
       </w:r>
     </w:p>
     <w:p>
@@ -10834,7 +10834,7 @@
           <w:sz w:val="16"/>
           <w:szCs w:val="16"/>
         </w:rPr>
-        <w:t xml:space="preserve">      &lt;DIRECT&gt;2&lt;/DIRECT&gt;</w:t>
+        <w:t xml:space="preserve">      &lt;MANDT&gt;100&lt;/MANDT&gt;</w:t>
       </w:r>
     </w:p>
     <w:p>
@@ -10847,7 +10847,7 @@
           <w:sz w:val="16"/>
           <w:szCs w:val="16"/>
         </w:rPr>
-        <w:t xml:space="preserve">      &lt;IDOCTYP&gt;INVOIC02&lt;/IDOCTYP&gt;</w:t>
+        <w:t xml:space="preserve">      &lt;DOCNUM&gt;0000000799283429&lt;/DOCNUM&gt;</w:t>
       </w:r>
     </w:p>
     <w:p>
@@ -10860,7 +10860,7 @@
           <w:sz w:val="16"/>
           <w:szCs w:val="16"/>
         </w:rPr>
-        <w:t xml:space="preserve">      &lt;CIMTYP&gt;ZINVOIC02_EXT&lt;/CIMTYP&gt;</w:t>
+        <w:t xml:space="preserve">      &lt;DOCREL&gt;816&lt;/DOCREL&gt;</w:t>
       </w:r>
     </w:p>
     <w:p>
@@ -10873,7 +10873,7 @@
           <w:sz w:val="16"/>
           <w:szCs w:val="16"/>
         </w:rPr>
-        <w:t xml:space="preserve">      &lt;MESTYP&gt;INVOIC&lt;/MESTYP&gt;</w:t>
+        <w:t xml:space="preserve">      &lt;STATUS&gt;53&lt;/STATUS&gt;</w:t>
       </w:r>
     </w:p>
     <w:p>
@@ -10886,7 +10886,7 @@
           <w:sz w:val="16"/>
           <w:szCs w:val="16"/>
         </w:rPr>
-        <w:t xml:space="preserve">      &lt;MESCOD&gt;HRS&lt;/MESCOD&gt;</w:t>
+        <w:t xml:space="preserve">      &lt;DIRECT&gt;2&lt;/DIRECT&gt;</w:t>
       </w:r>
     </w:p>
     <w:p>
@@ -10899,7 +10899,7 @@
           <w:sz w:val="16"/>
           <w:szCs w:val="16"/>
         </w:rPr>
-        <w:t xml:space="preserve">      &lt;STDMES&gt;INVOIC&lt;/STDMES&gt;</w:t>
+        <w:t xml:space="preserve">      &lt;OUTMOD /&gt;</w:t>
       </w:r>
     </w:p>
     <w:p>
@@ -10912,7 +10912,7 @@
           <w:sz w:val="16"/>
           <w:szCs w:val="16"/>
         </w:rPr>
-        <w:t xml:space="preserve">      &lt;SNDPOR&gt;UTIBGBO&lt;/SNDPOR&gt;   (Tungsten example)</w:t>
+        <w:t xml:space="preserve">      &lt;IDOCTYP&gt;INVOIC02&lt;/IDOCTYP&gt;</w:t>
       </w:r>
     </w:p>
     <w:p>
@@ -10925,7 +10925,7 @@
           <w:sz w:val="16"/>
           <w:szCs w:val="16"/>
         </w:rPr>
-        <w:t xml:space="preserve">      &lt;SNDPRT&gt;LS&lt;/SNDPRT&gt;</w:t>
+        <w:t xml:space="preserve">      &lt;CIMTYP&gt;ZINVOIC02_EXT&lt;/CIMTYP&gt;</w:t>
       </w:r>
     </w:p>
     <w:p>
@@ -10938,7 +10938,7 @@
           <w:sz w:val="16"/>
           <w:szCs w:val="16"/>
         </w:rPr>
-        <w:t xml:space="preserve">      &lt;SNDPFC&gt;LS&lt;/SNDPFC&gt;</w:t>
+        <w:t xml:space="preserve">      &lt;MESTYP&gt;INVOIC&lt;/MESTYP&gt;</w:t>
       </w:r>
     </w:p>
     <w:p>
@@ -10951,7 +10951,7 @@
           <w:sz w:val="16"/>
           <w:szCs w:val="16"/>
         </w:rPr>
-        <w:t xml:space="preserve">      &lt;SNDPRN&gt;UTIBGBO_T1&lt;/SNDPRN&gt;   (Tungsten example)</w:t>
+        <w:t xml:space="preserve">      &lt;MESCOD&gt;HRS&lt;/MESCOD&gt;</w:t>
       </w:r>
     </w:p>
     <w:p>
@@ -10964,7 +10964,7 @@
           <w:sz w:val="16"/>
           <w:szCs w:val="16"/>
         </w:rPr>
-        <w:t xml:space="preserve">      &lt;SNDSAD&gt;HRS&lt;/SNDSAD&gt;</w:t>
+        <w:t xml:space="preserve">      &lt;STDMES&gt;INVOIC&lt;/STDMES&gt;</w:t>
       </w:r>
     </w:p>
     <w:p>
@@ -10977,7 +10977,7 @@
           <w:sz w:val="16"/>
           <w:szCs w:val="16"/>
         </w:rPr>
-        <w:t xml:space="preserve">      &lt;RCVPOR&gt;SAPUHV&lt;/RCVPOR&gt;   (Tungsten example)</w:t>
+        <w:t xml:space="preserve">      &lt;SNDPOR&gt;UTIBGBO&lt;/SNDPOR&gt;</w:t>
       </w:r>
     </w:p>
     <w:p>
@@ -10990,7 +10990,7 @@
           <w:sz w:val="16"/>
           <w:szCs w:val="16"/>
         </w:rPr>
-        <w:t xml:space="preserve">      &lt;RCVPRT&gt;LS&lt;/RCVPRT&gt;</w:t>
+        <w:t xml:space="preserve">      &lt;SNDPRT&gt;LS&lt;/SNDPRT&gt;</w:t>
       </w:r>
     </w:p>
     <w:p>
@@ -11003,7 +11003,7 @@
           <w:sz w:val="16"/>
           <w:szCs w:val="16"/>
         </w:rPr>
-        <w:t xml:space="preserve">      &lt;RCVPRN&gt;UHVCLNT100&lt;/RCVPRN&gt;   (Tungsten example)</w:t>
+        <w:t xml:space="preserve">      &lt;SNDPFC&gt;LS&lt;/SNDPFC&gt;</w:t>
       </w:r>
     </w:p>
     <w:p>
@@ -11016,7 +11016,7 @@
           <w:sz w:val="16"/>
           <w:szCs w:val="16"/>
         </w:rPr>
-        <w:t xml:space="preserve">    &lt;/EDI_DC40&gt;</w:t>
+        <w:t xml:space="preserve">      &lt;SNDPRN&gt;UTIBGBO_T1&lt;/SNDPRN&gt;</w:t>
       </w:r>
     </w:p>
     <w:p>
@@ -11029,7 +11029,7 @@
           <w:sz w:val="16"/>
           <w:szCs w:val="16"/>
         </w:rPr>
-        <w:t xml:space="preserve">    &lt;E1EDK01&gt; CURCY, KUNDEUINR, EIGENUINR, BSART</w:t>
+        <w:t xml:space="preserve">      &lt;SNDSAD&gt;HRS&lt;/SNDSAD&gt;</w:t>
       </w:r>
     </w:p>
     <w:p>
@@ -11042,7 +11042,7 @@
           <w:sz w:val="16"/>
           <w:szCs w:val="16"/>
         </w:rPr>
-        <w:t xml:space="preserve">      &lt;ZPP_INVOIC02&gt; SCAN_ID, OCR_ID, REQUESTER, ..., BVTYP &lt;/ZPP_INVOIC02&gt;</w:t>
+        <w:t xml:space="preserve">      &lt;RCVPOR&gt;SAPUHV&lt;/RCVPOR&gt;</w:t>
       </w:r>
     </w:p>
     <w:p>
@@ -11055,7 +11055,7 @@
           <w:sz w:val="16"/>
           <w:szCs w:val="16"/>
         </w:rPr>
-        <w:t xml:space="preserve">      &lt;ZPP_INVOIC02_02&gt; FILEP, DOC_TYPE &lt;/ZPP_INVOIC02_02&gt;   (repeated)</w:t>
+        <w:t xml:space="preserve">      &lt;RCVPRT&gt;LS&lt;/RCVPRT&gt;</w:t>
       </w:r>
     </w:p>
     <w:p>
@@ -11068,7 +11068,7 @@
           <w:sz w:val="16"/>
           <w:szCs w:val="16"/>
         </w:rPr>
-        <w:t xml:space="preserve">      &lt;ZPP_INVOIC02_URL&gt; URL, DOC_TYPE &lt;/ZPP_INVOIC02_URL&gt;</w:t>
+        <w:t xml:space="preserve">      &lt;RCVPRN&gt;UHVCLNT100&lt;/RCVPRN&gt;</w:t>
       </w:r>
     </w:p>
     <w:p>
@@ -11081,7 +11081,7 @@
           <w:sz w:val="16"/>
           <w:szCs w:val="16"/>
         </w:rPr>
-        <w:t xml:space="preserve">    &lt;/E1EDK01&gt;</w:t>
+        <w:t xml:space="preserve">      &lt;CREDAT&gt;20261009&lt;/CREDAT&gt;</w:t>
       </w:r>
     </w:p>
     <w:p>
@@ -11094,7 +11094,7 @@
           <w:sz w:val="16"/>
           <w:szCs w:val="16"/>
         </w:rPr>
-        <w:t xml:space="preserve">    &lt;E1EDKA1&gt; PARVW RS, LIFNR, NAME1, STRAS, ORT01, PSTLZ &lt;/E1EDKA1&gt;</w:t>
+        <w:t xml:space="preserve">      &lt;CRETIM&gt;103506&lt;/CRETIM&gt;</w:t>
       </w:r>
     </w:p>
     <w:p>
@@ -11107,7 +11107,7 @@
           <w:sz w:val="16"/>
           <w:szCs w:val="16"/>
         </w:rPr>
-        <w:t xml:space="preserve">    &lt;E1EDK02&gt; QUALF 009, 010, 011, 017, 084, 001, 902 + BELNR &lt;/E1EDK02&gt;   (repeated)</w:t>
+        <w:t xml:space="preserve">    &lt;/EDI_DC40&gt;</w:t>
       </w:r>
     </w:p>
     <w:p>
@@ -11120,7 +11120,7 @@
           <w:sz w:val="16"/>
           <w:szCs w:val="16"/>
         </w:rPr>
-        <w:t xml:space="preserve">    &lt;E1EDK03&gt; IDDAT 001, 012, 016, 047 + DATUM &lt;/E1EDK03&gt;   (repeated)</w:t>
+        <w:t xml:space="preserve">    &lt;E1EDK01 SEGMENT="1"&gt;</w:t>
       </w:r>
     </w:p>
     <w:p>
@@ -11133,7 +11133,7 @@
           <w:sz w:val="16"/>
           <w:szCs w:val="16"/>
         </w:rPr>
-        <w:t xml:space="preserve">    &lt;E1EDK04&gt; MWSBT &lt;/E1EDK04&gt;</w:t>
+        <w:t xml:space="preserve">      &lt;CURCY&gt;USD&lt;/CURCY&gt;</w:t>
       </w:r>
     </w:p>
     <w:p>
@@ -11146,7 +11146,7 @@
           <w:sz w:val="16"/>
           <w:szCs w:val="16"/>
         </w:rPr>
-        <w:t xml:space="preserve">    &lt;E1EDK28/&gt;</w:t>
+        <w:t xml:space="preserve">      &lt;KUNDEUINR&gt;NA&lt;/KUNDEUINR&gt;</w:t>
       </w:r>
     </w:p>
     <w:p>
@@ -11159,7 +11159,7 @@
           <w:sz w:val="16"/>
           <w:szCs w:val="16"/>
         </w:rPr>
-        <w:t xml:space="preserve">    &lt;E1EDK14&gt; QUALF 011, ORGID &lt;/E1EDK14&gt;</w:t>
+        <w:t xml:space="preserve">      &lt;EIGENUINR&gt;54321&lt;/EIGENUINR&gt;</w:t>
       </w:r>
     </w:p>
     <w:p>
@@ -11172,7 +11172,7 @@
           <w:sz w:val="16"/>
           <w:szCs w:val="16"/>
         </w:rPr>
-        <w:t xml:space="preserve">    &lt;E1EDP01&gt; POSEX, MENGE, MENEE</w:t>
+        <w:t xml:space="preserve">      &lt;BSART&gt;INVO&lt;/BSART&gt;</w:t>
       </w:r>
     </w:p>
     <w:p>
@@ -11185,7 +11185,7 @@
           <w:sz w:val="16"/>
           <w:szCs w:val="16"/>
         </w:rPr>
-        <w:t xml:space="preserve">      &lt;ZE1EDL24/&gt;  &lt;E1EDP02&gt; QUALF 001, ZEILE &lt;/E1EDP02&gt;</w:t>
+        <w:t xml:space="preserve">      &lt;ZPP_INVOIC02 SEGMENT="1"&gt;</w:t>
       </w:r>
     </w:p>
     <w:p>
@@ -11198,7 +11198,7 @@
           <w:sz w:val="16"/>
           <w:szCs w:val="16"/>
         </w:rPr>
-        <w:t xml:space="preserve">      &lt;E1EDP19&gt; QUALF 002, IDTNR, KTEXT &lt;/E1EDP19&gt;</w:t>
+        <w:t xml:space="preserve">        &lt;SCAN_ID&gt;AAA000322719244&lt;/SCAN_ID&gt;</w:t>
       </w:r>
     </w:p>
     <w:p>
@@ -11211,7 +11211,7 @@
           <w:sz w:val="16"/>
           <w:szCs w:val="16"/>
         </w:rPr>
-        <w:t xml:space="preserve">      &lt;E1EDP26&gt; QUALF 003 / 002, BETRG &lt;/E1EDP26&gt;   (repeated)</w:t>
+        <w:t xml:space="preserve">        &lt;OCR_ID&gt;136&lt;/OCR_ID&gt;</w:t>
       </w:r>
     </w:p>
     <w:p>
@@ -11224,7 +11224,7 @@
           <w:sz w:val="16"/>
           <w:szCs w:val="16"/>
         </w:rPr>
-        <w:t xml:space="preserve">      &lt;E1EDP04&gt; MWSBT &lt;/E1EDP04&gt;</w:t>
+        <w:t xml:space="preserve">        &lt;REQUESTER&gt;requester@example.com&lt;/REQUESTER&gt;</w:t>
       </w:r>
     </w:p>
     <w:p>
@@ -11237,7 +11237,7 @@
           <w:sz w:val="16"/>
           <w:szCs w:val="16"/>
         </w:rPr>
-        <w:t xml:space="preserve">    &lt;/E1EDP01&gt;</w:t>
+        <w:t xml:space="preserve">        &lt;RECEPT_DATE&gt;20261008&lt;/RECEPT_DATE&gt;</w:t>
       </w:r>
     </w:p>
     <w:p>
@@ -11250,7 +11250,1541 @@
           <w:sz w:val="16"/>
           <w:szCs w:val="16"/>
         </w:rPr>
-        <w:t xml:space="preserve">    &lt;E1EDS01&gt; SUMID 002, 003, 010 + SUMME &lt;/E1EDS01&gt;   (repeated)</w:t>
+        <w:t xml:space="preserve">        &lt;RECEPT_TIME&gt;120814&lt;/RECEPT_TIME&gt;</w:t>
+      </w:r>
+    </w:p>
+    <w:p>
+      <w:pPr>
+        <w:spacing w:after="0" w:line="240" w:lineRule="auto"/>
+      </w:pPr>
+      <w:r>
+        <w:rPr>
+          <w:rFonts w:ascii="Courier New" w:hAnsi="Courier New" w:cs="Courier New"/>
+          <w:sz w:val="16"/>
+          <w:szCs w:val="16"/>
+        </w:rPr>
+        <w:t xml:space="preserve">        &lt;SCAN_DATE&gt;20261008&lt;/SCAN_DATE&gt;</w:t>
+      </w:r>
+    </w:p>
+    <w:p>
+      <w:pPr>
+        <w:spacing w:after="0" w:line="240" w:lineRule="auto"/>
+      </w:pPr>
+      <w:r>
+        <w:rPr>
+          <w:rFonts w:ascii="Courier New" w:hAnsi="Courier New" w:cs="Courier New"/>
+          <w:sz w:val="16"/>
+          <w:szCs w:val="16"/>
+        </w:rPr>
+        <w:t xml:space="preserve">        &lt;SCAN_TIME&gt;120814&lt;/SCAN_TIME&gt;</w:t>
+      </w:r>
+    </w:p>
+    <w:p>
+      <w:pPr>
+        <w:spacing w:after="0" w:line="240" w:lineRule="auto"/>
+      </w:pPr>
+      <w:r>
+        <w:rPr>
+          <w:rFonts w:ascii="Courier New" w:hAnsi="Courier New" w:cs="Courier New"/>
+          <w:sz w:val="16"/>
+          <w:szCs w:val="16"/>
+        </w:rPr>
+        <w:t xml:space="preserve">        &lt;RECEIV_DATE&gt;20261008&lt;/RECEIV_DATE&gt;</w:t>
+      </w:r>
+    </w:p>
+    <w:p>
+      <w:pPr>
+        <w:spacing w:after="0" w:line="240" w:lineRule="auto"/>
+      </w:pPr>
+      <w:r>
+        <w:rPr>
+          <w:rFonts w:ascii="Courier New" w:hAnsi="Courier New" w:cs="Courier New"/>
+          <w:sz w:val="16"/>
+          <w:szCs w:val="16"/>
+        </w:rPr>
+        <w:t xml:space="preserve">        &lt;RECEIV_TIME&gt;133008&lt;/RECEIV_TIME&gt;</w:t>
+      </w:r>
+    </w:p>
+    <w:p>
+      <w:pPr>
+        <w:spacing w:after="0" w:line="240" w:lineRule="auto"/>
+      </w:pPr>
+      <w:r>
+        <w:rPr>
+          <w:rFonts w:ascii="Courier New" w:hAnsi="Courier New" w:cs="Courier New"/>
+          <w:sz w:val="16"/>
+          <w:szCs w:val="16"/>
+        </w:rPr>
+        <w:t xml:space="preserve">        &lt;IDOC_TR_DATE&gt;20261008&lt;/IDOC_TR_DATE&gt;</w:t>
+      </w:r>
+    </w:p>
+    <w:p>
+      <w:pPr>
+        <w:spacing w:after="0" w:line="240" w:lineRule="auto"/>
+      </w:pPr>
+      <w:r>
+        <w:rPr>
+          <w:rFonts w:ascii="Courier New" w:hAnsi="Courier New" w:cs="Courier New"/>
+          <w:sz w:val="16"/>
+          <w:szCs w:val="16"/>
+        </w:rPr>
+        <w:t xml:space="preserve">        &lt;IDOC_TR_TIME&gt;133008&lt;/IDOC_TR_TIME&gt;</w:t>
+      </w:r>
+    </w:p>
+    <w:p>
+      <w:pPr>
+        <w:spacing w:after="0" w:line="240" w:lineRule="auto"/>
+      </w:pPr>
+      <w:r>
+        <w:rPr>
+          <w:rFonts w:ascii="Courier New" w:hAnsi="Courier New" w:cs="Courier New"/>
+          <w:sz w:val="16"/>
+          <w:szCs w:val="16"/>
+        </w:rPr>
+        <w:t xml:space="preserve">        &lt;BVTYP&gt;ZZZ&lt;/BVTYP&gt;</w:t>
+      </w:r>
+    </w:p>
+    <w:p>
+      <w:pPr>
+        <w:spacing w:after="0" w:line="240" w:lineRule="auto"/>
+      </w:pPr>
+      <w:r>
+        <w:rPr>
+          <w:rFonts w:ascii="Courier New" w:hAnsi="Courier New" w:cs="Courier New"/>
+          <w:sz w:val="16"/>
+          <w:szCs w:val="16"/>
+        </w:rPr>
+        <w:t xml:space="preserve">      &lt;/ZPP_INVOIC02&gt;</w:t>
+      </w:r>
+    </w:p>
+    <w:p>
+      <w:pPr>
+        <w:spacing w:after="0" w:line="240" w:lineRule="auto"/>
+      </w:pPr>
+      <w:r>
+        <w:rPr>
+          <w:rFonts w:ascii="Courier New" w:hAnsi="Courier New" w:cs="Courier New"/>
+          <w:sz w:val="16"/>
+          <w:szCs w:val="16"/>
+        </w:rPr>
+        <w:t xml:space="preserve">      &lt;ZPP_INVOIC02_02 SEGMENT="1"&gt;</w:t>
+      </w:r>
+    </w:p>
+    <w:p>
+      <w:pPr>
+        <w:spacing w:after="0" w:line="240" w:lineRule="auto"/>
+      </w:pPr>
+      <w:r>
+        <w:rPr>
+          <w:rFonts w:ascii="Courier New" w:hAnsi="Courier New" w:cs="Courier New"/>
+          <w:sz w:val="16"/>
+          <w:szCs w:val="16"/>
+        </w:rPr>
+        <w:t xml:space="preserve">        &lt;FILEP&gt;AAA000322719244.pdf&lt;/FILEP&gt;</w:t>
+      </w:r>
+    </w:p>
+    <w:p>
+      <w:pPr>
+        <w:spacing w:after="0" w:line="240" w:lineRule="auto"/>
+      </w:pPr>
+      <w:r>
+        <w:rPr>
+          <w:rFonts w:ascii="Courier New" w:hAnsi="Courier New" w:cs="Courier New"/>
+          <w:sz w:val="16"/>
+          <w:szCs w:val="16"/>
+        </w:rPr>
+        <w:t xml:space="preserve">        &lt;DOC_TYPE&gt;YVIMPORIMG&lt;/DOC_TYPE&gt;</w:t>
+      </w:r>
+    </w:p>
+    <w:p>
+      <w:pPr>
+        <w:spacing w:after="0" w:line="240" w:lineRule="auto"/>
+      </w:pPr>
+      <w:r>
+        <w:rPr>
+          <w:rFonts w:ascii="Courier New" w:hAnsi="Courier New" w:cs="Courier New"/>
+          <w:sz w:val="16"/>
+          <w:szCs w:val="16"/>
+        </w:rPr>
+        <w:t xml:space="preserve">      &lt;/ZPP_INVOIC02_02&gt;</w:t>
+      </w:r>
+    </w:p>
+    <w:p>
+      <w:pPr>
+        <w:spacing w:after="0" w:line="240" w:lineRule="auto"/>
+      </w:pPr>
+      <w:r>
+        <w:rPr>
+          <w:rFonts w:ascii="Courier New" w:hAnsi="Courier New" w:cs="Courier New"/>
+          <w:sz w:val="16"/>
+          <w:szCs w:val="16"/>
+        </w:rPr>
+        <w:t xml:space="preserve">      &lt;ZPP_INVOIC02_02 SEGMENT="1"&gt;</w:t>
+      </w:r>
+    </w:p>
+    <w:p>
+      <w:pPr>
+        <w:spacing w:after="0" w:line="240" w:lineRule="auto"/>
+      </w:pPr>
+      <w:r>
+        <w:rPr>
+          <w:rFonts w:ascii="Courier New" w:hAnsi="Courier New" w:cs="Courier New"/>
+          <w:sz w:val="16"/>
+          <w:szCs w:val="16"/>
+        </w:rPr>
+        <w:t xml:space="preserve">        &lt;FILEP&gt;AAA000322719244.xml&lt;/FILEP&gt;</w:t>
+      </w:r>
+    </w:p>
+    <w:p>
+      <w:pPr>
+        <w:spacing w:after="0" w:line="240" w:lineRule="auto"/>
+      </w:pPr>
+      <w:r>
+        <w:rPr>
+          <w:rFonts w:ascii="Courier New" w:hAnsi="Courier New" w:cs="Courier New"/>
+          <w:sz w:val="16"/>
+          <w:szCs w:val="16"/>
+        </w:rPr>
+        <w:t xml:space="preserve">        &lt;DOC_TYPE&gt;XML&lt;/DOC_TYPE&gt;</w:t>
+      </w:r>
+    </w:p>
+    <w:p>
+      <w:pPr>
+        <w:spacing w:after="0" w:line="240" w:lineRule="auto"/>
+      </w:pPr>
+      <w:r>
+        <w:rPr>
+          <w:rFonts w:ascii="Courier New" w:hAnsi="Courier New" w:cs="Courier New"/>
+          <w:sz w:val="16"/>
+          <w:szCs w:val="16"/>
+        </w:rPr>
+        <w:t xml:space="preserve">      &lt;/ZPP_INVOIC02_02&gt;</w:t>
+      </w:r>
+    </w:p>
+    <w:p>
+      <w:pPr>
+        <w:spacing w:after="0" w:line="240" w:lineRule="auto"/>
+      </w:pPr>
+      <w:r>
+        <w:rPr>
+          <w:rFonts w:ascii="Courier New" w:hAnsi="Courier New" w:cs="Courier New"/>
+          <w:sz w:val="16"/>
+          <w:szCs w:val="16"/>
+        </w:rPr>
+        <w:t xml:space="preserve">      &lt;ZPP_INVOIC02_02 SEGMENT="1"&gt;</w:t>
+      </w:r>
+    </w:p>
+    <w:p>
+      <w:pPr>
+        <w:spacing w:after="0" w:line="240" w:lineRule="auto"/>
+      </w:pPr>
+      <w:r>
+        <w:rPr>
+          <w:rFonts w:ascii="Courier New" w:hAnsi="Courier New" w:cs="Courier New"/>
+          <w:sz w:val="16"/>
+          <w:szCs w:val="16"/>
+        </w:rPr>
+        <w:t xml:space="preserve">        &lt;FILEP&gt;AAA000322719244.html&lt;/FILEP&gt;</w:t>
+      </w:r>
+    </w:p>
+    <w:p>
+      <w:pPr>
+        <w:spacing w:after="0" w:line="240" w:lineRule="auto"/>
+      </w:pPr>
+      <w:r>
+        <w:rPr>
+          <w:rFonts w:ascii="Courier New" w:hAnsi="Courier New" w:cs="Courier New"/>
+          <w:sz w:val="16"/>
+          <w:szCs w:val="16"/>
+        </w:rPr>
+        <w:t xml:space="preserve">        &lt;DOC_TYPE&gt;HTML&lt;/DOC_TYPE&gt;</w:t>
+      </w:r>
+    </w:p>
+    <w:p>
+      <w:pPr>
+        <w:spacing w:after="0" w:line="240" w:lineRule="auto"/>
+      </w:pPr>
+      <w:r>
+        <w:rPr>
+          <w:rFonts w:ascii="Courier New" w:hAnsi="Courier New" w:cs="Courier New"/>
+          <w:sz w:val="16"/>
+          <w:szCs w:val="16"/>
+        </w:rPr>
+        <w:t xml:space="preserve">      &lt;/ZPP_INVOIC02_02&gt;</w:t>
+      </w:r>
+    </w:p>
+    <w:p>
+      <w:pPr>
+        <w:spacing w:after="0" w:line="240" w:lineRule="auto"/>
+      </w:pPr>
+      <w:r>
+        <w:rPr>
+          <w:rFonts w:ascii="Courier New" w:hAnsi="Courier New" w:cs="Courier New"/>
+          <w:sz w:val="16"/>
+          <w:szCs w:val="16"/>
+        </w:rPr>
+        <w:t xml:space="preserve">      &lt;ZPP_INVOIC02_URL SEGMENT="1"&gt;</w:t>
+      </w:r>
+    </w:p>
+    <w:p>
+      <w:pPr>
+        <w:spacing w:after="0" w:line="240" w:lineRule="auto"/>
+      </w:pPr>
+      <w:r>
+        <w:rPr>
+          <w:rFonts w:ascii="Courier New" w:hAnsi="Courier New" w:cs="Courier New"/>
+          <w:sz w:val="16"/>
+          <w:szCs w:val="16"/>
+        </w:rPr>
+        <w:t xml:space="preserve">        &lt;URL&gt;https://&amp;lt;archive link of the document&amp;gt;&lt;/URL&gt;</w:t>
+      </w:r>
+    </w:p>
+    <w:p>
+      <w:pPr>
+        <w:spacing w:after="0" w:line="240" w:lineRule="auto"/>
+      </w:pPr>
+      <w:r>
+        <w:rPr>
+          <w:rFonts w:ascii="Courier New" w:hAnsi="Courier New" w:cs="Courier New"/>
+          <w:sz w:val="16"/>
+          <w:szCs w:val="16"/>
+        </w:rPr>
+        <w:t xml:space="preserve">        &lt;DOC_TYPE&gt;URL&lt;/DOC_TYPE&gt;</w:t>
+      </w:r>
+    </w:p>
+    <w:p>
+      <w:pPr>
+        <w:spacing w:after="0" w:line="240" w:lineRule="auto"/>
+      </w:pPr>
+      <w:r>
+        <w:rPr>
+          <w:rFonts w:ascii="Courier New" w:hAnsi="Courier New" w:cs="Courier New"/>
+          <w:sz w:val="16"/>
+          <w:szCs w:val="16"/>
+        </w:rPr>
+        <w:t xml:space="preserve">      &lt;/ZPP_INVOIC02_URL&gt;</w:t>
+      </w:r>
+    </w:p>
+    <w:p>
+      <w:pPr>
+        <w:spacing w:after="0" w:line="240" w:lineRule="auto"/>
+      </w:pPr>
+      <w:r>
+        <w:rPr>
+          <w:rFonts w:ascii="Courier New" w:hAnsi="Courier New" w:cs="Courier New"/>
+          <w:sz w:val="16"/>
+          <w:szCs w:val="16"/>
+        </w:rPr>
+        <w:t xml:space="preserve">    &lt;/E1EDK01&gt;</w:t>
+      </w:r>
+    </w:p>
+    <w:p>
+      <w:pPr>
+        <w:spacing w:after="0" w:line="240" w:lineRule="auto"/>
+      </w:pPr>
+      <w:r>
+        <w:rPr>
+          <w:rFonts w:ascii="Courier New" w:hAnsi="Courier New" w:cs="Courier New"/>
+          <w:sz w:val="16"/>
+          <w:szCs w:val="16"/>
+        </w:rPr>
+        <w:t xml:space="preserve">    &lt;E1EDKA1 SEGMENT="1"&gt;</w:t>
+      </w:r>
+    </w:p>
+    <w:p>
+      <w:pPr>
+        <w:spacing w:after="0" w:line="240" w:lineRule="auto"/>
+      </w:pPr>
+      <w:r>
+        <w:rPr>
+          <w:rFonts w:ascii="Courier New" w:hAnsi="Courier New" w:cs="Courier New"/>
+          <w:sz w:val="16"/>
+          <w:szCs w:val="16"/>
+        </w:rPr>
+        <w:t xml:space="preserve">      &lt;PARVW&gt;RS&lt;/PARVW&gt;</w:t>
+      </w:r>
+    </w:p>
+    <w:p>
+      <w:pPr>
+        <w:spacing w:after="0" w:line="240" w:lineRule="auto"/>
+      </w:pPr>
+      <w:r>
+        <w:rPr>
+          <w:rFonts w:ascii="Courier New" w:hAnsi="Courier New" w:cs="Courier New"/>
+          <w:sz w:val="16"/>
+          <w:szCs w:val="16"/>
+        </w:rPr>
+        <w:t xml:space="preserve">      &lt;LIFNR&gt;0100070904&lt;/LIFNR&gt;</w:t>
+      </w:r>
+    </w:p>
+    <w:p>
+      <w:pPr>
+        <w:spacing w:after="0" w:line="240" w:lineRule="auto"/>
+      </w:pPr>
+      <w:r>
+        <w:rPr>
+          <w:rFonts w:ascii="Courier New" w:hAnsi="Courier New" w:cs="Courier New"/>
+          <w:sz w:val="16"/>
+          <w:szCs w:val="16"/>
+        </w:rPr>
+        <w:t xml:space="preserve">      &lt;NAME1&gt;Plymouth Printing Co Inc - TEST&lt;/NAME1&gt;</w:t>
+      </w:r>
+    </w:p>
+    <w:p>
+      <w:pPr>
+        <w:spacing w:after="0" w:line="240" w:lineRule="auto"/>
+      </w:pPr>
+      <w:r>
+        <w:rPr>
+          <w:rFonts w:ascii="Courier New" w:hAnsi="Courier New" w:cs="Courier New"/>
+          <w:sz w:val="16"/>
+          <w:szCs w:val="16"/>
+        </w:rPr>
+        <w:t xml:space="preserve">      &lt;STRAS&gt;Plymouth Printing Co Inc - TEST&lt;/STRAS&gt;</w:t>
+      </w:r>
+    </w:p>
+    <w:p>
+      <w:pPr>
+        <w:spacing w:after="0" w:line="240" w:lineRule="auto"/>
+      </w:pPr>
+      <w:r>
+        <w:rPr>
+          <w:rFonts w:ascii="Courier New" w:hAnsi="Courier New" w:cs="Courier New"/>
+          <w:sz w:val="16"/>
+          <w:szCs w:val="16"/>
+        </w:rPr>
+        <w:t xml:space="preserve">      &lt;ORT01&gt;Winston Salem&lt;/ORT01&gt;</w:t>
+      </w:r>
+    </w:p>
+    <w:p>
+      <w:pPr>
+        <w:spacing w:after="0" w:line="240" w:lineRule="auto"/>
+      </w:pPr>
+      <w:r>
+        <w:rPr>
+          <w:rFonts w:ascii="Courier New" w:hAnsi="Courier New" w:cs="Courier New"/>
+          <w:sz w:val="16"/>
+          <w:szCs w:val="16"/>
+        </w:rPr>
+        <w:t xml:space="preserve">      &lt;PSTLZ&gt;NC&lt;/PSTLZ&gt;</w:t>
+      </w:r>
+    </w:p>
+    <w:p>
+      <w:pPr>
+        <w:spacing w:after="0" w:line="240" w:lineRule="auto"/>
+      </w:pPr>
+      <w:r>
+        <w:rPr>
+          <w:rFonts w:ascii="Courier New" w:hAnsi="Courier New" w:cs="Courier New"/>
+          <w:sz w:val="16"/>
+          <w:szCs w:val="16"/>
+        </w:rPr>
+        <w:t xml:space="preserve">    &lt;/E1EDKA1&gt;</w:t>
+      </w:r>
+    </w:p>
+    <w:p>
+      <w:pPr>
+        <w:spacing w:after="0" w:line="240" w:lineRule="auto"/>
+      </w:pPr>
+      <w:r>
+        <w:rPr>
+          <w:rFonts w:ascii="Courier New" w:hAnsi="Courier New" w:cs="Courier New"/>
+          <w:sz w:val="16"/>
+          <w:szCs w:val="16"/>
+        </w:rPr>
+        <w:t xml:space="preserve">    &lt;E1EDK02 SEGMENT="1"&gt;</w:t>
+      </w:r>
+    </w:p>
+    <w:p>
+      <w:pPr>
+        <w:spacing w:after="0" w:line="240" w:lineRule="auto"/>
+      </w:pPr>
+      <w:r>
+        <w:rPr>
+          <w:rFonts w:ascii="Courier New" w:hAnsi="Courier New" w:cs="Courier New"/>
+          <w:sz w:val="16"/>
+          <w:szCs w:val="16"/>
+        </w:rPr>
+        <w:t xml:space="preserve">      &lt;QUALF&gt;009&lt;/QUALF&gt;</w:t>
+      </w:r>
+    </w:p>
+    <w:p>
+      <w:pPr>
+        <w:spacing w:after="0" w:line="240" w:lineRule="auto"/>
+      </w:pPr>
+      <w:r>
+        <w:rPr>
+          <w:rFonts w:ascii="Courier New" w:hAnsi="Courier New" w:cs="Courier New"/>
+          <w:sz w:val="16"/>
+          <w:szCs w:val="16"/>
+        </w:rPr>
+        <w:t xml:space="preserve">      &lt;BELNR&gt;176893&lt;/BELNR&gt;</w:t>
+      </w:r>
+    </w:p>
+    <w:p>
+      <w:pPr>
+        <w:spacing w:after="0" w:line="240" w:lineRule="auto"/>
+      </w:pPr>
+      <w:r>
+        <w:rPr>
+          <w:rFonts w:ascii="Courier New" w:hAnsi="Courier New" w:cs="Courier New"/>
+          <w:sz w:val="16"/>
+          <w:szCs w:val="16"/>
+        </w:rPr>
+        <w:t xml:space="preserve">    &lt;/E1EDK02&gt;</w:t>
+      </w:r>
+    </w:p>
+    <w:p>
+      <w:pPr>
+        <w:spacing w:after="0" w:line="240" w:lineRule="auto"/>
+      </w:pPr>
+      <w:r>
+        <w:rPr>
+          <w:rFonts w:ascii="Courier New" w:hAnsi="Courier New" w:cs="Courier New"/>
+          <w:sz w:val="16"/>
+          <w:szCs w:val="16"/>
+        </w:rPr>
+        <w:t xml:space="preserve">    &lt;E1EDK02 SEGMENT="1"&gt;</w:t>
+      </w:r>
+    </w:p>
+    <w:p>
+      <w:pPr>
+        <w:spacing w:after="0" w:line="240" w:lineRule="auto"/>
+      </w:pPr>
+      <w:r>
+        <w:rPr>
+          <w:rFonts w:ascii="Courier New" w:hAnsi="Courier New" w:cs="Courier New"/>
+          <w:sz w:val="16"/>
+          <w:szCs w:val="16"/>
+        </w:rPr>
+        <w:t xml:space="preserve">      &lt;QUALF&gt;010&lt;/QUALF&gt;</w:t>
+      </w:r>
+    </w:p>
+    <w:p>
+      <w:pPr>
+        <w:spacing w:after="0" w:line="240" w:lineRule="auto"/>
+      </w:pPr>
+      <w:r>
+        <w:rPr>
+          <w:rFonts w:ascii="Courier New" w:hAnsi="Courier New" w:cs="Courier New"/>
+          <w:sz w:val="16"/>
+          <w:szCs w:val="16"/>
+        </w:rPr>
+        <w:t xml:space="preserve">      &lt;BELNR&gt;176893&lt;/BELNR&gt;</w:t>
+      </w:r>
+    </w:p>
+    <w:p>
+      <w:pPr>
+        <w:spacing w:after="0" w:line="240" w:lineRule="auto"/>
+      </w:pPr>
+      <w:r>
+        <w:rPr>
+          <w:rFonts w:ascii="Courier New" w:hAnsi="Courier New" w:cs="Courier New"/>
+          <w:sz w:val="16"/>
+          <w:szCs w:val="16"/>
+        </w:rPr>
+        <w:t xml:space="preserve">    &lt;/E1EDK02&gt;</w:t>
+      </w:r>
+    </w:p>
+    <w:p>
+      <w:pPr>
+        <w:spacing w:after="0" w:line="240" w:lineRule="auto"/>
+      </w:pPr>
+      <w:r>
+        <w:rPr>
+          <w:rFonts w:ascii="Courier New" w:hAnsi="Courier New" w:cs="Courier New"/>
+          <w:sz w:val="16"/>
+          <w:szCs w:val="16"/>
+        </w:rPr>
+        <w:t xml:space="preserve">    &lt;E1EDK02 SEGMENT="1"&gt;</w:t>
+      </w:r>
+    </w:p>
+    <w:p>
+      <w:pPr>
+        <w:spacing w:after="0" w:line="240" w:lineRule="auto"/>
+      </w:pPr>
+      <w:r>
+        <w:rPr>
+          <w:rFonts w:ascii="Courier New" w:hAnsi="Courier New" w:cs="Courier New"/>
+          <w:sz w:val="16"/>
+          <w:szCs w:val="16"/>
+        </w:rPr>
+        <w:t xml:space="preserve">      &lt;QUALF&gt;011&lt;/QUALF&gt;</w:t>
+      </w:r>
+    </w:p>
+    <w:p>
+      <w:pPr>
+        <w:spacing w:after="0" w:line="240" w:lineRule="auto"/>
+      </w:pPr>
+      <w:r>
+        <w:rPr>
+          <w:rFonts w:ascii="Courier New" w:hAnsi="Courier New" w:cs="Courier New"/>
+          <w:sz w:val="16"/>
+          <w:szCs w:val="16"/>
+        </w:rPr>
+        <w:t xml:space="preserve">    &lt;/E1EDK02&gt;</w:t>
+      </w:r>
+    </w:p>
+    <w:p>
+      <w:pPr>
+        <w:spacing w:after="0" w:line="240" w:lineRule="auto"/>
+      </w:pPr>
+      <w:r>
+        <w:rPr>
+          <w:rFonts w:ascii="Courier New" w:hAnsi="Courier New" w:cs="Courier New"/>
+          <w:sz w:val="16"/>
+          <w:szCs w:val="16"/>
+        </w:rPr>
+        <w:t xml:space="preserve">    &lt;E1EDK02 SEGMENT="1"&gt;</w:t>
+      </w:r>
+    </w:p>
+    <w:p>
+      <w:pPr>
+        <w:spacing w:after="0" w:line="240" w:lineRule="auto"/>
+      </w:pPr>
+      <w:r>
+        <w:rPr>
+          <w:rFonts w:ascii="Courier New" w:hAnsi="Courier New" w:cs="Courier New"/>
+          <w:sz w:val="16"/>
+          <w:szCs w:val="16"/>
+        </w:rPr>
+        <w:t xml:space="preserve">      &lt;QUALF&gt;017&lt;/QUALF&gt;</w:t>
+      </w:r>
+    </w:p>
+    <w:p>
+      <w:pPr>
+        <w:spacing w:after="0" w:line="240" w:lineRule="auto"/>
+      </w:pPr>
+      <w:r>
+        <w:rPr>
+          <w:rFonts w:ascii="Courier New" w:hAnsi="Courier New" w:cs="Courier New"/>
+          <w:sz w:val="16"/>
+          <w:szCs w:val="16"/>
+        </w:rPr>
+        <w:t xml:space="preserve">    &lt;/E1EDK02&gt;</w:t>
+      </w:r>
+    </w:p>
+    <w:p>
+      <w:pPr>
+        <w:spacing w:after="0" w:line="240" w:lineRule="auto"/>
+      </w:pPr>
+      <w:r>
+        <w:rPr>
+          <w:rFonts w:ascii="Courier New" w:hAnsi="Courier New" w:cs="Courier New"/>
+          <w:sz w:val="16"/>
+          <w:szCs w:val="16"/>
+        </w:rPr>
+        <w:t xml:space="preserve">    &lt;E1EDK02 SEGMENT="1"&gt;</w:t>
+      </w:r>
+    </w:p>
+    <w:p>
+      <w:pPr>
+        <w:spacing w:after="0" w:line="240" w:lineRule="auto"/>
+      </w:pPr>
+      <w:r>
+        <w:rPr>
+          <w:rFonts w:ascii="Courier New" w:hAnsi="Courier New" w:cs="Courier New"/>
+          <w:sz w:val="16"/>
+          <w:szCs w:val="16"/>
+        </w:rPr>
+        <w:t xml:space="preserve">      &lt;QUALF&gt;084&lt;/QUALF&gt;</w:t>
+      </w:r>
+    </w:p>
+    <w:p>
+      <w:pPr>
+        <w:spacing w:after="0" w:line="240" w:lineRule="auto"/>
+      </w:pPr>
+      <w:r>
+        <w:rPr>
+          <w:rFonts w:ascii="Courier New" w:hAnsi="Courier New" w:cs="Courier New"/>
+          <w:sz w:val="16"/>
+          <w:szCs w:val="16"/>
+        </w:rPr>
+        <w:t xml:space="preserve">    &lt;/E1EDK02&gt;</w:t>
+      </w:r>
+    </w:p>
+    <w:p>
+      <w:pPr>
+        <w:spacing w:after="0" w:line="240" w:lineRule="auto"/>
+      </w:pPr>
+      <w:r>
+        <w:rPr>
+          <w:rFonts w:ascii="Courier New" w:hAnsi="Courier New" w:cs="Courier New"/>
+          <w:sz w:val="16"/>
+          <w:szCs w:val="16"/>
+        </w:rPr>
+        <w:t xml:space="preserve">    &lt;E1EDK02 SEGMENT="1"&gt;</w:t>
+      </w:r>
+    </w:p>
+    <w:p>
+      <w:pPr>
+        <w:spacing w:after="0" w:line="240" w:lineRule="auto"/>
+      </w:pPr>
+      <w:r>
+        <w:rPr>
+          <w:rFonts w:ascii="Courier New" w:hAnsi="Courier New" w:cs="Courier New"/>
+          <w:sz w:val="16"/>
+          <w:szCs w:val="16"/>
+        </w:rPr>
+        <w:t xml:space="preserve">      &lt;QUALF&gt;001&lt;/QUALF&gt;</w:t>
+      </w:r>
+    </w:p>
+    <w:p>
+      <w:pPr>
+        <w:spacing w:after="0" w:line="240" w:lineRule="auto"/>
+      </w:pPr>
+      <w:r>
+        <w:rPr>
+          <w:rFonts w:ascii="Courier New" w:hAnsi="Courier New" w:cs="Courier New"/>
+          <w:sz w:val="16"/>
+          <w:szCs w:val="16"/>
+        </w:rPr>
+        <w:t xml:space="preserve">    &lt;/E1EDK02&gt;</w:t>
+      </w:r>
+    </w:p>
+    <w:p>
+      <w:pPr>
+        <w:spacing w:after="0" w:line="240" w:lineRule="auto"/>
+      </w:pPr>
+      <w:r>
+        <w:rPr>
+          <w:rFonts w:ascii="Courier New" w:hAnsi="Courier New" w:cs="Courier New"/>
+          <w:sz w:val="16"/>
+          <w:szCs w:val="16"/>
+        </w:rPr>
+        <w:t xml:space="preserve">    &lt;E1EDK02 SEGMENT="1"&gt;</w:t>
+      </w:r>
+    </w:p>
+    <w:p>
+      <w:pPr>
+        <w:spacing w:after="0" w:line="240" w:lineRule="auto"/>
+      </w:pPr>
+      <w:r>
+        <w:rPr>
+          <w:rFonts w:ascii="Courier New" w:hAnsi="Courier New" w:cs="Courier New"/>
+          <w:sz w:val="16"/>
+          <w:szCs w:val="16"/>
+        </w:rPr>
+        <w:t xml:space="preserve">      &lt;QUALF&gt;902&lt;/QUALF&gt;</w:t>
+      </w:r>
+    </w:p>
+    <w:p>
+      <w:pPr>
+        <w:spacing w:after="0" w:line="240" w:lineRule="auto"/>
+      </w:pPr>
+      <w:r>
+        <w:rPr>
+          <w:rFonts w:ascii="Courier New" w:hAnsi="Courier New" w:cs="Courier New"/>
+          <w:sz w:val="16"/>
+          <w:szCs w:val="16"/>
+        </w:rPr>
+        <w:t xml:space="preserve">    &lt;/E1EDK02&gt;</w:t>
+      </w:r>
+    </w:p>
+    <w:p>
+      <w:pPr>
+        <w:spacing w:after="0" w:line="240" w:lineRule="auto"/>
+      </w:pPr>
+      <w:r>
+        <w:rPr>
+          <w:rFonts w:ascii="Courier New" w:hAnsi="Courier New" w:cs="Courier New"/>
+          <w:sz w:val="16"/>
+          <w:szCs w:val="16"/>
+        </w:rPr>
+        <w:t xml:space="preserve">    &lt;E1EDK03 SEGMENT="1"&gt;</w:t>
+      </w:r>
+    </w:p>
+    <w:p>
+      <w:pPr>
+        <w:spacing w:after="0" w:line="240" w:lineRule="auto"/>
+      </w:pPr>
+      <w:r>
+        <w:rPr>
+          <w:rFonts w:ascii="Courier New" w:hAnsi="Courier New" w:cs="Courier New"/>
+          <w:sz w:val="16"/>
+          <w:szCs w:val="16"/>
+        </w:rPr>
+        <w:t xml:space="preserve">      &lt;IDDAT&gt;001&lt;/IDDAT&gt;</w:t>
+      </w:r>
+    </w:p>
+    <w:p>
+      <w:pPr>
+        <w:spacing w:after="0" w:line="240" w:lineRule="auto"/>
+      </w:pPr>
+      <w:r>
+        <w:rPr>
+          <w:rFonts w:ascii="Courier New" w:hAnsi="Courier New" w:cs="Courier New"/>
+          <w:sz w:val="16"/>
+          <w:szCs w:val="16"/>
+        </w:rPr>
+        <w:t xml:space="preserve">      &lt;DATUM&gt;20261009&lt;/DATUM&gt;</w:t>
+      </w:r>
+    </w:p>
+    <w:p>
+      <w:pPr>
+        <w:spacing w:after="0" w:line="240" w:lineRule="auto"/>
+      </w:pPr>
+      <w:r>
+        <w:rPr>
+          <w:rFonts w:ascii="Courier New" w:hAnsi="Courier New" w:cs="Courier New"/>
+          <w:sz w:val="16"/>
+          <w:szCs w:val="16"/>
+        </w:rPr>
+        <w:t xml:space="preserve">    &lt;/E1EDK03&gt;</w:t>
+      </w:r>
+    </w:p>
+    <w:p>
+      <w:pPr>
+        <w:spacing w:after="0" w:line="240" w:lineRule="auto"/>
+      </w:pPr>
+      <w:r>
+        <w:rPr>
+          <w:rFonts w:ascii="Courier New" w:hAnsi="Courier New" w:cs="Courier New"/>
+          <w:sz w:val="16"/>
+          <w:szCs w:val="16"/>
+        </w:rPr>
+        <w:t xml:space="preserve">    &lt;E1EDK03 SEGMENT="1"&gt;</w:t>
+      </w:r>
+    </w:p>
+    <w:p>
+      <w:pPr>
+        <w:spacing w:after="0" w:line="240" w:lineRule="auto"/>
+      </w:pPr>
+      <w:r>
+        <w:rPr>
+          <w:rFonts w:ascii="Courier New" w:hAnsi="Courier New" w:cs="Courier New"/>
+          <w:sz w:val="16"/>
+          <w:szCs w:val="16"/>
+        </w:rPr>
+        <w:t xml:space="preserve">      &lt;IDDAT&gt;012&lt;/IDDAT&gt;</w:t>
+      </w:r>
+    </w:p>
+    <w:p>
+      <w:pPr>
+        <w:spacing w:after="0" w:line="240" w:lineRule="auto"/>
+      </w:pPr>
+      <w:r>
+        <w:rPr>
+          <w:rFonts w:ascii="Courier New" w:hAnsi="Courier New" w:cs="Courier New"/>
+          <w:sz w:val="16"/>
+          <w:szCs w:val="16"/>
+        </w:rPr>
+        <w:t xml:space="preserve">      &lt;DATUM&gt;20261008&lt;/DATUM&gt;</w:t>
+      </w:r>
+    </w:p>
+    <w:p>
+      <w:pPr>
+        <w:spacing w:after="0" w:line="240" w:lineRule="auto"/>
+      </w:pPr>
+      <w:r>
+        <w:rPr>
+          <w:rFonts w:ascii="Courier New" w:hAnsi="Courier New" w:cs="Courier New"/>
+          <w:sz w:val="16"/>
+          <w:szCs w:val="16"/>
+        </w:rPr>
+        <w:t xml:space="preserve">    &lt;/E1EDK03&gt;</w:t>
+      </w:r>
+    </w:p>
+    <w:p>
+      <w:pPr>
+        <w:spacing w:after="0" w:line="240" w:lineRule="auto"/>
+      </w:pPr>
+      <w:r>
+        <w:rPr>
+          <w:rFonts w:ascii="Courier New" w:hAnsi="Courier New" w:cs="Courier New"/>
+          <w:sz w:val="16"/>
+          <w:szCs w:val="16"/>
+        </w:rPr>
+        <w:t xml:space="preserve">    &lt;E1EDK03 SEGMENT="1"&gt;</w:t>
+      </w:r>
+    </w:p>
+    <w:p>
+      <w:pPr>
+        <w:spacing w:after="0" w:line="240" w:lineRule="auto"/>
+      </w:pPr>
+      <w:r>
+        <w:rPr>
+          <w:rFonts w:ascii="Courier New" w:hAnsi="Courier New" w:cs="Courier New"/>
+          <w:sz w:val="16"/>
+          <w:szCs w:val="16"/>
+        </w:rPr>
+        <w:t xml:space="preserve">      &lt;IDDAT&gt;016&lt;/IDDAT&gt;</w:t>
+      </w:r>
+    </w:p>
+    <w:p>
+      <w:pPr>
+        <w:spacing w:after="0" w:line="240" w:lineRule="auto"/>
+      </w:pPr>
+      <w:r>
+        <w:rPr>
+          <w:rFonts w:ascii="Courier New" w:hAnsi="Courier New" w:cs="Courier New"/>
+          <w:sz w:val="16"/>
+          <w:szCs w:val="16"/>
+        </w:rPr>
+        <w:t xml:space="preserve">      &lt;DATUM&gt;20261008&lt;/DATUM&gt;</w:t>
+      </w:r>
+    </w:p>
+    <w:p>
+      <w:pPr>
+        <w:spacing w:after="0" w:line="240" w:lineRule="auto"/>
+      </w:pPr>
+      <w:r>
+        <w:rPr>
+          <w:rFonts w:ascii="Courier New" w:hAnsi="Courier New" w:cs="Courier New"/>
+          <w:sz w:val="16"/>
+          <w:szCs w:val="16"/>
+        </w:rPr>
+        <w:t xml:space="preserve">    &lt;/E1EDK03&gt;</w:t>
+      </w:r>
+    </w:p>
+    <w:p>
+      <w:pPr>
+        <w:spacing w:after="0" w:line="240" w:lineRule="auto"/>
+      </w:pPr>
+      <w:r>
+        <w:rPr>
+          <w:rFonts w:ascii="Courier New" w:hAnsi="Courier New" w:cs="Courier New"/>
+          <w:sz w:val="16"/>
+          <w:szCs w:val="16"/>
+        </w:rPr>
+        <w:t xml:space="preserve">    &lt;E1EDK03 SEGMENT="1"&gt;</w:t>
+      </w:r>
+    </w:p>
+    <w:p>
+      <w:pPr>
+        <w:spacing w:after="0" w:line="240" w:lineRule="auto"/>
+      </w:pPr>
+      <w:r>
+        <w:rPr>
+          <w:rFonts w:ascii="Courier New" w:hAnsi="Courier New" w:cs="Courier New"/>
+          <w:sz w:val="16"/>
+          <w:szCs w:val="16"/>
+        </w:rPr>
+        <w:t xml:space="preserve">      &lt;IDDAT&gt;047&lt;/IDDAT&gt;</w:t>
+      </w:r>
+    </w:p>
+    <w:p>
+      <w:pPr>
+        <w:spacing w:after="0" w:line="240" w:lineRule="auto"/>
+      </w:pPr>
+      <w:r>
+        <w:rPr>
+          <w:rFonts w:ascii="Courier New" w:hAnsi="Courier New" w:cs="Courier New"/>
+          <w:sz w:val="16"/>
+          <w:szCs w:val="16"/>
+        </w:rPr>
+        <w:t xml:space="preserve">      &lt;DATUM&gt;20261008&lt;/DATUM&gt;</w:t>
+      </w:r>
+    </w:p>
+    <w:p>
+      <w:pPr>
+        <w:spacing w:after="0" w:line="240" w:lineRule="auto"/>
+      </w:pPr>
+      <w:r>
+        <w:rPr>
+          <w:rFonts w:ascii="Courier New" w:hAnsi="Courier New" w:cs="Courier New"/>
+          <w:sz w:val="16"/>
+          <w:szCs w:val="16"/>
+        </w:rPr>
+        <w:t xml:space="preserve">    &lt;/E1EDK03&gt;</w:t>
+      </w:r>
+    </w:p>
+    <w:p>
+      <w:pPr>
+        <w:spacing w:after="0" w:line="240" w:lineRule="auto"/>
+      </w:pPr>
+      <w:r>
+        <w:rPr>
+          <w:rFonts w:ascii="Courier New" w:hAnsi="Courier New" w:cs="Courier New"/>
+          <w:sz w:val="16"/>
+          <w:szCs w:val="16"/>
+        </w:rPr>
+        <w:t xml:space="preserve">    &lt;E1EDK04 SEGMENT="1"&gt;</w:t>
+      </w:r>
+    </w:p>
+    <w:p>
+      <w:pPr>
+        <w:spacing w:after="0" w:line="240" w:lineRule="auto"/>
+      </w:pPr>
+      <w:r>
+        <w:rPr>
+          <w:rFonts w:ascii="Courier New" w:hAnsi="Courier New" w:cs="Courier New"/>
+          <w:sz w:val="16"/>
+          <w:szCs w:val="16"/>
+        </w:rPr>
+        <w:t xml:space="preserve">      &lt;MWSBT&gt;0.00&lt;/MWSBT&gt;</w:t>
+      </w:r>
+    </w:p>
+    <w:p>
+      <w:pPr>
+        <w:spacing w:after="0" w:line="240" w:lineRule="auto"/>
+      </w:pPr>
+      <w:r>
+        <w:rPr>
+          <w:rFonts w:ascii="Courier New" w:hAnsi="Courier New" w:cs="Courier New"/>
+          <w:sz w:val="16"/>
+          <w:szCs w:val="16"/>
+        </w:rPr>
+        <w:t xml:space="preserve">    &lt;/E1EDK04&gt;</w:t>
+      </w:r>
+    </w:p>
+    <w:p>
+      <w:pPr>
+        <w:spacing w:after="0" w:line="240" w:lineRule="auto"/>
+      </w:pPr>
+      <w:r>
+        <w:rPr>
+          <w:rFonts w:ascii="Courier New" w:hAnsi="Courier New" w:cs="Courier New"/>
+          <w:sz w:val="16"/>
+          <w:szCs w:val="16"/>
+        </w:rPr>
+        <w:t xml:space="preserve">    &lt;E1EDK28 SEGMENT="1" /&gt;</w:t>
+      </w:r>
+    </w:p>
+    <w:p>
+      <w:pPr>
+        <w:spacing w:after="0" w:line="240" w:lineRule="auto"/>
+      </w:pPr>
+      <w:r>
+        <w:rPr>
+          <w:rFonts w:ascii="Courier New" w:hAnsi="Courier New" w:cs="Courier New"/>
+          <w:sz w:val="16"/>
+          <w:szCs w:val="16"/>
+        </w:rPr>
+        <w:t xml:space="preserve">    &lt;E1EDK14 SEGMENT="1"&gt;</w:t>
+      </w:r>
+    </w:p>
+    <w:p>
+      <w:pPr>
+        <w:spacing w:after="0" w:line="240" w:lineRule="auto"/>
+      </w:pPr>
+      <w:r>
+        <w:rPr>
+          <w:rFonts w:ascii="Courier New" w:hAnsi="Courier New" w:cs="Courier New"/>
+          <w:sz w:val="16"/>
+          <w:szCs w:val="16"/>
+        </w:rPr>
+        <w:t xml:space="preserve">      &lt;QUALF&gt;011&lt;/QUALF&gt;</w:t>
+      </w:r>
+    </w:p>
+    <w:p>
+      <w:pPr>
+        <w:spacing w:after="0" w:line="240" w:lineRule="auto"/>
+      </w:pPr>
+      <w:r>
+        <w:rPr>
+          <w:rFonts w:ascii="Courier New" w:hAnsi="Courier New" w:cs="Courier New"/>
+          <w:sz w:val="16"/>
+          <w:szCs w:val="16"/>
+        </w:rPr>
+        <w:t xml:space="preserve">      &lt;ORGID&gt;US03&lt;/ORGID&gt;</w:t>
+      </w:r>
+    </w:p>
+    <w:p>
+      <w:pPr>
+        <w:spacing w:after="0" w:line="240" w:lineRule="auto"/>
+      </w:pPr>
+      <w:r>
+        <w:rPr>
+          <w:rFonts w:ascii="Courier New" w:hAnsi="Courier New" w:cs="Courier New"/>
+          <w:sz w:val="16"/>
+          <w:szCs w:val="16"/>
+        </w:rPr>
+        <w:t xml:space="preserve">    &lt;/E1EDK14&gt;</w:t>
+      </w:r>
+    </w:p>
+    <w:p>
+      <w:pPr>
+        <w:spacing w:after="0" w:line="240" w:lineRule="auto"/>
+      </w:pPr>
+      <w:r>
+        <w:rPr>
+          <w:rFonts w:ascii="Courier New" w:hAnsi="Courier New" w:cs="Courier New"/>
+          <w:sz w:val="16"/>
+          <w:szCs w:val="16"/>
+        </w:rPr>
+        <w:t xml:space="preserve">    &lt;E1EDP01 SEGMENT="1"&gt;</w:t>
+      </w:r>
+    </w:p>
+    <w:p>
+      <w:pPr>
+        <w:spacing w:after="0" w:line="240" w:lineRule="auto"/>
+      </w:pPr>
+      <w:r>
+        <w:rPr>
+          <w:rFonts w:ascii="Courier New" w:hAnsi="Courier New" w:cs="Courier New"/>
+          <w:sz w:val="16"/>
+          <w:szCs w:val="16"/>
+        </w:rPr>
+        <w:t xml:space="preserve">      &lt;POSEX&gt;1&lt;/POSEX&gt;</w:t>
+      </w:r>
+    </w:p>
+    <w:p>
+      <w:pPr>
+        <w:spacing w:after="0" w:line="240" w:lineRule="auto"/>
+      </w:pPr>
+      <w:r>
+        <w:rPr>
+          <w:rFonts w:ascii="Courier New" w:hAnsi="Courier New" w:cs="Courier New"/>
+          <w:sz w:val="16"/>
+          <w:szCs w:val="16"/>
+        </w:rPr>
+        <w:t xml:space="preserve">      &lt;MENGE&gt;1&lt;/MENGE&gt;</w:t>
+      </w:r>
+    </w:p>
+    <w:p>
+      <w:pPr>
+        <w:spacing w:after="0" w:line="240" w:lineRule="auto"/>
+      </w:pPr>
+      <w:r>
+        <w:rPr>
+          <w:rFonts w:ascii="Courier New" w:hAnsi="Courier New" w:cs="Courier New"/>
+          <w:sz w:val="16"/>
+          <w:szCs w:val="16"/>
+        </w:rPr>
+        <w:t xml:space="preserve">      &lt;MENEE&gt;EA&lt;/MENEE&gt;</w:t>
+      </w:r>
+    </w:p>
+    <w:p>
+      <w:pPr>
+        <w:spacing w:after="0" w:line="240" w:lineRule="auto"/>
+      </w:pPr>
+      <w:r>
+        <w:rPr>
+          <w:rFonts w:ascii="Courier New" w:hAnsi="Courier New" w:cs="Courier New"/>
+          <w:sz w:val="16"/>
+          <w:szCs w:val="16"/>
+        </w:rPr>
+        <w:t xml:space="preserve">      &lt;ZE1EDL24 SEGMENT="1" /&gt;</w:t>
+      </w:r>
+    </w:p>
+    <w:p>
+      <w:pPr>
+        <w:spacing w:after="0" w:line="240" w:lineRule="auto"/>
+      </w:pPr>
+      <w:r>
+        <w:rPr>
+          <w:rFonts w:ascii="Courier New" w:hAnsi="Courier New" w:cs="Courier New"/>
+          <w:sz w:val="16"/>
+          <w:szCs w:val="16"/>
+        </w:rPr>
+        <w:t xml:space="preserve">      &lt;E1EDP02 SEGMENT="1"&gt;</w:t>
+      </w:r>
+    </w:p>
+    <w:p>
+      <w:pPr>
+        <w:spacing w:after="0" w:line="240" w:lineRule="auto"/>
+      </w:pPr>
+      <w:r>
+        <w:rPr>
+          <w:rFonts w:ascii="Courier New" w:hAnsi="Courier New" w:cs="Courier New"/>
+          <w:sz w:val="16"/>
+          <w:szCs w:val="16"/>
+        </w:rPr>
+        <w:t xml:space="preserve">        &lt;QUALF&gt;001&lt;/QUALF&gt;</w:t>
+      </w:r>
+    </w:p>
+    <w:p>
+      <w:pPr>
+        <w:spacing w:after="0" w:line="240" w:lineRule="auto"/>
+      </w:pPr>
+      <w:r>
+        <w:rPr>
+          <w:rFonts w:ascii="Courier New" w:hAnsi="Courier New" w:cs="Courier New"/>
+          <w:sz w:val="16"/>
+          <w:szCs w:val="16"/>
+        </w:rPr>
+        <w:t xml:space="preserve">        &lt;ZEILE&gt;000000&lt;/ZEILE&gt;</w:t>
+      </w:r>
+    </w:p>
+    <w:p>
+      <w:pPr>
+        <w:spacing w:after="0" w:line="240" w:lineRule="auto"/>
+      </w:pPr>
+      <w:r>
+        <w:rPr>
+          <w:rFonts w:ascii="Courier New" w:hAnsi="Courier New" w:cs="Courier New"/>
+          <w:sz w:val="16"/>
+          <w:szCs w:val="16"/>
+        </w:rPr>
+        <w:t xml:space="preserve">      &lt;/E1EDP02&gt;</w:t>
+      </w:r>
+    </w:p>
+    <w:p>
+      <w:pPr>
+        <w:spacing w:after="0" w:line="240" w:lineRule="auto"/>
+      </w:pPr>
+      <w:r>
+        <w:rPr>
+          <w:rFonts w:ascii="Courier New" w:hAnsi="Courier New" w:cs="Courier New"/>
+          <w:sz w:val="16"/>
+          <w:szCs w:val="16"/>
+        </w:rPr>
+        <w:t xml:space="preserve">      &lt;E1EDP19 SEGMENT="1"&gt;</w:t>
+      </w:r>
+    </w:p>
+    <w:p>
+      <w:pPr>
+        <w:spacing w:after="0" w:line="240" w:lineRule="auto"/>
+      </w:pPr>
+      <w:r>
+        <w:rPr>
+          <w:rFonts w:ascii="Courier New" w:hAnsi="Courier New" w:cs="Courier New"/>
+          <w:sz w:val="16"/>
+          <w:szCs w:val="16"/>
+        </w:rPr>
+        <w:t xml:space="preserve">        &lt;QUALF&gt;002&lt;/QUALF&gt;</w:t>
+      </w:r>
+    </w:p>
+    <w:p>
+      <w:pPr>
+        <w:spacing w:after="0" w:line="240" w:lineRule="auto"/>
+      </w:pPr>
+      <w:r>
+        <w:rPr>
+          <w:rFonts w:ascii="Courier New" w:hAnsi="Courier New" w:cs="Courier New"/>
+          <w:sz w:val="16"/>
+          <w:szCs w:val="16"/>
+        </w:rPr>
+        <w:t xml:space="preserve">        &lt;IDTNR&gt;SERVICES&lt;/IDTNR&gt;</w:t>
+      </w:r>
+    </w:p>
+    <w:p>
+      <w:pPr>
+        <w:spacing w:after="0" w:line="240" w:lineRule="auto"/>
+      </w:pPr>
+      <w:r>
+        <w:rPr>
+          <w:rFonts w:ascii="Courier New" w:hAnsi="Courier New" w:cs="Courier New"/>
+          <w:sz w:val="16"/>
+          <w:szCs w:val="16"/>
+        </w:rPr>
+        <w:t xml:space="preserve">        &lt;KTEXT&gt;Sanofi - Alzheimer's Disease Summit 2026&lt;/KTEXT&gt;</w:t>
+      </w:r>
+    </w:p>
+    <w:p>
+      <w:pPr>
+        <w:spacing w:after="0" w:line="240" w:lineRule="auto"/>
+      </w:pPr>
+      <w:r>
+        <w:rPr>
+          <w:rFonts w:ascii="Courier New" w:hAnsi="Courier New" w:cs="Courier New"/>
+          <w:sz w:val="16"/>
+          <w:szCs w:val="16"/>
+        </w:rPr>
+        <w:t xml:space="preserve">      &lt;/E1EDP19&gt;</w:t>
+      </w:r>
+    </w:p>
+    <w:p>
+      <w:pPr>
+        <w:spacing w:after="0" w:line="240" w:lineRule="auto"/>
+      </w:pPr>
+      <w:r>
+        <w:rPr>
+          <w:rFonts w:ascii="Courier New" w:hAnsi="Courier New" w:cs="Courier New"/>
+          <w:sz w:val="16"/>
+          <w:szCs w:val="16"/>
+        </w:rPr>
+        <w:t xml:space="preserve">      &lt;E1EDP26 SEGMENT="1"&gt;</w:t>
+      </w:r>
+    </w:p>
+    <w:p>
+      <w:pPr>
+        <w:spacing w:after="0" w:line="240" w:lineRule="auto"/>
+      </w:pPr>
+      <w:r>
+        <w:rPr>
+          <w:rFonts w:ascii="Courier New" w:hAnsi="Courier New" w:cs="Courier New"/>
+          <w:sz w:val="16"/>
+          <w:szCs w:val="16"/>
+        </w:rPr>
+        <w:t xml:space="preserve">        &lt;QUALF&gt;003&lt;/QUALF&gt;</w:t>
+      </w:r>
+    </w:p>
+    <w:p>
+      <w:pPr>
+        <w:spacing w:after="0" w:line="240" w:lineRule="auto"/>
+      </w:pPr>
+      <w:r>
+        <w:rPr>
+          <w:rFonts w:ascii="Courier New" w:hAnsi="Courier New" w:cs="Courier New"/>
+          <w:sz w:val="16"/>
+          <w:szCs w:val="16"/>
+        </w:rPr>
+        <w:t xml:space="preserve">        &lt;BETRG&gt;39462.32&lt;/BETRG&gt;</w:t>
+      </w:r>
+    </w:p>
+    <w:p>
+      <w:pPr>
+        <w:spacing w:after="0" w:line="240" w:lineRule="auto"/>
+      </w:pPr>
+      <w:r>
+        <w:rPr>
+          <w:rFonts w:ascii="Courier New" w:hAnsi="Courier New" w:cs="Courier New"/>
+          <w:sz w:val="16"/>
+          <w:szCs w:val="16"/>
+        </w:rPr>
+        <w:t xml:space="preserve">      &lt;/E1EDP26&gt;</w:t>
+      </w:r>
+    </w:p>
+    <w:p>
+      <w:pPr>
+        <w:spacing w:after="0" w:line="240" w:lineRule="auto"/>
+      </w:pPr>
+      <w:r>
+        <w:rPr>
+          <w:rFonts w:ascii="Courier New" w:hAnsi="Courier New" w:cs="Courier New"/>
+          <w:sz w:val="16"/>
+          <w:szCs w:val="16"/>
+        </w:rPr>
+        <w:t xml:space="preserve">      &lt;E1EDP26 SEGMENT="1"&gt;</w:t>
+      </w:r>
+    </w:p>
+    <w:p>
+      <w:pPr>
+        <w:spacing w:after="0" w:line="240" w:lineRule="auto"/>
+      </w:pPr>
+      <w:r>
+        <w:rPr>
+          <w:rFonts w:ascii="Courier New" w:hAnsi="Courier New" w:cs="Courier New"/>
+          <w:sz w:val="16"/>
+          <w:szCs w:val="16"/>
+        </w:rPr>
+        <w:t xml:space="preserve">        &lt;QUALF&gt;002&lt;/QUALF&gt;</w:t>
+      </w:r>
+    </w:p>
+    <w:p>
+      <w:pPr>
+        <w:spacing w:after="0" w:line="240" w:lineRule="auto"/>
+      </w:pPr>
+      <w:r>
+        <w:rPr>
+          <w:rFonts w:ascii="Courier New" w:hAnsi="Courier New" w:cs="Courier New"/>
+          <w:sz w:val="16"/>
+          <w:szCs w:val="16"/>
+        </w:rPr>
+        <w:t xml:space="preserve">        &lt;BETRG&gt;39462.32&lt;/BETRG&gt;</w:t>
+      </w:r>
+    </w:p>
+    <w:p>
+      <w:pPr>
+        <w:spacing w:after="0" w:line="240" w:lineRule="auto"/>
+      </w:pPr>
+      <w:r>
+        <w:rPr>
+          <w:rFonts w:ascii="Courier New" w:hAnsi="Courier New" w:cs="Courier New"/>
+          <w:sz w:val="16"/>
+          <w:szCs w:val="16"/>
+        </w:rPr>
+        <w:t xml:space="preserve">      &lt;/E1EDP26&gt;</w:t>
+      </w:r>
+    </w:p>
+    <w:p>
+      <w:pPr>
+        <w:spacing w:after="0" w:line="240" w:lineRule="auto"/>
+      </w:pPr>
+      <w:r>
+        <w:rPr>
+          <w:rFonts w:ascii="Courier New" w:hAnsi="Courier New" w:cs="Courier New"/>
+          <w:sz w:val="16"/>
+          <w:szCs w:val="16"/>
+        </w:rPr>
+        <w:t xml:space="preserve">      &lt;E1EDP04 SEGMENT="1"&gt;</w:t>
+      </w:r>
+    </w:p>
+    <w:p>
+      <w:pPr>
+        <w:spacing w:after="0" w:line="240" w:lineRule="auto"/>
+      </w:pPr>
+      <w:r>
+        <w:rPr>
+          <w:rFonts w:ascii="Courier New" w:hAnsi="Courier New" w:cs="Courier New"/>
+          <w:sz w:val="16"/>
+          <w:szCs w:val="16"/>
+        </w:rPr>
+        <w:t xml:space="preserve">        &lt;MWSBT&gt;0.00&lt;/MWSBT&gt;</w:t>
+      </w:r>
+    </w:p>
+    <w:p>
+      <w:pPr>
+        <w:spacing w:after="0" w:line="240" w:lineRule="auto"/>
+      </w:pPr>
+      <w:r>
+        <w:rPr>
+          <w:rFonts w:ascii="Courier New" w:hAnsi="Courier New" w:cs="Courier New"/>
+          <w:sz w:val="16"/>
+          <w:szCs w:val="16"/>
+        </w:rPr>
+        <w:t xml:space="preserve">      &lt;/E1EDP04&gt;</w:t>
+      </w:r>
+    </w:p>
+    <w:p>
+      <w:pPr>
+        <w:spacing w:after="0" w:line="240" w:lineRule="auto"/>
+      </w:pPr>
+      <w:r>
+        <w:rPr>
+          <w:rFonts w:ascii="Courier New" w:hAnsi="Courier New" w:cs="Courier New"/>
+          <w:sz w:val="16"/>
+          <w:szCs w:val="16"/>
+        </w:rPr>
+        <w:t xml:space="preserve">    &lt;/E1EDP01&gt;</w:t>
+      </w:r>
+    </w:p>
+    <w:p>
+      <w:pPr>
+        <w:spacing w:after="0" w:line="240" w:lineRule="auto"/>
+      </w:pPr>
+      <w:r>
+        <w:rPr>
+          <w:rFonts w:ascii="Courier New" w:hAnsi="Courier New" w:cs="Courier New"/>
+          <w:sz w:val="16"/>
+          <w:szCs w:val="16"/>
+        </w:rPr>
+        <w:t xml:space="preserve">    &lt;E1EDS01 SEGMENT="1"&gt;</w:t>
+      </w:r>
+    </w:p>
+    <w:p>
+      <w:pPr>
+        <w:spacing w:after="0" w:line="240" w:lineRule="auto"/>
+      </w:pPr>
+      <w:r>
+        <w:rPr>
+          <w:rFonts w:ascii="Courier New" w:hAnsi="Courier New" w:cs="Courier New"/>
+          <w:sz w:val="16"/>
+          <w:szCs w:val="16"/>
+        </w:rPr>
+        <w:t xml:space="preserve">      &lt;SUMID&gt;002&lt;/SUMID&gt;</w:t>
+      </w:r>
+    </w:p>
+    <w:p>
+      <w:pPr>
+        <w:spacing w:after="0" w:line="240" w:lineRule="auto"/>
+      </w:pPr>
+      <w:r>
+        <w:rPr>
+          <w:rFonts w:ascii="Courier New" w:hAnsi="Courier New" w:cs="Courier New"/>
+          <w:sz w:val="16"/>
+          <w:szCs w:val="16"/>
+        </w:rPr>
+        <w:t xml:space="preserve">      &lt;SUMME&gt;39462.32&lt;/SUMME&gt;</w:t>
+      </w:r>
+    </w:p>
+    <w:p>
+      <w:pPr>
+        <w:spacing w:after="0" w:line="240" w:lineRule="auto"/>
+      </w:pPr>
+      <w:r>
+        <w:rPr>
+          <w:rFonts w:ascii="Courier New" w:hAnsi="Courier New" w:cs="Courier New"/>
+          <w:sz w:val="16"/>
+          <w:szCs w:val="16"/>
+        </w:rPr>
+        <w:t xml:space="preserve">    &lt;/E1EDS01&gt;</w:t>
+      </w:r>
+    </w:p>
+    <w:p>
+      <w:pPr>
+        <w:spacing w:after="0" w:line="240" w:lineRule="auto"/>
+      </w:pPr>
+      <w:r>
+        <w:rPr>
+          <w:rFonts w:ascii="Courier New" w:hAnsi="Courier New" w:cs="Courier New"/>
+          <w:sz w:val="16"/>
+          <w:szCs w:val="16"/>
+        </w:rPr>
+        <w:t xml:space="preserve">    &lt;E1EDS01 SEGMENT="1"&gt;</w:t>
+      </w:r>
+    </w:p>
+    <w:p>
+      <w:pPr>
+        <w:spacing w:after="0" w:line="240" w:lineRule="auto"/>
+      </w:pPr>
+      <w:r>
+        <w:rPr>
+          <w:rFonts w:ascii="Courier New" w:hAnsi="Courier New" w:cs="Courier New"/>
+          <w:sz w:val="16"/>
+          <w:szCs w:val="16"/>
+        </w:rPr>
+        <w:t xml:space="preserve">      &lt;SUMID&gt;003&lt;/SUMID&gt;</w:t>
+      </w:r>
+    </w:p>
+    <w:p>
+      <w:pPr>
+        <w:spacing w:after="0" w:line="240" w:lineRule="auto"/>
+      </w:pPr>
+      <w:r>
+        <w:rPr>
+          <w:rFonts w:ascii="Courier New" w:hAnsi="Courier New" w:cs="Courier New"/>
+          <w:sz w:val="16"/>
+          <w:szCs w:val="16"/>
+        </w:rPr>
+        <w:t xml:space="preserve">      &lt;SUMME&gt;39462.32&lt;/SUMME&gt;</w:t>
+      </w:r>
+    </w:p>
+    <w:p>
+      <w:pPr>
+        <w:spacing w:after="0" w:line="240" w:lineRule="auto"/>
+      </w:pPr>
+      <w:r>
+        <w:rPr>
+          <w:rFonts w:ascii="Courier New" w:hAnsi="Courier New" w:cs="Courier New"/>
+          <w:sz w:val="16"/>
+          <w:szCs w:val="16"/>
+        </w:rPr>
+        <w:t xml:space="preserve">    &lt;/E1EDS01&gt;</w:t>
+      </w:r>
+    </w:p>
+    <w:p>
+      <w:pPr>
+        <w:spacing w:after="0" w:line="240" w:lineRule="auto"/>
+      </w:pPr>
+      <w:r>
+        <w:rPr>
+          <w:rFonts w:ascii="Courier New" w:hAnsi="Courier New" w:cs="Courier New"/>
+          <w:sz w:val="16"/>
+          <w:szCs w:val="16"/>
+        </w:rPr>
+        <w:t xml:space="preserve">    &lt;E1EDS01 SEGMENT="1"&gt;</w:t>
+      </w:r>
+    </w:p>
+    <w:p>
+      <w:pPr>
+        <w:spacing w:after="0" w:line="240" w:lineRule="auto"/>
+      </w:pPr>
+      <w:r>
+        <w:rPr>
+          <w:rFonts w:ascii="Courier New" w:hAnsi="Courier New" w:cs="Courier New"/>
+          <w:sz w:val="16"/>
+          <w:szCs w:val="16"/>
+        </w:rPr>
+        <w:t xml:space="preserve">      &lt;SUMID&gt;010&lt;/SUMID&gt;</w:t>
+      </w:r>
+    </w:p>
+    <w:p>
+      <w:pPr>
+        <w:spacing w:after="0" w:line="240" w:lineRule="auto"/>
+      </w:pPr>
+      <w:r>
+        <w:rPr>
+          <w:rFonts w:ascii="Courier New" w:hAnsi="Courier New" w:cs="Courier New"/>
+          <w:sz w:val="16"/>
+          <w:szCs w:val="16"/>
+        </w:rPr>
+        <w:t xml:space="preserve">      &lt;SUMME&gt;39462.32&lt;/SUMME&gt;</w:t>
+      </w:r>
+    </w:p>
+    <w:p>
+      <w:pPr>
+        <w:spacing w:after="0" w:line="240" w:lineRule="auto"/>
+      </w:pPr>
+      <w:r>
+        <w:rPr>
+          <w:rFonts w:ascii="Courier New" w:hAnsi="Courier New" w:cs="Courier New"/>
+          <w:sz w:val="16"/>
+          <w:szCs w:val="16"/>
+        </w:rPr>
+        <w:t xml:space="preserve">    &lt;/E1EDS01&gt;</w:t>
       </w:r>
     </w:p>
     <w:p>

--- a/docs/IFS_P2P_143.docx
+++ b/docs/IFS_P2P_143.docx
@@ -77,7 +77,7 @@
           <w:b/>
           <w:sz w:val="28"/>
         </w:rPr>
-        <w:t>IFS_P2P_143 Citibank HRS incoming invoices – generation and posting of HRS hotel invoices (GR/IR vs vendor) into iShift</w:t>
+        <w:t xml:space="preserve">IFS_P2P_143 Citibank HRS incoming invoices – generation and posting of HRS hotel invoices (GR/IR vs vendor) into iShift</w:t>
       </w:r>
     </w:p>
     <w:p>
@@ -261,33 +261,6 @@
           <w:p>
             <w:r>
               <w:t>P2P_04-Invoice (NCOGS Invoice with PO)</w:t>
-            </w:r>
-          </w:p>
-        </w:tc>
-      </w:tr>
-      <w:tr>
-        <w:trPr>
-          <w:jc w:val="center"/>
-        </w:trPr>
-        <w:tc>
-          <w:tcPr>
-            <w:tcW w:w="2686" w:type="dxa"/>
-            <w:vAlign w:val="center"/>
-          </w:tcPr>
-          <w:p>
-            <w:r>
-              <w:t>Process L3 impacted:</w:t>
-            </w:r>
-          </w:p>
-        </w:tc>
-        <w:tc>
-          <w:tcPr>
-            <w:tcW w:w="7374" w:type="dxa"/>
-            <w:vAlign w:val="center"/>
-          </w:tcPr>
-          <w:p>
-            <w:r>
-              <w:t>P2P_04_02-MM Invoice with existing PO</w:t>
             </w:r>
           </w:p>
         </w:tc>
@@ -553,7 +526,12 @@
             <w:tcW w:w="1271" w:type="dxa"/>
           </w:tcPr>
           <w:p>
-            <w:r>
+            <w:pPr/>
+            <w:r>
+              <w:rPr>
+                <w:sz w:val="18"/>
+                <w:szCs w:val="18"/>
+              </w:rPr>
               <w:t>ROISHGSA-23607</w:t>
             </w:r>
           </w:p>
@@ -563,8 +541,13 @@
             <w:tcW w:w="1134" w:type="dxa"/>
           </w:tcPr>
           <w:p>
-            <w:r>
-              <w:t>V0.1</w:t>
+            <w:pPr/>
+            <w:r>
+              <w:rPr>
+                <w:sz w:val="18"/>
+                <w:szCs w:val="18"/>
+              </w:rPr>
+              <w:t xml:space="preserve">V0.02</w:t>
             </w:r>
           </w:p>
         </w:tc>
@@ -573,8 +556,13 @@
             <w:tcW w:w="1134" w:type="dxa"/>
           </w:tcPr>
           <w:p>
-            <w:r>
-              <w:t>17/09/2026</w:t>
+            <w:pPr/>
+            <w:r>
+              <w:rPr>
+                <w:sz w:val="18"/>
+                <w:szCs w:val="18"/>
+              </w:rPr>
+              <w:t xml:space="preserve">15/10/2026</w:t>
             </w:r>
           </w:p>
         </w:tc>
@@ -583,8 +571,13 @@
             <w:tcW w:w="1843" w:type="dxa"/>
           </w:tcPr>
           <w:p>
-            <w:r>
-              <w:t>Initial</w:t>
+            <w:pPr/>
+            <w:r>
+              <w:rPr>
+                <w:sz w:val="18"/>
+                <w:szCs w:val="18"/>
+              </w:rPr>
+              <w:t xml:space="preserve">Updated</w:t>
             </w:r>
           </w:p>
         </w:tc>
@@ -593,13 +586,24 @@
             <w:tcW w:w="2268" w:type="dxa"/>
             <w:vAlign w:val="center"/>
           </w:tcPr>
-          <w:p/>
+          <w:p>
+            <w:pPr/>
+            <w:r>
+              <w:rPr>
+                <w:sz w:val="18"/>
+                <w:szCs w:val="18"/>
+              </w:rPr>
+              <w:t xml:space="preserve">El Mouksit Badre</w:t>
+            </w:r>
+          </w:p>
         </w:tc>
         <w:tc>
           <w:tcPr>
             <w:tcW w:w="2551" w:type="dxa"/>
           </w:tcPr>
-          <w:p/>
+          <w:p>
+            <w:pPr/>
+          </w:p>
         </w:tc>
       </w:tr>
       <w:tr>
@@ -1169,7 +1173,14 @@
             <w:tcW w:w="1134" w:type="dxa"/>
           </w:tcPr>
           <w:p>
-            <w:r>
+            <w:pPr>
+              <w:jc w:val="center"/>
+            </w:pPr>
+            <w:r>
+              <w:rPr>
+                <w:sz w:val="18"/>
+                <w:szCs w:val="18"/>
+              </w:rPr>
               <w:t>V0.01</w:t>
             </w:r>
           </w:p>
@@ -1179,7 +1190,14 @@
             <w:tcW w:w="1134" w:type="dxa"/>
           </w:tcPr>
           <w:p>
-            <w:r>
+            <w:pPr>
+              <w:jc w:val="center"/>
+            </w:pPr>
+            <w:r>
+              <w:rPr>
+                <w:sz w:val="18"/>
+                <w:szCs w:val="18"/>
+              </w:rPr>
               <w:t>17/09/2026</w:t>
             </w:r>
           </w:p>
@@ -1189,8 +1207,15 @@
             <w:tcW w:w="1555" w:type="dxa"/>
           </w:tcPr>
           <w:p>
-            <w:r>
-              <w:t>Badre El Mouksit</w:t>
+            <w:pPr>
+              <w:jc w:val="center"/>
+            </w:pPr>
+            <w:r>
+              <w:rPr>
+                <w:sz w:val="18"/>
+                <w:szCs w:val="18"/>
+              </w:rPr>
+              <w:t>El Mouksit Badre</w:t>
             </w:r>
           </w:p>
         </w:tc>
@@ -1199,7 +1224,14 @@
             <w:tcW w:w="1564" w:type="dxa"/>
           </w:tcPr>
           <w:p>
-            <w:r>
+            <w:pPr>
+              <w:jc w:val="center"/>
+            </w:pPr>
+            <w:r>
+              <w:rPr>
+                <w:sz w:val="18"/>
+                <w:szCs w:val="18"/>
+              </w:rPr>
               <w:t>Newly created</w:t>
             </w:r>
           </w:p>
@@ -1209,8 +1241,15 @@
             <w:tcW w:w="4819" w:type="dxa"/>
           </w:tcPr>
           <w:p>
-            <w:r>
-              <w:t xml:space="preserve">Document Initialization – new interface specification: generation and posting of HRS hotel invoices received from Citi into iShift.</w:t>
+            <w:pPr>
+              <w:jc w:val="center"/>
+            </w:pPr>
+            <w:r>
+              <w:rPr>
+                <w:sz w:val="18"/>
+                <w:szCs w:val="18"/>
+              </w:rPr>
+              <w:t xml:space="preserve">Document Initialization – new interface specification: generation and posting of HRS hotel invoices received from Citibank into iShift.</w:t>
             </w:r>
           </w:p>
         </w:tc>
@@ -1224,9 +1263,13 @@
             <w:tcW w:w="1134" w:type="dxa"/>
           </w:tcPr>
           <w:p>
+            <w:pPr>
+              <w:jc w:val="center"/>
+            </w:pPr>
             <w:r>
               <w:rPr>
                 <w:sz w:val="18"/>
+                <w:szCs w:val="18"/>
               </w:rPr>
               <w:t xml:space="preserve">V0.02</w:t>
             </w:r>
@@ -1237,11 +1280,15 @@
             <w:tcW w:w="1134" w:type="dxa"/>
           </w:tcPr>
           <w:p>
+            <w:pPr>
+              <w:jc w:val="center"/>
+            </w:pPr>
             <w:r>
               <w:rPr>
                 <w:sz w:val="18"/>
-              </w:rPr>
-              <w:t xml:space="preserve">14/10/2026</w:t>
+                <w:szCs w:val="18"/>
+              </w:rPr>
+              <w:t xml:space="preserve">15/10/2026</w:t>
             </w:r>
           </w:p>
         </w:tc>
@@ -1250,11 +1297,15 @@
             <w:tcW w:w="1555" w:type="dxa"/>
           </w:tcPr>
           <w:p>
+            <w:pPr>
+              <w:jc w:val="center"/>
+            </w:pPr>
             <w:r>
               <w:rPr>
                 <w:sz w:val="18"/>
-              </w:rPr>
-              <w:t xml:space="preserve">Badre El Mouksit</w:t>
+                <w:szCs w:val="18"/>
+              </w:rPr>
+              <w:t xml:space="preserve">El Mouksit Badre</w:t>
             </w:r>
           </w:p>
         </w:tc>
@@ -1263,11 +1314,15 @@
             <w:tcW w:w="1564" w:type="dxa"/>
           </w:tcPr>
           <w:p>
+            <w:pPr>
+              <w:jc w:val="center"/>
+            </w:pPr>
             <w:r>
               <w:rPr>
                 <w:sz w:val="18"/>
-              </w:rPr>
-              <w:t xml:space="preserve">Related documents, 1.1, 2.2, 2.4, 3.3, 3.4, Testing, Appendix</w:t>
+                <w:szCs w:val="18"/>
+              </w:rPr>
+              <w:t xml:space="preserve">All</w:t>
             </w:r>
           </w:p>
         </w:tc>
@@ -1276,12 +1331,71 @@
             <w:tcW w:w="4819" w:type="dxa"/>
           </w:tcPr>
           <w:p>
+            <w:pPr>
+              <w:jc w:val="center"/>
+            </w:pPr>
             <w:r>
               <w:rPr>
                 <w:sz w:val="18"/>
-              </w:rPr>
-              <w:t xml:space="preserve">EFS_P2P_207 reference removed (EFS_P2P_207 is now dedicated to the reclassification). EFS_P2P_087 used for the IDoc settings (Typinfo, Partner, Address). IDoc format aligned on ZINVOIC02_EXT (INVOIC02 + extension), message variant HRS and SADR sender HRS (Tungsten example).</w:t>
-            </w:r>
+                <w:szCs w:val="18"/>
+              </w:rPr>
+              <w:t xml:space="preserve">Alignment of the HRS document set (IFS_P2P_143/144/145, EFS_P2P_087/207): IDoc INVOIC02 / ZINVOIC02_EXT with message variant HRS and SADR sender HRS (EFS_P2P_087); link with the attachment files of IFS_P2P_145; wording corrections.</w:t>
+            </w:r>
+          </w:p>
+        </w:tc>
+      </w:tr>
+      <w:tr>
+        <w:trPr>
+          <w:jc w:val="center"/>
+        </w:trPr>
+        <w:tc>
+          <w:tcPr>
+            <w:tcW w:w="1134" w:type="dxa"/>
+          </w:tcPr>
+          <w:p>
+            <w:pPr>
+              <w:jc w:val="center"/>
+            </w:pPr>
+          </w:p>
+        </w:tc>
+        <w:tc>
+          <w:tcPr>
+            <w:tcW w:w="1134" w:type="dxa"/>
+          </w:tcPr>
+          <w:p>
+            <w:pPr>
+              <w:jc w:val="center"/>
+            </w:pPr>
+          </w:p>
+        </w:tc>
+        <w:tc>
+          <w:tcPr>
+            <w:tcW w:w="1555" w:type="dxa"/>
+          </w:tcPr>
+          <w:p>
+            <w:pPr>
+              <w:jc w:val="center"/>
+            </w:pPr>
+          </w:p>
+        </w:tc>
+        <w:tc>
+          <w:tcPr>
+            <w:tcW w:w="1564" w:type="dxa"/>
+          </w:tcPr>
+          <w:p>
+            <w:pPr>
+              <w:jc w:val="center"/>
+            </w:pPr>
+          </w:p>
+        </w:tc>
+        <w:tc>
+          <w:tcPr>
+            <w:tcW w:w="4819" w:type="dxa"/>
+          </w:tcPr>
+          <w:p>
+            <w:pPr>
+              <w:jc w:val="center"/>
+            </w:pPr>
           </w:p>
         </w:tc>
       </w:tr>
@@ -1437,9 +1551,9 @@
         <w:tblLook w:val="00A0" w:firstRow="1" w:lastRow="0" w:firstColumn="1" w:lastColumn="0" w:noHBand="0" w:noVBand="0"/>
       </w:tblPr>
       <w:tblGrid>
-        <w:gridCol w:w="1418"/>
-        <w:gridCol w:w="1701"/>
-        <w:gridCol w:w="4819"/>
+        <w:gridCol w:w="1500"/>
+        <w:gridCol w:w="4238"/>
+        <w:gridCol w:w="2200"/>
       </w:tblGrid>
       <w:tr>
         <w:tc>
@@ -1468,7 +1582,7 @@
       <w:tr>
         <w:tc>
           <w:tcPr>
-            <w:tcW w:w="1418" w:type="dxa"/>
+            <w:tcW w:w="1500" w:type="dxa"/>
             <w:shd w:val="clear" w:color="auto" w:fill="D9D9D9"/>
           </w:tcPr>
           <w:p>
@@ -1490,7 +1604,7 @@
         </w:tc>
         <w:tc>
           <w:tcPr>
-            <w:tcW w:w="1701" w:type="dxa"/>
+            <w:tcW w:w="4238" w:type="dxa"/>
             <w:shd w:val="clear" w:color="auto" w:fill="D9D9D9"/>
           </w:tcPr>
           <w:p>
@@ -1512,7 +1626,7 @@
         </w:tc>
         <w:tc>
           <w:tcPr>
-            <w:tcW w:w="4819" w:type="dxa"/>
+            <w:tcW w:w="2200" w:type="dxa"/>
             <w:shd w:val="clear" w:color="auto" w:fill="D9D9D9"/>
           </w:tcPr>
           <w:p>
@@ -1536,7 +1650,7 @@
       <w:tr>
         <w:tc>
           <w:tcPr>
-            <w:tcW w:w="1418" w:type="dxa"/>
+            <w:tcW w:w="1500" w:type="dxa"/>
             <w:tcBorders>
               <w:top w:val="single" w:sz="4" w:space="0" w:color="auto"/>
               <w:left w:val="single" w:sz="4" w:space="0" w:color="auto"/>
@@ -1547,13 +1661,13 @@
           </w:tcPr>
           <w:p>
             <w:r>
-              <w:t>EFS_P2P_087 – Promotional Items – Goods Receipt Replication interface from S4 to eBuy Coupa</w:t>
-            </w:r>
-          </w:p>
-        </w:tc>
-        <w:tc>
-          <w:tcPr>
-            <w:tcW w:w="1701" w:type="dxa"/>
+              <w:t xml:space="preserve">EFS_P2P_087</w:t>
+            </w:r>
+          </w:p>
+        </w:tc>
+        <w:tc>
+          <w:tcPr>
+            <w:tcW w:w="4238" w:type="dxa"/>
             <w:tcBorders>
               <w:top w:val="single" w:sz="4" w:space="0" w:color="auto"/>
               <w:left w:val="single" w:sz="4" w:space="0" w:color="auto"/>
@@ -1564,13 +1678,13 @@
           </w:tcPr>
           <w:p>
             <w:r>
-              <w:t>Companion enhancement specification – IDoc settings (Typinfo, Partner, Address: basic type INVOIC02, extension ZINVOIC02_EXT, message type INVOIC, message variant HRS, SADR sender HRS) used by IFS_P2P_143 and IFS_P2P_144</w:t>
-            </w:r>
-          </w:p>
-        </w:tc>
-        <w:tc>
-          <w:tcPr>
-            <w:tcW w:w="4819" w:type="dxa"/>
+              <w:t xml:space="preserve">Promotional Items – GR replication from S4 to eBuy Coupa: companion enhancement specification – IDoc settings (Typinfo, Partner, Address: message variant HRS, SADR sender HRS)</w:t>
+            </w:r>
+          </w:p>
+        </w:tc>
+        <w:tc>
+          <w:tcPr>
+            <w:tcW w:w="2200" w:type="dxa"/>
             <w:tcBorders>
               <w:top w:val="single" w:sz="4" w:space="0" w:color="auto"/>
               <w:left w:val="single" w:sz="4" w:space="0" w:color="auto"/>
@@ -1581,7 +1695,7 @@
           </w:tcPr>
           <w:p>
             <w:r>
-              <w:t>JIRA ISHRPM-285</w:t>
+              <w:t>JIRA ROISHGSA-28232</w:t>
             </w:r>
           </w:p>
         </w:tc>
@@ -1589,7 +1703,7 @@
       <w:tr>
         <w:tc>
           <w:tcPr>
-            <w:tcW w:w="1418" w:type="dxa"/>
+            <w:tcW w:w="1500" w:type="dxa"/>
             <w:tcBorders>
               <w:top w:val="single" w:sz="4" w:space="0" w:color="auto"/>
               <w:left w:val="single" w:sz="4" w:space="0" w:color="auto"/>
@@ -1611,14 +1725,13 @@
               <w:rPr>
                 <w:lang w:val="fr-FR"/>
               </w:rPr>
-              <w:lastRenderedPageBreak/>
-              <w:t>IFS_P2P_144 – Citibank HRS reclassification document</w:t>
-            </w:r>
-          </w:p>
-        </w:tc>
-        <w:tc>
-          <w:tcPr>
-            <w:tcW w:w="1701" w:type="dxa"/>
+              <w:t xml:space="preserve">IFS_P2P_144</w:t>
+            </w:r>
+          </w:p>
+        </w:tc>
+        <w:tc>
+          <w:tcPr>
+            <w:tcW w:w="4238" w:type="dxa"/>
             <w:tcBorders>
               <w:top w:val="single" w:sz="4" w:space="0" w:color="auto"/>
               <w:left w:val="single" w:sz="4" w:space="0" w:color="auto"/>
@@ -1636,13 +1749,17 @@
               </w:rPr>
             </w:pPr>
             <w:r>
-              <w:t>Companion interface – GL reclassification of the same Citibank statement (ACCDOCUMENT04)</w:t>
-            </w:r>
-          </w:p>
-        </w:tc>
-        <w:tc>
-          <w:tcPr>
-            <w:tcW w:w="4819" w:type="dxa"/>
+              <w:rPr>
+                <w:b/>
+                <w:sz w:val="18"/>
+              </w:rPr>
+              <w:t xml:space="preserve">Citibank HRS reclassification document: companion interface – GL reclassification of the same Citibank statement (ACC_DOCUMENT04)</w:t>
+            </w:r>
+          </w:p>
+        </w:tc>
+        <w:tc>
+          <w:tcPr>
+            <w:tcW w:w="2200" w:type="dxa"/>
             <w:tcBorders>
               <w:top w:val="single" w:sz="4" w:space="0" w:color="auto"/>
               <w:left w:val="single" w:sz="4" w:space="0" w:color="auto"/>
@@ -1653,13 +1770,13 @@
           </w:tcPr>
           <w:p>
             <w:pPr>
-              <w:jc w:val="center"/>
               <w:rPr>
                 <w:b/>
                 <w:sz w:val="18"/>
               </w:rPr>
             </w:pPr>
             <w:r>
+              <w:lastRenderedPageBreak/>
               <w:t>JIRA ROISHGSA-23616</w:t>
             </w:r>
           </w:p>
@@ -1668,7 +1785,7 @@
       <w:tr>
         <w:tc>
           <w:tcPr>
-            <w:tcW w:w="1418" w:type="dxa"/>
+            <w:tcW w:w="1500" w:type="dxa"/>
             <w:tcBorders>
               <w:top w:val="single" w:sz="4" w:space="0" w:color="auto"/>
               <w:left w:val="single" w:sz="4" w:space="0" w:color="auto"/>
@@ -1686,13 +1803,17 @@
               </w:rPr>
             </w:pPr>
             <w:r>
-              <w:t>IFS_P2P_145 – pdf invoices from HRS</w:t>
-            </w:r>
-          </w:p>
-        </w:tc>
-        <w:tc>
-          <w:tcPr>
-            <w:tcW w:w="1701" w:type="dxa"/>
+              <w:rPr>
+                <w:b/>
+                <w:sz w:val="18"/>
+              </w:rPr>
+              <w:t xml:space="preserve">IFS_P2P_145</w:t>
+            </w:r>
+          </w:p>
+        </w:tc>
+        <w:tc>
+          <w:tcPr>
+            <w:tcW w:w="4238" w:type="dxa"/>
             <w:tcBorders>
               <w:top w:val="single" w:sz="4" w:space="0" w:color="auto"/>
               <w:left w:val="single" w:sz="4" w:space="0" w:color="auto"/>
@@ -1710,13 +1831,17 @@
               </w:rPr>
             </w:pPr>
             <w:r>
-              <w:t>Companion interface – attachment of the HRS PDF invoice to the posted document (reuse of EFS_P2P_090)</w:t>
-            </w:r>
-          </w:p>
-        </w:tc>
-        <w:tc>
-          <w:tcPr>
-            <w:tcW w:w="4819" w:type="dxa"/>
+              <w:rPr>
+                <w:b/>
+                <w:sz w:val="18"/>
+              </w:rPr>
+              <w:t xml:space="preserve">PDF invoices from HRS: companion interface – attachment of the HRS invoice files (PDF) to the posted document</w:t>
+            </w:r>
+          </w:p>
+        </w:tc>
+        <w:tc>
+          <w:tcPr>
+            <w:tcW w:w="2200" w:type="dxa"/>
             <w:tcBorders>
               <w:top w:val="single" w:sz="4" w:space="0" w:color="auto"/>
               <w:left w:val="single" w:sz="4" w:space="0" w:color="auto"/>
@@ -1727,7 +1852,6 @@
           </w:tcPr>
           <w:p>
             <w:pPr>
-              <w:jc w:val="center"/>
               <w:rPr>
                 <w:b/>
                 <w:sz w:val="18"/>
@@ -1742,7 +1866,7 @@
       <w:tr>
         <w:tc>
           <w:tcPr>
-            <w:tcW w:w="1418" w:type="dxa"/>
+            <w:tcW w:w="1500" w:type="dxa"/>
             <w:tcBorders>
               <w:top w:val="single" w:sz="4" w:space="0" w:color="auto"/>
               <w:left w:val="single" w:sz="4" w:space="0" w:color="auto"/>
@@ -1763,7 +1887,7 @@
         </w:tc>
         <w:tc>
           <w:tcPr>
-            <w:tcW w:w="1701" w:type="dxa"/>
+            <w:tcW w:w="4238" w:type="dxa"/>
             <w:tcBorders>
               <w:top w:val="single" w:sz="4" w:space="0" w:color="auto"/>
               <w:left w:val="single" w:sz="4" w:space="0" w:color="auto"/>
@@ -1784,7 +1908,7 @@
         </w:tc>
         <w:tc>
           <w:tcPr>
-            <w:tcW w:w="4819" w:type="dxa"/>
+            <w:tcW w:w="2200" w:type="dxa"/>
             <w:tcBorders>
               <w:top w:val="single" w:sz="4" w:space="0" w:color="auto"/>
               <w:left w:val="single" w:sz="4" w:space="0" w:color="auto"/>
@@ -1807,7 +1931,7 @@
       <w:tr>
         <w:tc>
           <w:tcPr>
-            <w:tcW w:w="1418" w:type="dxa"/>
+            <w:tcW w:w="1500" w:type="dxa"/>
             <w:tcBorders>
               <w:top w:val="single" w:sz="4" w:space="0" w:color="auto"/>
               <w:left w:val="single" w:sz="4" w:space="0" w:color="auto"/>
@@ -1828,7 +1952,7 @@
         </w:tc>
         <w:tc>
           <w:tcPr>
-            <w:tcW w:w="1701" w:type="dxa"/>
+            <w:tcW w:w="4238" w:type="dxa"/>
             <w:tcBorders>
               <w:top w:val="single" w:sz="4" w:space="0" w:color="auto"/>
               <w:left w:val="single" w:sz="4" w:space="0" w:color="auto"/>
@@ -1849,7 +1973,7 @@
         </w:tc>
         <w:tc>
           <w:tcPr>
-            <w:tcW w:w="4819" w:type="dxa"/>
+            <w:tcW w:w="2200" w:type="dxa"/>
             <w:tcBorders>
               <w:top w:val="single" w:sz="4" w:space="0" w:color="auto"/>
               <w:left w:val="single" w:sz="4" w:space="0" w:color="auto"/>
@@ -1962,7 +2086,7 @@
             <w:instrText xml:space="preserve"> TOC \o "1-3" \h \z \u </w:instrText>
             <w:fldChar w:fldCharType="separate"/>
           </w:r>
-          <w:hyperlink w:anchor="_Toc240635739" w:history="1">
+          <w:hyperlink w:anchor="_Toc242859565" w:history="1">
             <w:r>
               <w:rPr>
                 <w:rStyle w:val="Lienhypertexte"/>
@@ -1982,9 +2106,9 @@
               </w:rPr>
               <w:tab/>
               <w:fldChar w:fldCharType="begin"/>
-              <w:instrText xml:space="preserve"> PAGEREF _Toc240635739 \h </w:instrText>
+              <w:instrText xml:space="preserve"> PAGEREF _Toc242859565 \h </w:instrText>
               <w:fldChar w:fldCharType="separate"/>
-              <w:t>5</w:t>
+              <w:t>3</w:t>
               <w:fldChar w:fldCharType="end"/>
             </w:r>
           </w:hyperlink>
@@ -2000,7 +2124,7 @@
               <w14:ligatures w14:val="standardContextual"/>
             </w:rPr>
           </w:pPr>
-          <w:hyperlink w:anchor="_Toc240635740" w:history="1">
+          <w:hyperlink w:anchor="_Toc242859566" w:history="1">
             <w:r>
               <w:rPr>
                 <w:rStyle w:val="Lienhypertexte"/>
@@ -2013,9 +2137,9 @@
               </w:rPr>
               <w:tab/>
               <w:fldChar w:fldCharType="begin"/>
-              <w:instrText xml:space="preserve"> PAGEREF _Toc240635740 \h </w:instrText>
+              <w:instrText xml:space="preserve"> PAGEREF _Toc242859566 \h </w:instrText>
               <w:fldChar w:fldCharType="separate"/>
-              <w:t>5</w:t>
+              <w:t>3</w:t>
               <w:fldChar w:fldCharType="end"/>
             </w:r>
           </w:hyperlink>
@@ -2031,7 +2155,7 @@
               <w14:ligatures w14:val="standardContextual"/>
             </w:rPr>
           </w:pPr>
-          <w:hyperlink w:anchor="_Toc240635741" w:history="1">
+          <w:hyperlink w:anchor="_Toc242859567" w:history="1">
             <w:r>
               <w:rPr>
                 <w:rStyle w:val="Lienhypertexte"/>
@@ -2044,9 +2168,9 @@
               </w:rPr>
               <w:tab/>
               <w:fldChar w:fldCharType="begin"/>
-              <w:instrText xml:space="preserve"> PAGEREF _Toc240635741 \h </w:instrText>
+              <w:instrText xml:space="preserve"> PAGEREF _Toc242859567 \h </w:instrText>
               <w:fldChar w:fldCharType="separate"/>
-              <w:t>5</w:t>
+              <w:t>3</w:t>
               <w:fldChar w:fldCharType="end"/>
             </w:r>
           </w:hyperlink>
@@ -2062,7 +2186,7 @@
               <w14:ligatures w14:val="standardContextual"/>
             </w:rPr>
           </w:pPr>
-          <w:hyperlink w:anchor="_Toc240635742" w:history="1">
+          <w:hyperlink w:anchor="_Toc242859568" w:history="1">
             <w:r>
               <w:rPr>
                 <w:rStyle w:val="Lienhypertexte"/>
@@ -2075,9 +2199,9 @@
               </w:rPr>
               <w:tab/>
               <w:fldChar w:fldCharType="begin"/>
-              <w:instrText xml:space="preserve"> PAGEREF _Toc240635742 \h </w:instrText>
+              <w:instrText xml:space="preserve"> PAGEREF _Toc242859568 \h </w:instrText>
               <w:fldChar w:fldCharType="separate"/>
-              <w:t>5</w:t>
+              <w:t>3</w:t>
               <w:fldChar w:fldCharType="end"/>
             </w:r>
           </w:hyperlink>
@@ -2094,7 +2218,7 @@
               <w14:ligatures w14:val="standardContextual"/>
             </w:rPr>
           </w:pPr>
-          <w:hyperlink w:anchor="_Toc240635743" w:history="1">
+          <w:hyperlink w:anchor="_Toc242859569" w:history="1">
             <w:r>
               <w:rPr>
                 <w:rStyle w:val="Lienhypertexte"/>
@@ -2114,7 +2238,7 @@
               </w:rPr>
               <w:tab/>
               <w:fldChar w:fldCharType="begin"/>
-              <w:instrText xml:space="preserve"> PAGEREF _Toc240635743 \h </w:instrText>
+              <w:instrText xml:space="preserve"> PAGEREF _Toc242859569 \h </w:instrText>
               <w:fldChar w:fldCharType="separate"/>
               <w:t>6</w:t>
               <w:fldChar w:fldCharType="end"/>
@@ -2132,7 +2256,7 @@
               <w14:ligatures w14:val="standardContextual"/>
             </w:rPr>
           </w:pPr>
-          <w:hyperlink w:anchor="_Toc240635744" w:history="1">
+          <w:hyperlink w:anchor="_Toc242859570" w:history="1">
             <w:r>
               <w:rPr>
                 <w:rStyle w:val="Lienhypertexte"/>
@@ -2145,7 +2269,7 @@
               </w:rPr>
               <w:tab/>
               <w:fldChar w:fldCharType="begin"/>
-              <w:instrText xml:space="preserve"> PAGEREF _Toc240635744 \h </w:instrText>
+              <w:instrText xml:space="preserve"> PAGEREF _Toc242859570 \h </w:instrText>
               <w:fldChar w:fldCharType="separate"/>
               <w:t>6</w:t>
               <w:fldChar w:fldCharType="end"/>
@@ -2163,7 +2287,7 @@
               <w14:ligatures w14:val="standardContextual"/>
             </w:rPr>
           </w:pPr>
-          <w:hyperlink w:anchor="_Toc240635745" w:history="1">
+          <w:hyperlink w:anchor="_Toc242859571" w:history="1">
             <w:r>
               <w:rPr>
                 <w:rStyle w:val="Lienhypertexte"/>
@@ -2176,9 +2300,9 @@
               </w:rPr>
               <w:tab/>
               <w:fldChar w:fldCharType="begin"/>
-              <w:instrText xml:space="preserve"> PAGEREF _Toc240635745 \h </w:instrText>
+              <w:instrText xml:space="preserve"> PAGEREF _Toc242859571 \h </w:instrText>
               <w:fldChar w:fldCharType="separate"/>
-              <w:t>6</w:t>
+              <w:t>7</w:t>
               <w:fldChar w:fldCharType="end"/>
             </w:r>
           </w:hyperlink>
@@ -2194,7 +2318,7 @@
               <w14:ligatures w14:val="standardContextual"/>
             </w:rPr>
           </w:pPr>
-          <w:hyperlink w:anchor="_Toc240635746" w:history="1">
+          <w:hyperlink w:anchor="_Toc242859572" w:history="1">
             <w:r>
               <w:rPr>
                 <w:rStyle w:val="Lienhypertexte"/>
@@ -2207,7 +2331,7 @@
               </w:rPr>
               <w:tab/>
               <w:fldChar w:fldCharType="begin"/>
-              <w:instrText xml:space="preserve"> PAGEREF _Toc240635746 \h </w:instrText>
+              <w:instrText xml:space="preserve"> PAGEREF _Toc242859572 \h </w:instrText>
               <w:fldChar w:fldCharType="separate"/>
               <w:t>7</w:t>
               <w:fldChar w:fldCharType="end"/>
@@ -2225,7 +2349,7 @@
               <w14:ligatures w14:val="standardContextual"/>
             </w:rPr>
           </w:pPr>
-          <w:hyperlink w:anchor="_Toc240635747" w:history="1">
+          <w:hyperlink w:anchor="_Toc242859573" w:history="1">
             <w:r>
               <w:rPr>
                 <w:rStyle w:val="Lienhypertexte"/>
@@ -2238,7 +2362,7 @@
               </w:rPr>
               <w:tab/>
               <w:fldChar w:fldCharType="begin"/>
-              <w:instrText xml:space="preserve"> PAGEREF _Toc240635747 \h </w:instrText>
+              <w:instrText xml:space="preserve"> PAGEREF _Toc242859573 \h </w:instrText>
               <w:fldChar w:fldCharType="separate"/>
               <w:t>7</w:t>
               <w:fldChar w:fldCharType="end"/>
@@ -2259,7 +2383,7 @@
               <w14:ligatures w14:val="standardContextual"/>
             </w:rPr>
           </w:pPr>
-          <w:hyperlink w:anchor="_Toc240635748" w:history="1">
+          <w:hyperlink w:anchor="_Toc242859574" w:history="1">
             <w:r>
               <w:rPr>
                 <w:rStyle w:val="Lienhypertexte"/>
@@ -2272,7 +2396,7 @@
               </w:rPr>
               <w:tab/>
               <w:fldChar w:fldCharType="begin"/>
-              <w:instrText xml:space="preserve"> PAGEREF _Toc240635748 \h </w:instrText>
+              <w:instrText xml:space="preserve"> PAGEREF _Toc242859574 \h </w:instrText>
               <w:fldChar w:fldCharType="separate"/>
               <w:t>7</w:t>
               <w:fldChar w:fldCharType="end"/>
@@ -2290,7 +2414,7 @@
               <w14:ligatures w14:val="standardContextual"/>
             </w:rPr>
           </w:pPr>
-          <w:hyperlink w:anchor="_Toc240635749" w:history="1">
+          <w:hyperlink w:anchor="_Toc242859575" w:history="1">
             <w:r>
               <w:rPr>
                 <w:rStyle w:val="Lienhypertexte"/>
@@ -2303,9 +2427,9 @@
               </w:rPr>
               <w:tab/>
               <w:fldChar w:fldCharType="begin"/>
-              <w:instrText xml:space="preserve"> PAGEREF _Toc240635749 \h </w:instrText>
+              <w:instrText xml:space="preserve"> PAGEREF _Toc242859575 \h </w:instrText>
               <w:fldChar w:fldCharType="separate"/>
-              <w:t>7</w:t>
+              <w:t>8</w:t>
               <w:fldChar w:fldCharType="end"/>
             </w:r>
           </w:hyperlink>
@@ -2324,12 +2448,12 @@
               <w14:ligatures w14:val="standardContextual"/>
             </w:rPr>
           </w:pPr>
-          <w:hyperlink w:anchor="_Toc240635750" w:history="1">
+          <w:hyperlink w:anchor="_Toc242859576" w:history="1">
             <w:r>
               <w:rPr>
                 <w:rStyle w:val="Lienhypertexte"/>
               </w:rPr>
-              <w:t>2.5.1. Citi bank file processing</w:t>
+              <w:t>2.5.1. Citibank file processing</w:t>
             </w:r>
             <w:r>
               <w:rPr>
@@ -2337,9 +2461,9 @@
               </w:rPr>
               <w:tab/>
               <w:fldChar w:fldCharType="begin"/>
-              <w:instrText xml:space="preserve"> PAGEREF _Toc240635750 \h </w:instrText>
+              <w:instrText xml:space="preserve"> PAGEREF _Toc242859576 \h </w:instrText>
               <w:fldChar w:fldCharType="separate"/>
-              <w:t>7</w:t>
+              <w:t>8</w:t>
               <w:fldChar w:fldCharType="end"/>
             </w:r>
           </w:hyperlink>
@@ -2356,7 +2480,7 @@
               <w14:ligatures w14:val="standardContextual"/>
             </w:rPr>
           </w:pPr>
-          <w:hyperlink w:anchor="_Toc240635751" w:history="1">
+          <w:hyperlink w:anchor="_Toc242859577" w:history="1">
             <w:r>
               <w:rPr>
                 <w:rStyle w:val="Lienhypertexte"/>
@@ -2376,7 +2500,7 @@
               </w:rPr>
               <w:tab/>
               <w:fldChar w:fldCharType="begin"/>
-              <w:instrText xml:space="preserve"> PAGEREF _Toc240635751 \h </w:instrText>
+              <w:instrText xml:space="preserve"> PAGEREF _Toc242859577 \h </w:instrText>
               <w:fldChar w:fldCharType="separate"/>
               <w:t>8</w:t>
               <w:fldChar w:fldCharType="end"/>
@@ -2394,7 +2518,7 @@
               <w14:ligatures w14:val="standardContextual"/>
             </w:rPr>
           </w:pPr>
-          <w:hyperlink w:anchor="_Toc240635752" w:history="1">
+          <w:hyperlink w:anchor="_Toc242859578" w:history="1">
             <w:r>
               <w:rPr>
                 <w:rStyle w:val="Lienhypertexte"/>
@@ -2407,7 +2531,7 @@
               </w:rPr>
               <w:tab/>
               <w:fldChar w:fldCharType="begin"/>
-              <w:instrText xml:space="preserve"> PAGEREF _Toc240635752 \h </w:instrText>
+              <w:instrText xml:space="preserve"> PAGEREF _Toc242859578 \h </w:instrText>
               <w:fldChar w:fldCharType="separate"/>
               <w:t>8</w:t>
               <w:fldChar w:fldCharType="end"/>
@@ -2425,7 +2549,7 @@
               <w14:ligatures w14:val="standardContextual"/>
             </w:rPr>
           </w:pPr>
-          <w:hyperlink w:anchor="_Toc240635753" w:history="1">
+          <w:hyperlink w:anchor="_Toc242859579" w:history="1">
             <w:r>
               <w:rPr>
                 <w:rStyle w:val="Lienhypertexte"/>
@@ -2438,7 +2562,7 @@
               </w:rPr>
               <w:tab/>
               <w:fldChar w:fldCharType="begin"/>
-              <w:instrText xml:space="preserve"> PAGEREF _Toc240635753 \h </w:instrText>
+              <w:instrText xml:space="preserve"> PAGEREF _Toc242859579 \h </w:instrText>
               <w:fldChar w:fldCharType="separate"/>
               <w:t>9</w:t>
               <w:fldChar w:fldCharType="end"/>
@@ -2456,7 +2580,7 @@
               <w14:ligatures w14:val="standardContextual"/>
             </w:rPr>
           </w:pPr>
-          <w:hyperlink w:anchor="_Toc240635754" w:history="1">
+          <w:hyperlink w:anchor="_Toc242859580" w:history="1">
             <w:r>
               <w:rPr>
                 <w:rStyle w:val="Lienhypertexte"/>
@@ -2469,9 +2593,9 @@
               </w:rPr>
               <w:tab/>
               <w:fldChar w:fldCharType="begin"/>
-              <w:instrText xml:space="preserve"> PAGEREF _Toc240635754 \h </w:instrText>
+              <w:instrText xml:space="preserve"> PAGEREF _Toc242859580 \h </w:instrText>
               <w:fldChar w:fldCharType="separate"/>
-              <w:t>9</w:t>
+              <w:t>12</w:t>
               <w:fldChar w:fldCharType="end"/>
             </w:r>
           </w:hyperlink>
@@ -2487,7 +2611,7 @@
               <w14:ligatures w14:val="standardContextual"/>
             </w:rPr>
           </w:pPr>
-          <w:hyperlink w:anchor="_Toc240635755" w:history="1">
+          <w:hyperlink w:anchor="_Toc242859581" w:history="1">
             <w:r>
               <w:rPr>
                 <w:rStyle w:val="Lienhypertexte"/>
@@ -2500,9 +2624,9 @@
               </w:rPr>
               <w:tab/>
               <w:fldChar w:fldCharType="begin"/>
-              <w:instrText xml:space="preserve"> PAGEREF _Toc240635755 \h </w:instrText>
+              <w:instrText xml:space="preserve"> PAGEREF _Toc242859581 \h </w:instrText>
               <w:fldChar w:fldCharType="separate"/>
-              <w:t>9</w:t>
+              <w:t>13</w:t>
               <w:fldChar w:fldCharType="end"/>
             </w:r>
           </w:hyperlink>
@@ -2518,7 +2642,7 @@
               <w14:ligatures w14:val="standardContextual"/>
             </w:rPr>
           </w:pPr>
-          <w:hyperlink w:anchor="_Toc240635756" w:history="1">
+          <w:hyperlink w:anchor="_Toc242859582" w:history="1">
             <w:r>
               <w:rPr>
                 <w:rStyle w:val="Lienhypertexte"/>
@@ -2531,9 +2655,9 @@
               </w:rPr>
               <w:tab/>
               <w:fldChar w:fldCharType="begin"/>
-              <w:instrText xml:space="preserve"> PAGEREF _Toc240635756 \h </w:instrText>
+              <w:instrText xml:space="preserve"> PAGEREF _Toc242859582 \h </w:instrText>
               <w:fldChar w:fldCharType="separate"/>
-              <w:t>9</w:t>
+              <w:t>13</w:t>
               <w:fldChar w:fldCharType="end"/>
             </w:r>
           </w:hyperlink>
@@ -2550,7 +2674,7 @@
               <w14:ligatures w14:val="standardContextual"/>
             </w:rPr>
           </w:pPr>
-          <w:hyperlink w:anchor="_Toc240635757" w:history="1">
+          <w:hyperlink w:anchor="_Toc242859583" w:history="1">
             <w:r>
               <w:rPr>
                 <w:rStyle w:val="Lienhypertexte"/>
@@ -2570,9 +2694,9 @@
               </w:rPr>
               <w:tab/>
               <w:fldChar w:fldCharType="begin"/>
-              <w:instrText xml:space="preserve"> PAGEREF _Toc240635757 \h </w:instrText>
+              <w:instrText xml:space="preserve"> PAGEREF _Toc242859583 \h </w:instrText>
               <w:fldChar w:fldCharType="separate"/>
-              <w:t>10</w:t>
+              <w:t>13</w:t>
               <w:fldChar w:fldCharType="end"/>
             </w:r>
           </w:hyperlink>
@@ -2589,7 +2713,7 @@
               <w14:ligatures w14:val="standardContextual"/>
             </w:rPr>
           </w:pPr>
-          <w:hyperlink w:anchor="_Toc240635758" w:history="1">
+          <w:hyperlink w:anchor="_Toc242859584" w:history="1">
             <w:r>
               <w:rPr>
                 <w:rStyle w:val="Lienhypertexte"/>
@@ -2609,9 +2733,9 @@
               </w:rPr>
               <w:tab/>
               <w:fldChar w:fldCharType="begin"/>
-              <w:instrText xml:space="preserve"> PAGEREF _Toc240635758 \h </w:instrText>
+              <w:instrText xml:space="preserve"> PAGEREF _Toc242859584 \h </w:instrText>
               <w:fldChar w:fldCharType="separate"/>
-              <w:t>10</w:t>
+              <w:t>13</w:t>
               <w:fldChar w:fldCharType="end"/>
             </w:r>
           </w:hyperlink>
@@ -2628,7 +2752,7 @@
               <w14:ligatures w14:val="standardContextual"/>
             </w:rPr>
           </w:pPr>
-          <w:hyperlink w:anchor="_Toc240635759" w:history="1">
+          <w:hyperlink w:anchor="_Toc242859585" w:history="1">
             <w:r>
               <w:rPr>
                 <w:rStyle w:val="Lienhypertexte"/>
@@ -2648,9 +2772,9 @@
               </w:rPr>
               <w:tab/>
               <w:fldChar w:fldCharType="begin"/>
-              <w:instrText xml:space="preserve"> PAGEREF _Toc240635759 \h </w:instrText>
+              <w:instrText xml:space="preserve"> PAGEREF _Toc242859585 \h </w:instrText>
               <w:fldChar w:fldCharType="separate"/>
-              <w:t>11</w:t>
+              <w:t>14</w:t>
               <w:fldChar w:fldCharType="end"/>
             </w:r>
           </w:hyperlink>
@@ -2667,7 +2791,7 @@
               <w14:ligatures w14:val="standardContextual"/>
             </w:rPr>
           </w:pPr>
-          <w:hyperlink w:anchor="_Toc240635760" w:history="1">
+          <w:hyperlink w:anchor="_Toc242859586" w:history="1">
             <w:r>
               <w:rPr>
                 <w:rStyle w:val="Lienhypertexte"/>
@@ -2687,9 +2811,9 @@
               </w:rPr>
               <w:tab/>
               <w:fldChar w:fldCharType="begin"/>
-              <w:instrText xml:space="preserve"> PAGEREF _Toc240635760 \h </w:instrText>
+              <w:instrText xml:space="preserve"> PAGEREF _Toc242859586 \h </w:instrText>
               <w:fldChar w:fldCharType="separate"/>
-              <w:t>12</w:t>
+              <w:t>16</w:t>
               <w:fldChar w:fldCharType="end"/>
             </w:r>
           </w:hyperlink>
@@ -2732,7 +2856,7 @@
       <w:pPr>
         <w:pStyle w:val="Titre1"/>
       </w:pPr>
-      <w:bookmarkStart w:id="1" w:name="_Toc240635739"/>
+      <w:bookmarkStart w:id="1" w:name="_Toc242859565"/>
       <w:r>
         <w:lastRenderedPageBreak/>
         <w:t>Introductio</w:t>
@@ -2748,7 +2872,7 @@
         <w:pStyle w:val="Titre2"/>
       </w:pPr>
       <w:bookmarkStart w:id="2" w:name="_Toc42701632"/>
-      <w:bookmarkStart w:id="3" w:name="_Toc240635740"/>
+      <w:bookmarkStart w:id="3" w:name="_Toc242859566"/>
       <w:r>
         <w:t>Purpose of the document</w:t>
       </w:r>
@@ -2777,7 +2901,7 @@
         <w:rPr>
           <w:rFonts w:eastAsia="Times New Roman" w:cs="Arial"/>
         </w:rPr>
-        <w:t>This document specifies the functional and technical requirements for the interface generating and posting HRS hotel invoices — received from Citibank as virtual-card statement transactions — into iShift (SAP S/4HANA).</w:t>
+        <w:t xml:space="preserve">This document specifies the functional and technical requirements for the interface generating and posting HRS hotel invoices — received from Citibank as virtual-card statement transactions — into iShift (SAP S/4HANA).</w:t>
       </w:r>
     </w:p>
     <w:p>
@@ -2795,7 +2919,7 @@
         <w:rPr>
           <w:rFonts w:eastAsia="Times New Roman" w:cs="Arial"/>
         </w:rPr>
-        <w:t xml:space="preserve">Citibank will deposit the same CDF3 XML file, received by GTW; </w:t>
+        <w:t xml:space="preserve">Citibank deposits the CDF3 XML statement file in GTW; </w:t>
       </w:r>
     </w:p>
     <w:p>
@@ -2920,7 +3044,7 @@
       </w:pPr>
       <w:bookmarkStart w:id="4" w:name="_Toc482966089"/>
       <w:bookmarkStart w:id="5" w:name="_Toc42701633"/>
-      <w:bookmarkStart w:id="6" w:name="_Toc240635741"/>
+      <w:bookmarkStart w:id="6" w:name="_Toc242859567"/>
       <w:r>
         <w:lastRenderedPageBreak/>
         <w:t>Audience</w:t>
@@ -2946,14 +3070,14 @@
     <w:p>
       <w:bookmarkStart w:id="7" w:name="_Toc42701634"/>
       <w:r>
-        <w:t>This specification is intended for the iShift Purchase-to-Pay (P2P) and Finance (FI/MM) functional and integration teams, the TIBCO integration team.</w:t>
+        <w:t xml:space="preserve">This specification is intended for the iShift Purchase-to-Pay (P2P) and Finance (FI/MM) functional and integration teams, and the TIBCO integration team.</w:t>
       </w:r>
     </w:p>
     <w:p>
       <w:pPr>
         <w:pStyle w:val="Titre2"/>
       </w:pPr>
-      <w:bookmarkStart w:id="8" w:name="_Toc240635742"/>
+      <w:bookmarkStart w:id="8" w:name="_Toc242859568"/>
       <w:r>
         <w:t>Glossary</w:t>
       </w:r>
@@ -3262,7 +3386,7 @@
           </w:tcPr>
           <w:p>
             <w:r>
-              <w:t>Custom extension of the standard IDoc basic type INVOIC02 (INVOIC02 + ZINVOIC02_EXT), used to post the invoice into iShift</w:t>
+              <w:t xml:space="preserve">Custom extension of the standard IDoc basic type INVOIC02 (INVOIC02 + ZINVOIC02_EXT), used to post the invoice into iShift</w:t>
             </w:r>
           </w:p>
         </w:tc>
@@ -3328,7 +3452,7 @@
           </w:tcPr>
           <w:p>
             <w:r>
-              <w:t>iShift custom table used for vendor/GL lookups by company code and product code (equivalent of ZHRSCITI_LFMAP/ZHRSCITI_GLMAP on P08)</w:t>
+              <w:t xml:space="preserve">iShift custom table used for the vendor lookup by company code (this interface) and the G/L account lookup by company code and Product Code (IFS_P2P_144) – equivalent of ZHRSCITI_LFMAP / ZHRSCITI_GLMAP on P08</w:t>
             </w:r>
           </w:p>
         </w:tc>
@@ -3374,7 +3498,7 @@
         <w:pStyle w:val="Titre1"/>
       </w:pPr>
       <w:bookmarkStart w:id="9" w:name="_Toc42701635"/>
-      <w:bookmarkStart w:id="10" w:name="_Toc240635743"/>
+      <w:bookmarkStart w:id="10" w:name="_Toc242859569"/>
       <w:r>
         <w:t>Functional specifications</w:t>
       </w:r>
@@ -3386,7 +3510,7 @@
         <w:pStyle w:val="Titre2"/>
       </w:pPr>
       <w:bookmarkStart w:id="11" w:name="_Toc42701636"/>
-      <w:bookmarkStart w:id="12" w:name="_Toc240635744"/>
+      <w:bookmarkStart w:id="12" w:name="_Toc242859570"/>
       <w:r>
         <w:t>Overview / Scope</w:t>
       </w:r>
@@ -3413,7 +3537,7 @@
         <w:jc w:val="both"/>
       </w:pPr>
       <w:r>
-        <w:t>The scope of this interface starts with the reception of the Citibank CDF3 statement file in GTW, and ends with the invoice document posted in iShift once SAP VIM has completed the 3-way matching and approval workflow against the purchase order</w:t>
+        <w:t xml:space="preserve">The scope of this interface starts with the reception of the Citibank CDF3 statement file in GTW, and ends with the invoice document posted in iShift once SAP VIM has completed the 3-way matching and approval workflow against the purchase order.</w:t>
       </w:r>
     </w:p>
     <w:p>
@@ -3425,7 +3549,7 @@
         </w:rPr>
       </w:pPr>
       <w:r>
-        <w:t>Out of scope: the GL reclassification of the same statement (see IFS_P2P_144) and the attachment of the HRS PDF invoice to the posted document (see IFS_P2P_145) — both are covered by other interfaces</w:t>
+        <w:t xml:space="preserve">Out of scope: the GL reclassification of the same statement (see IFS_P2P_144) and the attachment of the HRS invoice files (PDF) to the posted document (see IFS_P2P_145) – both are covered by other interfaces.</w:t>
       </w:r>
     </w:p>
     <w:p>
@@ -3448,7 +3572,7 @@
       </w:pPr>
       <w:bookmarkStart w:id="13" w:name="_Toc482966093"/>
       <w:bookmarkStart w:id="14" w:name="_Toc42701637"/>
-      <w:bookmarkStart w:id="15" w:name="_Toc240635745"/>
+      <w:bookmarkStart w:id="15" w:name="_Toc242859571"/>
       <w:r>
         <w:t>Business Prerequisites</w:t>
       </w:r>
@@ -3487,7 +3611,7 @@
         <w:rPr>
           <w:rFonts w:eastAsia="Times New Roman" w:cs="Arial"/>
         </w:rPr>
-        <w:t>The purchase order is already created in iShift (via eBuy/Coupa) for the hotel booking, and is referenced in the CDF3 file's "PO Number" custom field.</w:t>
+        <w:t xml:space="preserve">The purchase order is already created in iShift (via eBuy/Coupa) for the hotel booking, and is referenced in the CDF3 file's "PO Number" custom field.</w:t>
       </w:r>
     </w:p>
     <w:p>
@@ -3541,7 +3665,7 @@
         <w:rPr>
           <w:rFonts w:eastAsia="Times New Roman" w:cs="Arial"/>
         </w:rPr>
-        <w:t>The IDoc settings for the HRS flows (message variant HRS, SADR sender HRS, partner profile) are maintained in iShift as described in EFS_P2P_087.</w:t>
+        <w:t xml:space="preserve">The IDoc settings for the HRS flows (message variant HRS, SADR sender HRS, partner profile) are maintained in iShift as described in EFS_P2P_087.</w:t>
       </w:r>
     </w:p>
     <w:p>
@@ -3559,7 +3683,7 @@
         <w:pStyle w:val="Titre2"/>
       </w:pPr>
       <w:bookmarkStart w:id="16" w:name="_Toc42701638"/>
-      <w:bookmarkStart w:id="17" w:name="_Toc240635746"/>
+      <w:bookmarkStart w:id="17" w:name="_Toc242859572"/>
       <w:r>
         <w:t>Assumptions / Constraints / Limits</w:t>
       </w:r>
@@ -3648,7 +3772,21 @@
         <w:jc w:val="both"/>
       </w:pPr>
       <w:r>
-        <w:t>The processing frequency is monthly batch job, covering the last 10 days of the month.</w:t>
+        <w:t>The processing frequency is a monthly batch job, covering the last 10 days of the month.</w:t>
+      </w:r>
+    </w:p>
+    <w:p>
+      <w:pPr>
+        <w:pStyle w:val="Paragraphedeliste"/>
+        <w:numPr>
+          <w:ilvl w:val="0"/>
+          <w:numId w:val="15"/>
+        </w:numPr>
+        <w:spacing w:after="60" w:line="240" w:lineRule="auto"/>
+        <w:jc w:val="both"/>
+      </w:pPr>
+      <w:r>
+        <w:t xml:space="preserve">The IDocs sent by TIBCO to iShift (the invoice IDocs INVOIC02 / ZINVOIC02_EXT of this interface and the reclassification IDocs ACC_DOCUMENT04 of IFS_P2P_144) can be sent separately: there is no dependency in the sending sequence.</w:t>
       </w:r>
     </w:p>
     <w:p>
@@ -3702,7 +3840,7 @@
           <w:rFonts w:eastAsia="Times New Roman" w:cs="Arial"/>
           <w:color w:val="000000"/>
         </w:rPr>
-        <w:t>TIBCO will be used to transform the Citi file into the INVOIC02 / ZINVOIC02_EXT IDoc format (same format as the Tungsten invoices).</w:t>
+        <w:t xml:space="preserve">TIBCO will be used to transform the Citibank file into the INVOIC02 / ZINVOIC02_EXT IDoc format (same format as the Tungsten invoices).</w:t>
       </w:r>
     </w:p>
     <w:p>
@@ -3722,7 +3860,7 @@
       <w:pPr>
         <w:pStyle w:val="Titre2"/>
       </w:pPr>
-      <w:bookmarkStart w:id="19" w:name="_Toc240635747"/>
+      <w:bookmarkStart w:id="19" w:name="_Toc242859573"/>
       <w:r>
         <w:lastRenderedPageBreak/>
         <w:t>Process Flow</w:t>
@@ -3737,7 +3875,7 @@
       <w:pPr>
         <w:pStyle w:val="Titre3"/>
       </w:pPr>
-      <w:bookmarkStart w:id="20" w:name="_Toc240635748"/>
+      <w:bookmarkStart w:id="20" w:name="_Toc242859574"/>
       <w:r>
         <w:t>End to End flow</w:t>
       </w:r>
@@ -3812,7 +3950,7 @@
           <w:rFonts w:eastAsia="Times New Roman" w:cs="Arial"/>
           <w:color w:val="000000"/>
         </w:rPr>
-        <w:t xml:space="preserve">TIBCO parses the file per the CDF3 XSD </w:t>
+        <w:t xml:space="preserve">TIBCO parses the file per the CDF3 XSD. </w:t>
       </w:r>
     </w:p>
     <w:p>
@@ -3833,7 +3971,7 @@
           <w:rFonts w:eastAsia="Times New Roman" w:cs="Arial"/>
           <w:color w:val="000000"/>
         </w:rPr>
-        <w:t>TIBCO builds the INVOIC02 / ZINVOIC02_EXT IDoc-XML, with message variant HRS and SADR sender HRS (see section 3.3), and transmits it to SAP VIM (same IDoc format as already done for Tungsten).</w:t>
+        <w:t xml:space="preserve">TIBCO builds the INVOIC02 / ZINVOIC02_EXT IDoc-XML, with message variant HRS and SADR sender HRS (see section 3.3), and transmits it to SAP VIM (same IDoc format as already done for Tungsten). This IDoc is independent of the reclassification IDoc of IFS_P2P_144: the two IDocs can be sent separately.</w:t>
       </w:r>
     </w:p>
     <w:p>
@@ -3892,7 +4030,7 @@
         <w:pStyle w:val="Titre2"/>
       </w:pPr>
       <w:bookmarkStart w:id="21" w:name="_Toc42701640"/>
-      <w:bookmarkStart w:id="22" w:name="_Toc240635749"/>
+      <w:bookmarkStart w:id="22" w:name="_Toc242859575"/>
       <w:r>
         <w:t>Detailed Functional Description</w:t>
       </w:r>
@@ -3909,9 +4047,9 @@
           <w:szCs w:val="28"/>
         </w:rPr>
       </w:pPr>
-      <w:bookmarkStart w:id="23" w:name="_Toc240635750"/>
+      <w:bookmarkStart w:id="23" w:name="_Toc242859576"/>
       <w:r>
-        <w:t>Citi bank file processing</w:t>
+        <w:t>Citibank file processing</w:t>
       </w:r>
       <w:bookmarkEnd w:id="23"/>
     </w:p>
@@ -3964,7 +4102,7 @@
           <w:rFonts w:eastAsia="Times New Roman" w:cs="Arial"/>
           <w:color w:val="000000"/>
         </w:rPr>
-        <w:t>the document type (BSART) is derived from the DebitOrCreditIndicator (INVO for a debit, CRME for a credit) and an invoice whose line items mix debit and credit signs is split into two separate IDocs, one of each type.</w:t>
+        <w:t xml:space="preserve">the document type (BSART) is derived from the DebitOrCreditIndicator (INVO for a debit, CRME for a credit) and an invoice whose line items mix debit and credit signs is split into two separate IDocs, one of each type.</w:t>
       </w:r>
     </w:p>
     <w:p>
@@ -4026,6 +4164,39 @@
     <w:p>
       <w:pPr>
         <w:pStyle w:val="Paragraphedeliste"/>
+        <w:numPr>
+          <w:ilvl w:val="0"/>
+          <w:numId w:val="15"/>
+        </w:numPr>
+        <w:spacing w:after="120"/>
+        <w:rPr>
+          <w:rFonts w:eastAsia="Times New Roman" w:cs="Arial"/>
+          <w:color w:val="000000"/>
+        </w:rPr>
+      </w:pPr>
+      <w:r>
+        <w:rPr>
+          <w:rFonts w:eastAsia="Times New Roman" w:cs="Arial"/>
+          <w:color w:val="000000"/>
+        </w:rPr>
+        <w:t xml:space="preserve">The attachment files of the invoice (IFS_P2P_145) are deposited in the AL11 folder by GTW before the invoice IDoc; their names are carried in the field FILEP of the segment ZPP_INVOIC02_02 of the IDoc (rule to retrieve the name: TBC).</w:t>
+      </w:r>
+      <w:r>
+        <w:rPr>
+          <w:rFonts w:eastAsia="Times New Roman" w:cs="Arial"/>
+          <w:color w:val="FF0000"/>
+        </w:rPr>
+      </w:r>
+      <w:r>
+        <w:rPr>
+          <w:rFonts w:eastAsia="Times New Roman" w:cs="Arial"/>
+          <w:color w:val="000000"/>
+        </w:rPr>
+      </w:r>
+    </w:p>
+    <w:p>
+      <w:pPr>
+        <w:pStyle w:val="Paragraphedeliste"/>
         <w:tabs>
           <w:tab w:val="left" w:pos="8055"/>
         </w:tabs>
@@ -4092,7 +4263,7 @@
           <w:rFonts w:eastAsia="Times New Roman" w:cs="Arial"/>
           <w:color w:val="000000"/>
         </w:rPr>
-        <w:t>If the PO referenced in the file cannot be found in iShift: handled as a matching exception in SAP VIM</w:t>
+        <w:t xml:space="preserve">If the PO referenced in the file cannot be found in iShift: handled as a matching exception in SAP VIM.</w:t>
       </w:r>
     </w:p>
     <w:p>
@@ -4126,9 +4297,8 @@
         <w:pStyle w:val="Titre1"/>
       </w:pPr>
       <w:bookmarkStart w:id="24" w:name="_Toc42701641"/>
-      <w:bookmarkStart w:id="25" w:name="_Toc240635751"/>
+      <w:bookmarkStart w:id="25" w:name="_Toc242859577"/>
       <w:r>
-        <w:lastRenderedPageBreak/>
         <w:t>Interface Detailed Specification</w:t>
       </w:r>
       <w:bookmarkEnd w:id="24"/>
@@ -4139,7 +4309,7 @@
         <w:pStyle w:val="Titre2"/>
       </w:pPr>
       <w:bookmarkStart w:id="26" w:name="_Toc42701642"/>
-      <w:bookmarkStart w:id="27" w:name="_Toc240635752"/>
+      <w:bookmarkStart w:id="27" w:name="_Toc242859578"/>
       <w:r>
         <w:t>Techno functional requirement</w:t>
       </w:r>
@@ -4171,8 +4341,8 @@
         <w:tblLook w:val="0000" w:firstRow="0" w:lastRow="0" w:firstColumn="0" w:lastColumn="0" w:noHBand="0" w:noVBand="0"/>
       </w:tblPr>
       <w:tblGrid>
-        <w:gridCol w:w="2628"/>
-        <w:gridCol w:w="6722"/>
+        <w:gridCol w:w="2594"/>
+        <w:gridCol w:w="6756"/>
       </w:tblGrid>
       <w:tr>
         <w:tc>
@@ -4339,7 +4509,7 @@
                 <w:rFonts w:eastAsia="Times New Roman" w:cs="Arial"/>
                 <w:color w:val="000000"/>
               </w:rPr>
-              <w:t>Source: Citibank (via GTW). Target: iShift (Sanofi S/4HANA), via SAP VIM. Asynchronous, inbound only.</w:t>
+              <w:t xml:space="preserve">Source: Citibank (via GTW). Target: iShift (Sanofi S/4HANA), via SAP VIM. Asynchronous, inbound only.</w:t>
             </w:r>
           </w:p>
         </w:tc>
@@ -4601,10 +4771,14 @@
             <w:vAlign w:val="center"/>
           </w:tcPr>
           <w:p>
-            <w:r>
-              <w:rPr>
-                <w:sz w:val="18"/>
-                <w:szCs w:val="18"/>
+            <w:pPr>
+              <w:spacing w:after="120"/>
+              <w:ind w:left="360"/>
+            </w:pPr>
+            <w:r>
+              <w:rPr>
+                <w:rFonts w:eastAsia="Times New Roman" w:cs="Arial"/>
+                <w:color w:val="000000"/>
               </w:rPr>
               <w:t>Transaction Volume</w:t>
             </w:r>
@@ -4651,7 +4825,7 @@
       </w:pPr>
       <w:bookmarkStart w:id="28" w:name="_Toc483306955"/>
       <w:bookmarkStart w:id="29" w:name="_Toc42701643"/>
-      <w:bookmarkStart w:id="30" w:name="_Toc240635753"/>
+      <w:bookmarkStart w:id="30" w:name="_Toc242859579"/>
       <w:r>
         <w:t>Business logic &amp; Filtering Conditions</w:t>
       </w:r>
@@ -4685,7 +4859,7 @@
       </w:pPr>
       <w:bookmarkStart w:id="31" w:name="_Toc42701644"/>
       <w:r>
-        <w:t>Only FinancialTransactionEntity / GlobalInvoiceEntity records bearing a PO Number and at least one Product Code line item are processed.</w:t>
+        <w:t xml:space="preserve">Only FinancialTransactionEntity / GlobalInvoiceEntity records bearing a PO Number and at least one Product Code line item are processed.</w:t>
       </w:r>
     </w:p>
     <w:p>
@@ -4713,6 +4887,7 @@
         <w:contextualSpacing w:val="0"/>
       </w:pPr>
       <w:r>
+        <w:lastRenderedPageBreak/>
         <w:t>An invoice is split into two INVOIC02 / ZINVOIC02_EXT IDocs (one INVO, one CRME) if its line items mix Debit and Credit signs.</w:t>
       </w:r>
     </w:p>
@@ -4738,7 +4913,7 @@
         <w:contextualSpacing w:val="0"/>
       </w:pPr>
       <w:r>
-        <w:t>One invoice = one FinancialTransactionEntity that has a GlobalInvoiceEntity with a UniqueInvoiceNum, a CustomFinancialData Label = "PO Number" with a value, and at least one LineItemDetailEntity.</w:t>
+        <w:t xml:space="preserve">One invoice = one FinancialTransactionEntity that has a GlobalInvoiceEntity with a UniqueInvoiceNum, a CustomFinancialData Label = "PO Number" with a value, and at least one LineItemDetailEntity.</w:t>
       </w:r>
     </w:p>
     <w:p>
@@ -4752,7 +4927,6 @@
         <w:contextualSpacing w:val="0"/>
       </w:pPr>
       <w:r>
-        <w:lastRenderedPageBreak/>
         <w:t>FinancialAdjustmentRecord_5900 records (no PO Number, no line items) are not invoices and are ignored.</w:t>
       </w:r>
     </w:p>
@@ -4797,7 +4971,7 @@
         <w:contextualSpacing w:val="0"/>
       </w:pPr>
       <w:r>
-        <w:t>For each invoice, TIBCO reads the sign (D or C) of every LineItemDetailEntity: the CurrencySign of its LineItemTotalAmount (the same sign is carried by ExtendedItemAmount and TotalTaxAmount).</w:t>
+        <w:t xml:space="preserve">For each invoice, TIBCO reads the sign (D or C) of every LineItemDetailEntity: the CurrencySign of its LineItemTotalAmount (the same sign is carried by ExtendedItemAmount and TotalTaxAmount).</w:t>
       </w:r>
     </w:p>
     <w:p>
@@ -4811,7 +4985,7 @@
         <w:contextualSpacing w:val="0"/>
       </w:pPr>
       <w:r>
-        <w:t>The lines are grouped by sign. The group that has the sign of the DebitOrCreditIndicator of the transaction is the main document; the group with the opposite sign, if any, is the second document.</w:t>
+        <w:t xml:space="preserve">The lines are grouped by sign. The group that has the sign of the DebitOrCreditIndicator of the transaction is the main document; the group with the opposite sign, if any, is the second document.</w:t>
       </w:r>
     </w:p>
     <w:p>
@@ -5113,6 +5287,7 @@
               <w:spacing w:before="20" w:after="20" w:line="240" w:lineRule="auto"/>
             </w:pPr>
             <w:r>
+              <w:lastRenderedPageBreak/>
               <w:t>CRME IDoc: line -100</w:t>
             </w:r>
           </w:p>
@@ -5243,7 +5418,6 @@
         <w:rPr>
           <w:b/>
         </w:rPr>
-        <w:lastRenderedPageBreak/>
         <w:t>Amount controls</w:t>
       </w:r>
     </w:p>
@@ -5359,7 +5533,7 @@
               <w:spacing w:before="20" w:after="20" w:line="240" w:lineRule="auto"/>
             </w:pPr>
             <w:r>
-              <w:t>NumOfDebits (NumOfCredits) of the trailer = number of FinancialTransactionEntity with DebitOrCreditIndicator D (C). FinancialAdjustmentRecord_5900 are not counted.</w:t>
+              <w:t xml:space="preserve">NumOfDebits (NumOfCredits) of the trailer = number of FinancialTransactionEntity with DebitOrCreditIndicator D (C). FinancialAdjustmentRecord_5900 are not counted.</w:t>
             </w:r>
           </w:p>
         </w:tc>
@@ -5416,7 +5590,7 @@
               <w:spacing w:before="20" w:after="20" w:line="240" w:lineRule="auto"/>
             </w:pPr>
             <w:r>
-              <w:t>TotalAmountOfDebits (TotalAmountOfCredits) of the trailer = sum of AmountInPostedCurrency of the transactions with indicator D (C), after applying the CurrencyExponent.</w:t>
+              <w:t xml:space="preserve">TotalAmountOfDebits (TotalAmountOfCredits) of the trailer = sum of AmountInPostedCurrency of the transactions with indicator D (C), after applying the CurrencyExponent.</w:t>
             </w:r>
           </w:p>
         </w:tc>
@@ -5473,7 +5647,7 @@
               <w:spacing w:before="20" w:after="20" w:line="240" w:lineRule="auto"/>
             </w:pPr>
             <w:r>
-              <w:t>Sum of ExtendedItemAmount of the lines = TotalNetAmount; sum of TotalTaxAmount of the lines = TotalTaxAmount; sum of LineItemTotalAmount of the lines = GrossAmount (= AmountInPostedCurrency of the transaction), all of GlobalInvoice_5100.</w:t>
+              <w:t xml:space="preserve">Sum of ExtendedItemAmount of the lines = TotalNetAmount; sum of TotalTaxAmount of the lines = TotalTaxAmount; sum of LineItemTotalAmount of the lines = GrossAmount (= AmountInPostedCurrency of the transaction), all of GlobalInvoice_5100.</w:t>
             </w:r>
           </w:p>
         </w:tc>
@@ -5587,7 +5761,7 @@
               <w:spacing w:before="20" w:after="20" w:line="240" w:lineRule="auto"/>
             </w:pPr>
             <w:r>
-              <w:t>Tax by rate: for each TaxRate, sum of the line tax = TaxAmount of the TaxAddendum_5300 of the invoice; the sum of all rates = TotalTaxAmount.</w:t>
+              <w:t xml:space="preserve">Tax by rate: for each TaxRate, sum of the line tax = TaxAmount of the TaxAddendum_5300 of the invoice; the sum of all rates = TotalTaxAmount.</w:t>
             </w:r>
           </w:p>
         </w:tc>
@@ -5688,6 +5862,7 @@
               <w:spacing w:before="20" w:after="20" w:line="240" w:lineRule="auto"/>
             </w:pPr>
             <w:r>
+              <w:lastRenderedPageBreak/>
               <w:t>Split invoice</w:t>
             </w:r>
           </w:p>
@@ -5758,7 +5933,7 @@
               <w:spacing w:before="20" w:after="20" w:line="240" w:lineRule="auto"/>
             </w:pPr>
             <w:r>
-              <w:t>Sum of the gross amounts of all IDocs, INVO counted positive and CRME negative = TotalAmountOfDebits - TotalAmountOfCredits of the trailer.</w:t>
+              <w:t xml:space="preserve">Sum of the gross amounts of all IDocs, INVO counted positive and CRME negative = TotalAmountOfDebits - TotalAmountOfCredits of the trailer.</w:t>
             </w:r>
           </w:p>
         </w:tc>
@@ -5799,9 +5974,8 @@
       <w:pPr>
         <w:pStyle w:val="Titre2"/>
       </w:pPr>
-      <w:bookmarkStart w:id="32" w:name="_Toc240635754"/>
+      <w:bookmarkStart w:id="32" w:name="_Toc242859580"/>
       <w:r>
-        <w:lastRenderedPageBreak/>
         <w:t>Mapping document file</w:t>
       </w:r>
       <w:bookmarkEnd w:id="31"/>
@@ -5857,10 +6031,10 @@
             <v:path o:extrusionok="f" gradientshapeok="t" o:connecttype="rect"/>
             <o:lock v:ext="edit" aspectratio="t"/>
           </v:shapetype>
-          <v:shape id="_x0000_i1033" type="#_x0000_t75" style="width:76.5pt;height:50.25pt" o:ole="">
+          <v:shape id="_x0000_i1025" type="#_x0000_t75" style="width:76.45pt;height:50.25pt" o:ole="">
             <v:imagedata r:id="rId12" o:title=""/>
           </v:shape>
-          <o:OLEObject Type="Embed" ProgID="Excel.Sheet.12" ShapeID="_x0000_i1033" DrawAspect="Icon" ObjectID="_1853469030" r:id="rId13"/>
+          <o:OLEObject Type="Embed" ProgID="Excel.Sheet.12" ShapeID="_x0000_i1025" DrawAspect="Icon" ObjectID="_1853568944" r:id="rId13"/>
         </w:object>
       </w:r>
     </w:p>
@@ -5872,7 +6046,7 @@
         <w:rPr>
           <w:b/>
         </w:rPr>
-        <w:t>ZINVOIC02_EXT mapping (based on the P08 INVOIC01 mapping)</w:t>
+        <w:t>ZINVOIC02_EXT mapping</w:t>
       </w:r>
     </w:p>
     <w:p>
@@ -5880,7 +6054,7 @@
         <w:spacing w:after="120"/>
       </w:pPr>
       <w:r>
-        <w:t>The mapping adapts the P08 mapping (Mapping_Specifications_Version_6, INVOIC01 / IICS) to the iShift IDoc INVOIC02 / ZINVOIC02_EXT. The ZINVOIC02_EXT fields that are not listed are not mapped. The complete workbook, embedded above, contains the sheets "MM invoice posting" (all fields, with status and P08 reference).</w:t>
+        <w:t xml:space="preserve">The mapping adapts the P08 mapping (Mapping_Specifications_Version_6, INVOIC01 / IICS) to the iShift IDoc INVOIC02 / ZINVOIC02_EXT. The ZINVOIC02_EXT fields that are not listed are not mapped. The complete workbook, embedded above, contains the sheets "MM invoice posting" (all fields, with status and P08 reference).</w:t>
       </w:r>
     </w:p>
     <w:p>
@@ -5952,7 +6126,7 @@
         <w:contextualSpacing w:val="0"/>
       </w:pPr>
       <w:r>
-        <w:t>PO line: POLineNum from the file (P08: fixed 010 because the pilot POs had a single line).</w:t>
+        <w:t xml:space="preserve">PO line: POLineNum from the file (P08: fixed 010 because the pilot POs had a single line).</w:t>
       </w:r>
     </w:p>
     <w:p>
@@ -5983,7 +6157,8 @@
         <w:rPr>
           <w:b/>
         </w:rPr>
-        <w:t xml:space="preserve">IDoc format and control record (IDoc display / EDI_DC40)</w:t>
+        <w:lastRenderedPageBreak/>
+        <w:t>IDoc format and control record (IDoc display / EDI_DC40)</w:t>
       </w:r>
     </w:p>
     <w:p>
@@ -5991,1152 +6166,9 @@
         <w:spacing w:after="120" w:line="240" w:lineRule="auto"/>
       </w:pPr>
       <w:r>
-        <w:t xml:space="preserve">The HRS IDoc re-uses exactly the same structure and format as the Tungsten ZINVOIC02_EXT IDoc (full XML in the Appendix): same control record, same segments, same fields. Only the partner-specific values differ: where the Tungsten IDoc carries the message variant and the SADR sender TUN, the HRS IDoc carries HRS (and the TIBCO / iShift partner values of the HRS flow). The corresponding SAP settings (Typinfo, Partner, Address) are described in EFS_P2P_087.</w:t>
+        <w:t xml:space="preserve">The HRS IDoc re-uses exactly the same structure and format as the Tungsten ZINVOIC02_EXT IDoc: same control record, same segments, same fields. Only the partner-specific values differ (HRS for this process).</w:t>
       </w:r>
     </w:p>
-    <w:tbl>
-      <w:tblPr>
-        <w:tblW w:w="9360" w:type="dxa"/>
-        <w:tblBorders>
-          <w:top w:val="single" w:sz="4" w:space="0" w:color="auto"/>
-          <w:left w:val="single" w:sz="4" w:space="0" w:color="auto"/>
-          <w:bottom w:val="single" w:sz="4" w:space="0" w:color="auto"/>
-          <w:right w:val="single" w:sz="4" w:space="0" w:color="auto"/>
-          <w:insideH w:val="single" w:sz="4" w:space="0" w:color="auto"/>
-          <w:insideV w:val="single" w:sz="4" w:space="0" w:color="auto"/>
-        </w:tblBorders>
-        <w:tblLayout w:type="fixed"/>
-        <w:tblCellMar>
-          <w:left w:w="70" w:type="dxa"/>
-          <w:right w:w="70" w:type="dxa"/>
-        </w:tblCellMar>
-        <w:tblLook w:val="04A0" w:firstRow="1" w:lastRow="0" w:firstColumn="1" w:lastColumn="0" w:noHBand="0" w:noVBand="1"/>
-      </w:tblPr>
-      <w:tblGrid>
-        <w:gridCol w:w="1500"/>
-        <w:gridCol w:w="1900"/>
-        <w:gridCol w:w="1500"/>
-        <w:gridCol w:w="4460"/>
-      </w:tblGrid>
-      <w:tr>
-        <w:trPr>
-          <w:cantSplit/>
-          <w:tblHeader/>
-        </w:trPr>
-        <w:tc>
-          <w:tcPr>
-            <w:tcW w:w="1500" w:type="dxa"/>
-            <w:shd w:val="clear" w:color="auto" w:fill="D9D9D9"/>
-          </w:tcPr>
-          <w:p>
-            <w:pPr>
-              <w:spacing w:after="20" w:line="240" w:lineRule="auto"/>
-            </w:pPr>
-            <w:r>
-              <w:rPr>
-                <w:b/>
-                <w:sz w:val="18"/>
-                <w:szCs w:val="18"/>
-              </w:rPr>
-              <w:t xml:space="preserve">Tab / block</w:t>
-            </w:r>
-          </w:p>
-        </w:tc>
-        <w:tc>
-          <w:tcPr>
-            <w:tcW w:w="1900" w:type="dxa"/>
-            <w:shd w:val="clear" w:color="auto" w:fill="D9D9D9"/>
-          </w:tcPr>
-          <w:p>
-            <w:pPr>
-              <w:spacing w:after="20" w:line="240" w:lineRule="auto"/>
-            </w:pPr>
-            <w:r>
-              <w:rPr>
-                <w:b/>
-                <w:sz w:val="18"/>
-                <w:szCs w:val="18"/>
-              </w:rPr>
-              <w:t xml:space="preserve">IDoc display field</w:t>
-            </w:r>
-          </w:p>
-        </w:tc>
-        <w:tc>
-          <w:tcPr>
-            <w:tcW w:w="1500" w:type="dxa"/>
-            <w:shd w:val="clear" w:color="auto" w:fill="D9D9D9"/>
-          </w:tcPr>
-          <w:p>
-            <w:pPr>
-              <w:spacing w:after="20" w:line="240" w:lineRule="auto"/>
-            </w:pPr>
-            <w:r>
-              <w:rPr>
-                <w:b/>
-                <w:sz w:val="18"/>
-                <w:szCs w:val="18"/>
-              </w:rPr>
-              <w:t xml:space="preserve">EDI_DC40 field</w:t>
-            </w:r>
-          </w:p>
-        </w:tc>
-        <w:tc>
-          <w:tcPr>
-            <w:tcW w:w="4460" w:type="dxa"/>
-            <w:shd w:val="clear" w:color="auto" w:fill="D9D9D9"/>
-          </w:tcPr>
-          <w:p>
-            <w:pPr>
-              <w:spacing w:after="20" w:line="240" w:lineRule="auto"/>
-            </w:pPr>
-            <w:r>
-              <w:rPr>
-                <w:b/>
-                <w:sz w:val="18"/>
-                <w:szCs w:val="18"/>
-              </w:rPr>
-              <w:t xml:space="preserve">Value for IFS_P2P_143 (HRS)</w:t>
-            </w:r>
-          </w:p>
-        </w:tc>
-      </w:tr>
-      <w:tr>
-        <w:trPr>
-          <w:cantSplit/>
-        </w:trPr>
-        <w:tc>
-          <w:tcPr>
-            <w:tcW w:w="1500" w:type="dxa"/>
-          </w:tcPr>
-          <w:p>
-            <w:pPr>
-              <w:spacing w:after="20" w:line="240" w:lineRule="auto"/>
-            </w:pPr>
-            <w:r>
-              <w:rPr>
-                <w:b/>
-                <w:sz w:val="18"/>
-                <w:szCs w:val="18"/>
-              </w:rPr>
-              <w:t xml:space="preserve">Typinfo</w:t>
-            </w:r>
-          </w:p>
-        </w:tc>
-        <w:tc>
-          <w:tcPr>
-            <w:tcW w:w="1900" w:type="dxa"/>
-          </w:tcPr>
-          <w:p>
-            <w:pPr>
-              <w:spacing w:after="20" w:line="240" w:lineRule="auto"/>
-            </w:pPr>
-            <w:r>
-              <w:rPr>
-                <w:sz w:val="18"/>
-                <w:szCs w:val="18"/>
-              </w:rPr>
-              <w:t xml:space="preserve">Direction</w:t>
-            </w:r>
-          </w:p>
-        </w:tc>
-        <w:tc>
-          <w:tcPr>
-            <w:tcW w:w="1500" w:type="dxa"/>
-          </w:tcPr>
-          <w:p>
-            <w:pPr>
-              <w:spacing w:after="20" w:line="240" w:lineRule="auto"/>
-            </w:pPr>
-            <w:r>
-              <w:rPr>
-                <w:sz w:val="18"/>
-                <w:szCs w:val="18"/>
-              </w:rPr>
-              <w:t xml:space="preserve">DIRECT</w:t>
-            </w:r>
-          </w:p>
-        </w:tc>
-        <w:tc>
-          <w:tcPr>
-            <w:tcW w:w="4460" w:type="dxa"/>
-          </w:tcPr>
-          <w:p>
-            <w:pPr>
-              <w:spacing w:after="20" w:line="240" w:lineRule="auto"/>
-            </w:pPr>
-            <w:r>
-              <w:rPr>
-                <w:sz w:val="18"/>
-                <w:szCs w:val="18"/>
-              </w:rPr>
-              <w:t xml:space="preserve">2 – Inbound</w:t>
-            </w:r>
-          </w:p>
-        </w:tc>
-      </w:tr>
-      <w:tr>
-        <w:trPr>
-          <w:cantSplit/>
-        </w:trPr>
-        <w:tc>
-          <w:tcPr>
-            <w:tcW w:w="1500" w:type="dxa"/>
-          </w:tcPr>
-          <w:p>
-            <w:pPr>
-              <w:spacing w:after="20" w:line="240" w:lineRule="auto"/>
-            </w:pPr>
-            <w:r>
-              <w:rPr>
-                <w:b/>
-                <w:sz w:val="18"/>
-                <w:szCs w:val="18"/>
-              </w:rPr>
-              <w:t xml:space="preserve">Typinfo – IDoc type information</w:t>
-            </w:r>
-          </w:p>
-        </w:tc>
-        <w:tc>
-          <w:tcPr>
-            <w:tcW w:w="1900" w:type="dxa"/>
-          </w:tcPr>
-          <w:p>
-            <w:pPr>
-              <w:spacing w:after="20" w:line="240" w:lineRule="auto"/>
-            </w:pPr>
-            <w:r>
-              <w:rPr>
-                <w:sz w:val="18"/>
-                <w:szCs w:val="18"/>
-              </w:rPr>
-              <w:t xml:space="preserve">Basic type</w:t>
-            </w:r>
-          </w:p>
-        </w:tc>
-        <w:tc>
-          <w:tcPr>
-            <w:tcW w:w="1500" w:type="dxa"/>
-          </w:tcPr>
-          <w:p>
-            <w:pPr>
-              <w:spacing w:after="20" w:line="240" w:lineRule="auto"/>
-            </w:pPr>
-            <w:r>
-              <w:rPr>
-                <w:sz w:val="18"/>
-                <w:szCs w:val="18"/>
-              </w:rPr>
-              <w:t xml:space="preserve">IDOCTYP</w:t>
-            </w:r>
-          </w:p>
-        </w:tc>
-        <w:tc>
-          <w:tcPr>
-            <w:tcW w:w="4460" w:type="dxa"/>
-          </w:tcPr>
-          <w:p>
-            <w:pPr>
-              <w:spacing w:after="20" w:line="240" w:lineRule="auto"/>
-            </w:pPr>
-            <w:r>
-              <w:rPr>
-                <w:sz w:val="18"/>
-                <w:szCs w:val="18"/>
-              </w:rPr>
-              <w:t xml:space="preserve">INVOIC02</w:t>
-            </w:r>
-          </w:p>
-        </w:tc>
-      </w:tr>
-      <w:tr>
-        <w:trPr>
-          <w:cantSplit/>
-        </w:trPr>
-        <w:tc>
-          <w:tcPr>
-            <w:tcW w:w="1500" w:type="dxa"/>
-          </w:tcPr>
-          <w:p>
-            <w:pPr>
-              <w:spacing w:after="20" w:line="240" w:lineRule="auto"/>
-            </w:pPr>
-            <w:r>
-              <w:rPr>
-                <w:b/>
-                <w:sz w:val="18"/>
-                <w:szCs w:val="18"/>
-              </w:rPr>
-              <w:t xml:space="preserve">Typinfo – IDoc type information</w:t>
-            </w:r>
-          </w:p>
-        </w:tc>
-        <w:tc>
-          <w:tcPr>
-            <w:tcW w:w="1900" w:type="dxa"/>
-          </w:tcPr>
-          <w:p>
-            <w:pPr>
-              <w:spacing w:after="20" w:line="240" w:lineRule="auto"/>
-            </w:pPr>
-            <w:r>
-              <w:rPr>
-                <w:sz w:val="18"/>
-                <w:szCs w:val="18"/>
-              </w:rPr>
-              <w:t xml:space="preserve">Extension</w:t>
-            </w:r>
-          </w:p>
-        </w:tc>
-        <w:tc>
-          <w:tcPr>
-            <w:tcW w:w="1500" w:type="dxa"/>
-          </w:tcPr>
-          <w:p>
-            <w:pPr>
-              <w:spacing w:after="20" w:line="240" w:lineRule="auto"/>
-            </w:pPr>
-            <w:r>
-              <w:rPr>
-                <w:sz w:val="18"/>
-                <w:szCs w:val="18"/>
-              </w:rPr>
-              <w:t xml:space="preserve">CIMTYP</w:t>
-            </w:r>
-          </w:p>
-        </w:tc>
-        <w:tc>
-          <w:tcPr>
-            <w:tcW w:w="4460" w:type="dxa"/>
-          </w:tcPr>
-          <w:p>
-            <w:pPr>
-              <w:spacing w:after="20" w:line="240" w:lineRule="auto"/>
-            </w:pPr>
-            <w:r>
-              <w:rPr>
-                <w:sz w:val="18"/>
-                <w:szCs w:val="18"/>
-              </w:rPr>
-              <w:t xml:space="preserve">ZINVOIC02_EXT</w:t>
-            </w:r>
-          </w:p>
-        </w:tc>
-      </w:tr>
-      <w:tr>
-        <w:trPr>
-          <w:cantSplit/>
-        </w:trPr>
-        <w:tc>
-          <w:tcPr>
-            <w:tcW w:w="1500" w:type="dxa"/>
-          </w:tcPr>
-          <w:p>
-            <w:pPr>
-              <w:spacing w:after="20" w:line="240" w:lineRule="auto"/>
-            </w:pPr>
-            <w:r>
-              <w:rPr>
-                <w:b/>
-                <w:sz w:val="18"/>
-                <w:szCs w:val="18"/>
-              </w:rPr>
-              <w:t xml:space="preserve">Typinfo – Logical message</w:t>
-            </w:r>
-          </w:p>
-        </w:tc>
-        <w:tc>
-          <w:tcPr>
-            <w:tcW w:w="1900" w:type="dxa"/>
-          </w:tcPr>
-          <w:p>
-            <w:pPr>
-              <w:spacing w:after="20" w:line="240" w:lineRule="auto"/>
-            </w:pPr>
-            <w:r>
-              <w:rPr>
-                <w:sz w:val="18"/>
-                <w:szCs w:val="18"/>
-              </w:rPr>
-              <w:t xml:space="preserve">Message type</w:t>
-            </w:r>
-          </w:p>
-        </w:tc>
-        <w:tc>
-          <w:tcPr>
-            <w:tcW w:w="1500" w:type="dxa"/>
-          </w:tcPr>
-          <w:p>
-            <w:pPr>
-              <w:spacing w:after="20" w:line="240" w:lineRule="auto"/>
-            </w:pPr>
-            <w:r>
-              <w:rPr>
-                <w:sz w:val="18"/>
-                <w:szCs w:val="18"/>
-              </w:rPr>
-              <w:t xml:space="preserve">MESTYP / STDMES</w:t>
-            </w:r>
-          </w:p>
-        </w:tc>
-        <w:tc>
-          <w:tcPr>
-            <w:tcW w:w="4460" w:type="dxa"/>
-          </w:tcPr>
-          <w:p>
-            <w:pPr>
-              <w:spacing w:after="20" w:line="240" w:lineRule="auto"/>
-            </w:pPr>
-            <w:r>
-              <w:rPr>
-                <w:sz w:val="18"/>
-                <w:szCs w:val="18"/>
-              </w:rPr>
-              <w:t xml:space="preserve">INVOIC</w:t>
-            </w:r>
-          </w:p>
-        </w:tc>
-      </w:tr>
-      <w:tr>
-        <w:trPr>
-          <w:cantSplit/>
-        </w:trPr>
-        <w:tc>
-          <w:tcPr>
-            <w:tcW w:w="1500" w:type="dxa"/>
-          </w:tcPr>
-          <w:p>
-            <w:pPr>
-              <w:spacing w:after="20" w:line="240" w:lineRule="auto"/>
-            </w:pPr>
-            <w:r>
-              <w:rPr>
-                <w:b/>
-                <w:sz w:val="18"/>
-                <w:szCs w:val="18"/>
-              </w:rPr>
-              <w:t xml:space="preserve">Typinfo – Logical message</w:t>
-            </w:r>
-          </w:p>
-        </w:tc>
-        <w:tc>
-          <w:tcPr>
-            <w:tcW w:w="1900" w:type="dxa"/>
-          </w:tcPr>
-          <w:p>
-            <w:pPr>
-              <w:spacing w:after="20" w:line="240" w:lineRule="auto"/>
-            </w:pPr>
-            <w:r>
-              <w:rPr>
-                <w:sz w:val="18"/>
-                <w:szCs w:val="18"/>
-              </w:rPr>
-              <w:t xml:space="preserve">Message variant</w:t>
-            </w:r>
-          </w:p>
-        </w:tc>
-        <w:tc>
-          <w:tcPr>
-            <w:tcW w:w="1500" w:type="dxa"/>
-          </w:tcPr>
-          <w:p>
-            <w:pPr>
-              <w:spacing w:after="20" w:line="240" w:lineRule="auto"/>
-            </w:pPr>
-            <w:r>
-              <w:rPr>
-                <w:sz w:val="18"/>
-                <w:szCs w:val="18"/>
-              </w:rPr>
-              <w:t xml:space="preserve">MESCOD</w:t>
-            </w:r>
-          </w:p>
-        </w:tc>
-        <w:tc>
-          <w:tcPr>
-            <w:tcW w:w="4460" w:type="dxa"/>
-          </w:tcPr>
-          <w:p>
-            <w:pPr>
-              <w:spacing w:after="20" w:line="240" w:lineRule="auto"/>
-            </w:pPr>
-            <w:r>
-              <w:rPr>
-                <w:sz w:val="18"/>
-                <w:szCs w:val="18"/>
-              </w:rPr>
-              <w:t xml:space="preserve">HRS  (Tungsten example: TUN)</w:t>
-            </w:r>
-          </w:p>
-        </w:tc>
-      </w:tr>
-      <w:tr>
-        <w:trPr>
-          <w:cantSplit/>
-        </w:trPr>
-        <w:tc>
-          <w:tcPr>
-            <w:tcW w:w="1500" w:type="dxa"/>
-          </w:tcPr>
-          <w:p>
-            <w:pPr>
-              <w:spacing w:after="20" w:line="240" w:lineRule="auto"/>
-            </w:pPr>
-            <w:r>
-              <w:rPr>
-                <w:b/>
-                <w:sz w:val="18"/>
-                <w:szCs w:val="18"/>
-              </w:rPr>
-              <w:t xml:space="preserve">Typinfo – Logical message</w:t>
-            </w:r>
-          </w:p>
-        </w:tc>
-        <w:tc>
-          <w:tcPr>
-            <w:tcW w:w="1900" w:type="dxa"/>
-          </w:tcPr>
-          <w:p>
-            <w:pPr>
-              <w:spacing w:after="20" w:line="240" w:lineRule="auto"/>
-            </w:pPr>
-            <w:r>
-              <w:rPr>
-                <w:sz w:val="18"/>
-                <w:szCs w:val="18"/>
-              </w:rPr>
-              <w:t xml:space="preserve">Message function / Test flag</w:t>
-            </w:r>
-          </w:p>
-        </w:tc>
-        <w:tc>
-          <w:tcPr>
-            <w:tcW w:w="1500" w:type="dxa"/>
-          </w:tcPr>
-          <w:p>
-            <w:pPr>
-              <w:spacing w:after="20" w:line="240" w:lineRule="auto"/>
-            </w:pPr>
-            <w:r>
-              <w:rPr>
-                <w:sz w:val="18"/>
-                <w:szCs w:val="18"/>
-              </w:rPr>
-              <w:t xml:space="preserve">MESFCT / TEST</w:t>
-            </w:r>
-          </w:p>
-        </w:tc>
-        <w:tc>
-          <w:tcPr>
-            <w:tcW w:w="4460" w:type="dxa"/>
-          </w:tcPr>
-          <w:p>
-            <w:pPr>
-              <w:spacing w:after="20" w:line="240" w:lineRule="auto"/>
-            </w:pPr>
-            <w:r>
-              <w:rPr>
-                <w:sz w:val="18"/>
-                <w:szCs w:val="18"/>
-              </w:rPr>
-              <w:t xml:space="preserve">Empty</w:t>
-            </w:r>
-          </w:p>
-        </w:tc>
-      </w:tr>
-      <w:tr>
-        <w:trPr>
-          <w:cantSplit/>
-        </w:trPr>
-        <w:tc>
-          <w:tcPr>
-            <w:tcW w:w="1500" w:type="dxa"/>
-          </w:tcPr>
-          <w:p>
-            <w:pPr>
-              <w:spacing w:after="20" w:line="240" w:lineRule="auto"/>
-            </w:pPr>
-            <w:r>
-              <w:rPr>
-                <w:b/>
-                <w:sz w:val="18"/>
-                <w:szCs w:val="18"/>
-              </w:rPr>
-              <w:t xml:space="preserve">Partner – Recipient</w:t>
-            </w:r>
-          </w:p>
-        </w:tc>
-        <w:tc>
-          <w:tcPr>
-            <w:tcW w:w="1900" w:type="dxa"/>
-          </w:tcPr>
-          <w:p>
-            <w:pPr>
-              <w:spacing w:after="20" w:line="240" w:lineRule="auto"/>
-            </w:pPr>
-            <w:r>
-              <w:rPr>
-                <w:sz w:val="18"/>
-                <w:szCs w:val="18"/>
-              </w:rPr>
-              <w:t xml:space="preserve">Port</w:t>
-            </w:r>
-          </w:p>
-        </w:tc>
-        <w:tc>
-          <w:tcPr>
-            <w:tcW w:w="1500" w:type="dxa"/>
-          </w:tcPr>
-          <w:p>
-            <w:pPr>
-              <w:spacing w:after="20" w:line="240" w:lineRule="auto"/>
-            </w:pPr>
-            <w:r>
-              <w:rPr>
-                <w:sz w:val="18"/>
-                <w:szCs w:val="18"/>
-              </w:rPr>
-              <w:t xml:space="preserve">RCVPOR</w:t>
-            </w:r>
-          </w:p>
-        </w:tc>
-        <w:tc>
-          <w:tcPr>
-            <w:tcW w:w="4460" w:type="dxa"/>
-          </w:tcPr>
-          <w:p>
-            <w:pPr>
-              <w:spacing w:after="20" w:line="240" w:lineRule="auto"/>
-            </w:pPr>
-            <w:r>
-              <w:rPr>
-                <w:sz w:val="18"/>
-                <w:szCs w:val="18"/>
-              </w:rPr>
-              <w:t xml:space="preserve">iShift receiving port (Tungsten example: SAPUHV; value of the target iShift system)</w:t>
-            </w:r>
-          </w:p>
-        </w:tc>
-      </w:tr>
-      <w:tr>
-        <w:trPr>
-          <w:cantSplit/>
-        </w:trPr>
-        <w:tc>
-          <w:tcPr>
-            <w:tcW w:w="1500" w:type="dxa"/>
-          </w:tcPr>
-          <w:p>
-            <w:pPr>
-              <w:spacing w:after="20" w:line="240" w:lineRule="auto"/>
-            </w:pPr>
-            <w:r>
-              <w:rPr>
-                <w:b/>
-                <w:sz w:val="18"/>
-                <w:szCs w:val="18"/>
-              </w:rPr>
-              <w:t xml:space="preserve">Partner – Recipient</w:t>
-            </w:r>
-          </w:p>
-        </w:tc>
-        <w:tc>
-          <w:tcPr>
-            <w:tcW w:w="1900" w:type="dxa"/>
-          </w:tcPr>
-          <w:p>
-            <w:pPr>
-              <w:spacing w:after="20" w:line="240" w:lineRule="auto"/>
-            </w:pPr>
-            <w:r>
-              <w:rPr>
-                <w:sz w:val="18"/>
-                <w:szCs w:val="18"/>
-              </w:rPr>
-              <w:t xml:space="preserve">Partner number</w:t>
-            </w:r>
-          </w:p>
-        </w:tc>
-        <w:tc>
-          <w:tcPr>
-            <w:tcW w:w="1500" w:type="dxa"/>
-          </w:tcPr>
-          <w:p>
-            <w:pPr>
-              <w:spacing w:after="20" w:line="240" w:lineRule="auto"/>
-            </w:pPr>
-            <w:r>
-              <w:rPr>
-                <w:sz w:val="18"/>
-                <w:szCs w:val="18"/>
-              </w:rPr>
-              <w:t xml:space="preserve">RCVPRN</w:t>
-            </w:r>
-          </w:p>
-        </w:tc>
-        <w:tc>
-          <w:tcPr>
-            <w:tcW w:w="4460" w:type="dxa"/>
-          </w:tcPr>
-          <w:p>
-            <w:pPr>
-              <w:spacing w:after="20" w:line="240" w:lineRule="auto"/>
-            </w:pPr>
-            <w:r>
-              <w:rPr>
-                <w:sz w:val="18"/>
-                <w:szCs w:val="18"/>
-              </w:rPr>
-              <w:t xml:space="preserve">iShift logical system of the target client (Tungsten example: UHVCLNT100)</w:t>
-            </w:r>
-          </w:p>
-        </w:tc>
-      </w:tr>
-      <w:tr>
-        <w:trPr>
-          <w:cantSplit/>
-        </w:trPr>
-        <w:tc>
-          <w:tcPr>
-            <w:tcW w:w="1500" w:type="dxa"/>
-          </w:tcPr>
-          <w:p>
-            <w:pPr>
-              <w:spacing w:after="20" w:line="240" w:lineRule="auto"/>
-            </w:pPr>
-            <w:r>
-              <w:rPr>
-                <w:b/>
-                <w:sz w:val="18"/>
-                <w:szCs w:val="18"/>
-              </w:rPr>
-              <w:t xml:space="preserve">Partner – Recipient</w:t>
-            </w:r>
-          </w:p>
-        </w:tc>
-        <w:tc>
-          <w:tcPr>
-            <w:tcW w:w="1900" w:type="dxa"/>
-          </w:tcPr>
-          <w:p>
-            <w:pPr>
-              <w:spacing w:after="20" w:line="240" w:lineRule="auto"/>
-            </w:pPr>
-            <w:r>
-              <w:rPr>
-                <w:sz w:val="18"/>
-                <w:szCs w:val="18"/>
-              </w:rPr>
-              <w:t xml:space="preserve">Partner type</w:t>
-            </w:r>
-          </w:p>
-        </w:tc>
-        <w:tc>
-          <w:tcPr>
-            <w:tcW w:w="1500" w:type="dxa"/>
-          </w:tcPr>
-          <w:p>
-            <w:pPr>
-              <w:spacing w:after="20" w:line="240" w:lineRule="auto"/>
-            </w:pPr>
-            <w:r>
-              <w:rPr>
-                <w:sz w:val="18"/>
-                <w:szCs w:val="18"/>
-              </w:rPr>
-              <w:t xml:space="preserve">RCVPRT</w:t>
-            </w:r>
-          </w:p>
-        </w:tc>
-        <w:tc>
-          <w:tcPr>
-            <w:tcW w:w="4460" w:type="dxa"/>
-          </w:tcPr>
-          <w:p>
-            <w:pPr>
-              <w:spacing w:after="20" w:line="240" w:lineRule="auto"/>
-            </w:pPr>
-            <w:r>
-              <w:rPr>
-                <w:sz w:val="18"/>
-                <w:szCs w:val="18"/>
-              </w:rPr>
-              <w:t xml:space="preserve">LS</w:t>
-            </w:r>
-          </w:p>
-        </w:tc>
-      </w:tr>
-      <w:tr>
-        <w:trPr>
-          <w:cantSplit/>
-        </w:trPr>
-        <w:tc>
-          <w:tcPr>
-            <w:tcW w:w="1500" w:type="dxa"/>
-          </w:tcPr>
-          <w:p>
-            <w:pPr>
-              <w:spacing w:after="20" w:line="240" w:lineRule="auto"/>
-            </w:pPr>
-            <w:r>
-              <w:rPr>
-                <w:b/>
-                <w:sz w:val="18"/>
-                <w:szCs w:val="18"/>
-              </w:rPr>
-              <w:t xml:space="preserve">Partner – Sender</w:t>
-            </w:r>
-          </w:p>
-        </w:tc>
-        <w:tc>
-          <w:tcPr>
-            <w:tcW w:w="1900" w:type="dxa"/>
-          </w:tcPr>
-          <w:p>
-            <w:pPr>
-              <w:spacing w:after="20" w:line="240" w:lineRule="auto"/>
-            </w:pPr>
-            <w:r>
-              <w:rPr>
-                <w:sz w:val="18"/>
-                <w:szCs w:val="18"/>
-              </w:rPr>
-              <w:t xml:space="preserve">Port</w:t>
-            </w:r>
-          </w:p>
-        </w:tc>
-        <w:tc>
-          <w:tcPr>
-            <w:tcW w:w="1500" w:type="dxa"/>
-          </w:tcPr>
-          <w:p>
-            <w:pPr>
-              <w:spacing w:after="20" w:line="240" w:lineRule="auto"/>
-            </w:pPr>
-            <w:r>
-              <w:rPr>
-                <w:sz w:val="18"/>
-                <w:szCs w:val="18"/>
-              </w:rPr>
-              <w:t xml:space="preserve">SNDPOR</w:t>
-            </w:r>
-          </w:p>
-        </w:tc>
-        <w:tc>
-          <w:tcPr>
-            <w:tcW w:w="4460" w:type="dxa"/>
-          </w:tcPr>
-          <w:p>
-            <w:pPr>
-              <w:spacing w:after="20" w:line="240" w:lineRule="auto"/>
-            </w:pPr>
-            <w:r>
-              <w:rPr>
-                <w:sz w:val="18"/>
-                <w:szCs w:val="18"/>
-              </w:rPr>
-              <w:t xml:space="preserve">TIBCO sender port (Tungsten example: UTIBGBO) – to be confirmed with the TIBCO team</w:t>
-            </w:r>
-          </w:p>
-        </w:tc>
-      </w:tr>
-      <w:tr>
-        <w:trPr>
-          <w:cantSplit/>
-        </w:trPr>
-        <w:tc>
-          <w:tcPr>
-            <w:tcW w:w="1500" w:type="dxa"/>
-          </w:tcPr>
-          <w:p>
-            <w:pPr>
-              <w:spacing w:after="20" w:line="240" w:lineRule="auto"/>
-            </w:pPr>
-            <w:r>
-              <w:rPr>
-                <w:b/>
-                <w:sz w:val="18"/>
-                <w:szCs w:val="18"/>
-              </w:rPr>
-              <w:t xml:space="preserve">Partner – Sender</w:t>
-            </w:r>
-          </w:p>
-        </w:tc>
-        <w:tc>
-          <w:tcPr>
-            <w:tcW w:w="1900" w:type="dxa"/>
-          </w:tcPr>
-          <w:p>
-            <w:pPr>
-              <w:spacing w:after="20" w:line="240" w:lineRule="auto"/>
-            </w:pPr>
-            <w:r>
-              <w:rPr>
-                <w:sz w:val="18"/>
-                <w:szCs w:val="18"/>
-              </w:rPr>
-              <w:t xml:space="preserve">Partner number</w:t>
-            </w:r>
-          </w:p>
-        </w:tc>
-        <w:tc>
-          <w:tcPr>
-            <w:tcW w:w="1500" w:type="dxa"/>
-          </w:tcPr>
-          <w:p>
-            <w:pPr>
-              <w:spacing w:after="20" w:line="240" w:lineRule="auto"/>
-            </w:pPr>
-            <w:r>
-              <w:rPr>
-                <w:sz w:val="18"/>
-                <w:szCs w:val="18"/>
-              </w:rPr>
-              <w:t xml:space="preserve">SNDPRN</w:t>
-            </w:r>
-          </w:p>
-        </w:tc>
-        <w:tc>
-          <w:tcPr>
-            <w:tcW w:w="4460" w:type="dxa"/>
-          </w:tcPr>
-          <w:p>
-            <w:pPr>
-              <w:spacing w:after="20" w:line="240" w:lineRule="auto"/>
-            </w:pPr>
-            <w:r>
-              <w:rPr>
-                <w:sz w:val="18"/>
-                <w:szCs w:val="18"/>
-              </w:rPr>
-              <w:t xml:space="preserve">TIBCO logical system (Tungsten example: UTIBGBO_T1) – to be confirmed with the TIBCO team</w:t>
-            </w:r>
-          </w:p>
-        </w:tc>
-      </w:tr>
-      <w:tr>
-        <w:trPr>
-          <w:cantSplit/>
-        </w:trPr>
-        <w:tc>
-          <w:tcPr>
-            <w:tcW w:w="1500" w:type="dxa"/>
-          </w:tcPr>
-          <w:p>
-            <w:pPr>
-              <w:spacing w:after="20" w:line="240" w:lineRule="auto"/>
-            </w:pPr>
-            <w:r>
-              <w:rPr>
-                <w:b/>
-                <w:sz w:val="18"/>
-                <w:szCs w:val="18"/>
-              </w:rPr>
-              <w:t xml:space="preserve">Partner – Sender</w:t>
-            </w:r>
-          </w:p>
-        </w:tc>
-        <w:tc>
-          <w:tcPr>
-            <w:tcW w:w="1900" w:type="dxa"/>
-          </w:tcPr>
-          <w:p>
-            <w:pPr>
-              <w:spacing w:after="20" w:line="240" w:lineRule="auto"/>
-            </w:pPr>
-            <w:r>
-              <w:rPr>
-                <w:sz w:val="18"/>
-                <w:szCs w:val="18"/>
-              </w:rPr>
-              <w:t xml:space="preserve">Partner type / Partner role</w:t>
-            </w:r>
-          </w:p>
-        </w:tc>
-        <w:tc>
-          <w:tcPr>
-            <w:tcW w:w="1500" w:type="dxa"/>
-          </w:tcPr>
-          <w:p>
-            <w:pPr>
-              <w:spacing w:after="20" w:line="240" w:lineRule="auto"/>
-            </w:pPr>
-            <w:r>
-              <w:rPr>
-                <w:sz w:val="18"/>
-                <w:szCs w:val="18"/>
-              </w:rPr>
-              <w:t xml:space="preserve">SNDPRT / SNDPFC</w:t>
-            </w:r>
-          </w:p>
-        </w:tc>
-        <w:tc>
-          <w:tcPr>
-            <w:tcW w:w="4460" w:type="dxa"/>
-          </w:tcPr>
-          <w:p>
-            <w:pPr>
-              <w:spacing w:after="20" w:line="240" w:lineRule="auto"/>
-            </w:pPr>
-            <w:r>
-              <w:rPr>
-                <w:sz w:val="18"/>
-                <w:szCs w:val="18"/>
-              </w:rPr>
-              <w:t xml:space="preserve">LS / LS</w:t>
-            </w:r>
-          </w:p>
-        </w:tc>
-      </w:tr>
-      <w:tr>
-        <w:trPr>
-          <w:cantSplit/>
-        </w:trPr>
-        <w:tc>
-          <w:tcPr>
-            <w:tcW w:w="1500" w:type="dxa"/>
-          </w:tcPr>
-          <w:p>
-            <w:pPr>
-              <w:spacing w:after="20" w:line="240" w:lineRule="auto"/>
-            </w:pPr>
-            <w:r>
-              <w:rPr>
-                <w:b/>
-                <w:sz w:val="18"/>
-                <w:szCs w:val="18"/>
-              </w:rPr>
-              <w:t xml:space="preserve">Address – SADR addresses</w:t>
-            </w:r>
-          </w:p>
-        </w:tc>
-        <w:tc>
-          <w:tcPr>
-            <w:tcW w:w="1900" w:type="dxa"/>
-          </w:tcPr>
-          <w:p>
-            <w:pPr>
-              <w:spacing w:after="20" w:line="240" w:lineRule="auto"/>
-            </w:pPr>
-            <w:r>
-              <w:rPr>
-                <w:sz w:val="18"/>
-                <w:szCs w:val="18"/>
-              </w:rPr>
-              <w:t xml:space="preserve">Sender</w:t>
-            </w:r>
-          </w:p>
-        </w:tc>
-        <w:tc>
-          <w:tcPr>
-            <w:tcW w:w="1500" w:type="dxa"/>
-          </w:tcPr>
-          <w:p>
-            <w:pPr>
-              <w:spacing w:after="20" w:line="240" w:lineRule="auto"/>
-            </w:pPr>
-            <w:r>
-              <w:rPr>
-                <w:sz w:val="18"/>
-                <w:szCs w:val="18"/>
-              </w:rPr>
-              <w:t xml:space="preserve">SNDSAD</w:t>
-            </w:r>
-          </w:p>
-        </w:tc>
-        <w:tc>
-          <w:tcPr>
-            <w:tcW w:w="4460" w:type="dxa"/>
-          </w:tcPr>
-          <w:p>
-            <w:pPr>
-              <w:spacing w:after="20" w:line="240" w:lineRule="auto"/>
-            </w:pPr>
-            <w:r>
-              <w:rPr>
-                <w:sz w:val="18"/>
-                <w:szCs w:val="18"/>
-              </w:rPr>
-              <w:t xml:space="preserve">HRS  (Tungsten example: TUN)</w:t>
-            </w:r>
-          </w:p>
-        </w:tc>
-      </w:tr>
-      <w:tr>
-        <w:trPr>
-          <w:cantSplit/>
-        </w:trPr>
-        <w:tc>
-          <w:tcPr>
-            <w:tcW w:w="1500" w:type="dxa"/>
-          </w:tcPr>
-          <w:p>
-            <w:pPr>
-              <w:spacing w:after="20" w:line="240" w:lineRule="auto"/>
-            </w:pPr>
-            <w:r>
-              <w:rPr>
-                <w:b/>
-                <w:sz w:val="18"/>
-                <w:szCs w:val="18"/>
-              </w:rPr>
-              <w:t xml:space="preserve">Address – Logical addresses / SADR</w:t>
-            </w:r>
-          </w:p>
-        </w:tc>
-        <w:tc>
-          <w:tcPr>
-            <w:tcW w:w="1900" w:type="dxa"/>
-          </w:tcPr>
-          <w:p>
-            <w:pPr>
-              <w:spacing w:after="20" w:line="240" w:lineRule="auto"/>
-            </w:pPr>
-            <w:r>
-              <w:rPr>
-                <w:sz w:val="18"/>
-                <w:szCs w:val="18"/>
-              </w:rPr>
-              <w:t xml:space="preserve">Recipient, Log. addr., Recipients</w:t>
-            </w:r>
-          </w:p>
-        </w:tc>
-        <w:tc>
-          <w:tcPr>
-            <w:tcW w:w="1500" w:type="dxa"/>
-          </w:tcPr>
-          <w:p>
-            <w:pPr>
-              <w:spacing w:after="20" w:line="240" w:lineRule="auto"/>
-            </w:pPr>
-            <w:r>
-              <w:rPr>
-                <w:sz w:val="18"/>
-                <w:szCs w:val="18"/>
-              </w:rPr>
-              <w:t xml:space="preserve">—</w:t>
-            </w:r>
-          </w:p>
-        </w:tc>
-        <w:tc>
-          <w:tcPr>
-            <w:tcW w:w="4460" w:type="dxa"/>
-          </w:tcPr>
-          <w:p>
-            <w:pPr>
-              <w:spacing w:after="20" w:line="240" w:lineRule="auto"/>
-            </w:pPr>
-            <w:r>
-              <w:rPr>
-                <w:sz w:val="18"/>
-                <w:szCs w:val="18"/>
-              </w:rPr>
-              <w:t xml:space="preserve">Empty</w:t>
-            </w:r>
-          </w:p>
-        </w:tc>
-      </w:tr>
-    </w:tbl>
     <w:p>
       <w:pPr>
         <w:spacing w:after="60" w:line="240" w:lineRule="auto"/>
@@ -7147,7 +6179,7 @@
         <w:spacing w:after="120" w:line="240" w:lineRule="auto"/>
       </w:pPr>
       <w:r>
-        <w:t xml:space="preserve">The remaining control record fields (MANDT, DOCREL, CREDAT, CRETIM, DOCNUM, STATUS) are filled by SAP / TIBCO as for the other partners.</w:t>
+        <w:t>The remaining control record fields are filled by SAP / TIBCO as for the other partners.</w:t>
       </w:r>
     </w:p>
     <w:p>
@@ -7159,7 +6191,7 @@
         <w:rPr>
           <w:b/>
         </w:rPr>
-        <w:t xml:space="preserve">IDoc body structure (ZINVOIC02_EXT)</w:t>
+        <w:t>IDoc body structure (ZINVOIC02_EXT)</w:t>
       </w:r>
     </w:p>
     <w:p>
@@ -7167,780 +6199,9 @@
         <w:spacing w:after="120" w:line="240" w:lineRule="auto"/>
       </w:pPr>
       <w:r>
-        <w:t xml:space="preserve">Identical to the Tungsten structure (no segment or field added or removed). The value of each field for HRS is defined in the mapping workbook above; the Tungsten sample is given as reference.</w:t>
+        <w:t>Identical to the Tungsten structure (no segment or field added or removed). The value of each field for HRS is defined in the mapping workbook above; the Tungsten sample is given as reference.</w:t>
       </w:r>
     </w:p>
-    <w:tbl>
-      <w:tblPr>
-        <w:tblW w:w="9360" w:type="dxa"/>
-        <w:tblBorders>
-          <w:top w:val="single" w:sz="4" w:space="0" w:color="auto"/>
-          <w:left w:val="single" w:sz="4" w:space="0" w:color="auto"/>
-          <w:bottom w:val="single" w:sz="4" w:space="0" w:color="auto"/>
-          <w:right w:val="single" w:sz="4" w:space="0" w:color="auto"/>
-          <w:insideH w:val="single" w:sz="4" w:space="0" w:color="auto"/>
-          <w:insideV w:val="single" w:sz="4" w:space="0" w:color="auto"/>
-        </w:tblBorders>
-        <w:tblLayout w:type="fixed"/>
-        <w:tblCellMar>
-          <w:left w:w="70" w:type="dxa"/>
-          <w:right w:w="70" w:type="dxa"/>
-        </w:tblCellMar>
-        <w:tblLook w:val="04A0" w:firstRow="1" w:lastRow="0" w:firstColumn="1" w:lastColumn="0" w:noHBand="0" w:noVBand="1"/>
-      </w:tblPr>
-      <w:tblGrid>
-        <w:gridCol w:w="2300"/>
-        <w:gridCol w:w="3300"/>
-        <w:gridCol w:w="3760"/>
-      </w:tblGrid>
-      <w:tr>
-        <w:trPr>
-          <w:cantSplit/>
-          <w:tblHeader/>
-        </w:trPr>
-        <w:tc>
-          <w:tcPr>
-            <w:tcW w:w="2300" w:type="dxa"/>
-            <w:shd w:val="clear" w:color="auto" w:fill="D9D9D9"/>
-          </w:tcPr>
-          <w:p>
-            <w:pPr>
-              <w:spacing w:after="20" w:line="240" w:lineRule="auto"/>
-            </w:pPr>
-            <w:r>
-              <w:rPr>
-                <w:b/>
-                <w:sz w:val="18"/>
-                <w:szCs w:val="18"/>
-              </w:rPr>
-              <w:t xml:space="preserve">Segment</w:t>
-            </w:r>
-          </w:p>
-        </w:tc>
-        <w:tc>
-          <w:tcPr>
-            <w:tcW w:w="3300" w:type="dxa"/>
-            <w:shd w:val="clear" w:color="auto" w:fill="D9D9D9"/>
-          </w:tcPr>
-          <w:p>
-            <w:pPr>
-              <w:spacing w:after="20" w:line="240" w:lineRule="auto"/>
-            </w:pPr>
-            <w:r>
-              <w:rPr>
-                <w:b/>
-                <w:sz w:val="18"/>
-                <w:szCs w:val="18"/>
-              </w:rPr>
-              <w:t xml:space="preserve">Fields</w:t>
-            </w:r>
-          </w:p>
-        </w:tc>
-        <w:tc>
-          <w:tcPr>
-            <w:tcW w:w="3760" w:type="dxa"/>
-            <w:shd w:val="clear" w:color="auto" w:fill="D9D9D9"/>
-          </w:tcPr>
-          <w:p>
-            <w:pPr>
-              <w:spacing w:after="20" w:line="240" w:lineRule="auto"/>
-            </w:pPr>
-            <w:r>
-              <w:rPr>
-                <w:b/>
-                <w:sz w:val="18"/>
-                <w:szCs w:val="18"/>
-              </w:rPr>
-              <w:t xml:space="preserve">Usage (as in Tungsten)</w:t>
-            </w:r>
-          </w:p>
-        </w:tc>
-      </w:tr>
-      <w:tr>
-        <w:trPr>
-          <w:cantSplit/>
-        </w:trPr>
-        <w:tc>
-          <w:tcPr>
-            <w:tcW w:w="2300" w:type="dxa"/>
-          </w:tcPr>
-          <w:p>
-            <w:pPr>
-              <w:spacing w:after="20" w:line="240" w:lineRule="auto"/>
-            </w:pPr>
-            <w:r>
-              <w:rPr>
-                <w:b/>
-                <w:sz w:val="18"/>
-                <w:szCs w:val="18"/>
-              </w:rPr>
-              <w:t xml:space="preserve">E1EDK01</w:t>
-            </w:r>
-          </w:p>
-        </w:tc>
-        <w:tc>
-          <w:tcPr>
-            <w:tcW w:w="3300" w:type="dxa"/>
-          </w:tcPr>
-          <w:p>
-            <w:pPr>
-              <w:spacing w:after="20" w:line="240" w:lineRule="auto"/>
-            </w:pPr>
-            <w:r>
-              <w:rPr>
-                <w:sz w:val="18"/>
-                <w:szCs w:val="18"/>
-              </w:rPr>
-              <w:t xml:space="preserve">CURCY, KUNDEUINR, EIGENUINR, BSART</w:t>
-            </w:r>
-          </w:p>
-        </w:tc>
-        <w:tc>
-          <w:tcPr>
-            <w:tcW w:w="3760" w:type="dxa"/>
-          </w:tcPr>
-          <w:p>
-            <w:pPr>
-              <w:spacing w:after="20" w:line="240" w:lineRule="auto"/>
-            </w:pPr>
-            <w:r>
-              <w:rPr>
-                <w:sz w:val="18"/>
-                <w:szCs w:val="18"/>
-              </w:rPr>
-              <w:t xml:space="preserve">Currency, VAT numbers, document type (INVO / CRME)</w:t>
-            </w:r>
-          </w:p>
-        </w:tc>
-      </w:tr>
-      <w:tr>
-        <w:trPr>
-          <w:cantSplit/>
-        </w:trPr>
-        <w:tc>
-          <w:tcPr>
-            <w:tcW w:w="2300" w:type="dxa"/>
-          </w:tcPr>
-          <w:p>
-            <w:pPr>
-              <w:spacing w:after="20" w:line="240" w:lineRule="auto"/>
-            </w:pPr>
-            <w:r>
-              <w:rPr>
-                <w:b/>
-                <w:sz w:val="18"/>
-                <w:szCs w:val="18"/>
-              </w:rPr>
-              <w:t xml:space="preserve">ZPP_INVOIC02 (child of E1EDK01)</w:t>
-            </w:r>
-          </w:p>
-        </w:tc>
-        <w:tc>
-          <w:tcPr>
-            <w:tcW w:w="3300" w:type="dxa"/>
-          </w:tcPr>
-          <w:p>
-            <w:pPr>
-              <w:spacing w:after="20" w:line="240" w:lineRule="auto"/>
-            </w:pPr>
-            <w:r>
-              <w:rPr>
-                <w:sz w:val="18"/>
-                <w:szCs w:val="18"/>
-              </w:rPr>
-              <w:t xml:space="preserve">SCAN_ID, OCR_ID, REQUESTER, RECEPT_DATE/TIME, SCAN_DATE/TIME, RECEIV_DATE/TIME, IDOC_TR_DATE/TIME, BVTYP</w:t>
-            </w:r>
-          </w:p>
-        </w:tc>
-        <w:tc>
-          <w:tcPr>
-            <w:tcW w:w="3760" w:type="dxa"/>
-          </w:tcPr>
-          <w:p>
-            <w:pPr>
-              <w:spacing w:after="20" w:line="240" w:lineRule="auto"/>
-            </w:pPr>
-            <w:r>
-              <w:rPr>
-                <w:sz w:val="18"/>
-                <w:szCs w:val="18"/>
-              </w:rPr>
-              <w:t xml:space="preserve">Scan / reception / transfer information of the document</w:t>
-            </w:r>
-          </w:p>
-        </w:tc>
-      </w:tr>
-      <w:tr>
-        <w:trPr>
-          <w:cantSplit/>
-        </w:trPr>
-        <w:tc>
-          <w:tcPr>
-            <w:tcW w:w="2300" w:type="dxa"/>
-          </w:tcPr>
-          <w:p>
-            <w:pPr>
-              <w:spacing w:after="20" w:line="240" w:lineRule="auto"/>
-            </w:pPr>
-            <w:r>
-              <w:rPr>
-                <w:b/>
-                <w:sz w:val="18"/>
-                <w:szCs w:val="18"/>
-              </w:rPr>
-              <w:t xml:space="preserve">ZPP_INVOIC02_02 (child of E1EDK01, repeated)</w:t>
-            </w:r>
-          </w:p>
-        </w:tc>
-        <w:tc>
-          <w:tcPr>
-            <w:tcW w:w="3300" w:type="dxa"/>
-          </w:tcPr>
-          <w:p>
-            <w:pPr>
-              <w:spacing w:after="20" w:line="240" w:lineRule="auto"/>
-            </w:pPr>
-            <w:r>
-              <w:rPr>
-                <w:sz w:val="18"/>
-                <w:szCs w:val="18"/>
-              </w:rPr>
-              <w:t xml:space="preserve">FILEP, DOC_TYPE</w:t>
-            </w:r>
-          </w:p>
-        </w:tc>
-        <w:tc>
-          <w:tcPr>
-            <w:tcW w:w="3760" w:type="dxa"/>
-          </w:tcPr>
-          <w:p>
-            <w:pPr>
-              <w:spacing w:after="20" w:line="240" w:lineRule="auto"/>
-            </w:pPr>
-            <w:r>
-              <w:rPr>
-                <w:sz w:val="18"/>
-                <w:szCs w:val="18"/>
-              </w:rPr>
-              <w:t xml:space="preserve">One segment per attached file (PDF image, XML, HTML)</w:t>
-            </w:r>
-          </w:p>
-        </w:tc>
-      </w:tr>
-      <w:tr>
-        <w:trPr>
-          <w:cantSplit/>
-        </w:trPr>
-        <w:tc>
-          <w:tcPr>
-            <w:tcW w:w="2300" w:type="dxa"/>
-          </w:tcPr>
-          <w:p>
-            <w:pPr>
-              <w:spacing w:after="20" w:line="240" w:lineRule="auto"/>
-            </w:pPr>
-            <w:r>
-              <w:rPr>
-                <w:b/>
-                <w:sz w:val="18"/>
-                <w:szCs w:val="18"/>
-              </w:rPr>
-              <w:t xml:space="preserve">ZPP_INVOIC02_URL (child of E1EDK01)</w:t>
-            </w:r>
-          </w:p>
-        </w:tc>
-        <w:tc>
-          <w:tcPr>
-            <w:tcW w:w="3300" w:type="dxa"/>
-          </w:tcPr>
-          <w:p>
-            <w:pPr>
-              <w:spacing w:after="20" w:line="240" w:lineRule="auto"/>
-            </w:pPr>
-            <w:r>
-              <w:rPr>
-                <w:sz w:val="18"/>
-                <w:szCs w:val="18"/>
-              </w:rPr>
-              <w:t xml:space="preserve">URL, DOC_TYPE</w:t>
-            </w:r>
-          </w:p>
-        </w:tc>
-        <w:tc>
-          <w:tcPr>
-            <w:tcW w:w="3760" w:type="dxa"/>
-          </w:tcPr>
-          <w:p>
-            <w:pPr>
-              <w:spacing w:after="20" w:line="240" w:lineRule="auto"/>
-            </w:pPr>
-            <w:r>
-              <w:rPr>
-                <w:sz w:val="18"/>
-                <w:szCs w:val="18"/>
-              </w:rPr>
-              <w:t xml:space="preserve">Link to the archived document</w:t>
-            </w:r>
-          </w:p>
-        </w:tc>
-      </w:tr>
-      <w:tr>
-        <w:trPr>
-          <w:cantSplit/>
-        </w:trPr>
-        <w:tc>
-          <w:tcPr>
-            <w:tcW w:w="2300" w:type="dxa"/>
-          </w:tcPr>
-          <w:p>
-            <w:pPr>
-              <w:spacing w:after="20" w:line="240" w:lineRule="auto"/>
-            </w:pPr>
-            <w:r>
-              <w:rPr>
-                <w:b/>
-                <w:sz w:val="18"/>
-                <w:szCs w:val="18"/>
-              </w:rPr>
-              <w:t xml:space="preserve">E1EDKA1</w:t>
-            </w:r>
-          </w:p>
-        </w:tc>
-        <w:tc>
-          <w:tcPr>
-            <w:tcW w:w="3300" w:type="dxa"/>
-          </w:tcPr>
-          <w:p>
-            <w:pPr>
-              <w:spacing w:after="20" w:line="240" w:lineRule="auto"/>
-            </w:pPr>
-            <w:r>
-              <w:rPr>
-                <w:sz w:val="18"/>
-                <w:szCs w:val="18"/>
-              </w:rPr>
-              <w:t xml:space="preserve">PARVW (RS), LIFNR, NAME1, STRAS, ORT01, PSTLZ</w:t>
-            </w:r>
-          </w:p>
-        </w:tc>
-        <w:tc>
-          <w:tcPr>
-            <w:tcW w:w="3760" w:type="dxa"/>
-          </w:tcPr>
-          <w:p>
-            <w:pPr>
-              <w:spacing w:after="20" w:line="240" w:lineRule="auto"/>
-            </w:pPr>
-            <w:r>
-              <w:rPr>
-                <w:sz w:val="18"/>
-                <w:szCs w:val="18"/>
-              </w:rPr>
-              <w:t xml:space="preserve">Invoicing party: vendor number and address</w:t>
-            </w:r>
-          </w:p>
-        </w:tc>
-      </w:tr>
-      <w:tr>
-        <w:trPr>
-          <w:cantSplit/>
-        </w:trPr>
-        <w:tc>
-          <w:tcPr>
-            <w:tcW w:w="2300" w:type="dxa"/>
-          </w:tcPr>
-          <w:p>
-            <w:pPr>
-              <w:spacing w:after="20" w:line="240" w:lineRule="auto"/>
-            </w:pPr>
-            <w:r>
-              <w:rPr>
-                <w:b/>
-                <w:sz w:val="18"/>
-                <w:szCs w:val="18"/>
-              </w:rPr>
-              <w:t xml:space="preserve">E1EDK02 (repeated)</w:t>
-            </w:r>
-          </w:p>
-        </w:tc>
-        <w:tc>
-          <w:tcPr>
-            <w:tcW w:w="3300" w:type="dxa"/>
-          </w:tcPr>
-          <w:p>
-            <w:pPr>
-              <w:spacing w:after="20" w:line="240" w:lineRule="auto"/>
-            </w:pPr>
-            <w:r>
-              <w:rPr>
-                <w:sz w:val="18"/>
-                <w:szCs w:val="18"/>
-              </w:rPr>
-              <w:t xml:space="preserve">QUALF (009, 010, 011, 017, 084, 001, 902), BELNR</w:t>
-            </w:r>
-          </w:p>
-        </w:tc>
-        <w:tc>
-          <w:tcPr>
-            <w:tcW w:w="3760" w:type="dxa"/>
-          </w:tcPr>
-          <w:p>
-            <w:pPr>
-              <w:spacing w:after="20" w:line="240" w:lineRule="auto"/>
-            </w:pPr>
-            <w:r>
-              <w:rPr>
-                <w:sz w:val="18"/>
-                <w:szCs w:val="18"/>
-              </w:rPr>
-              <w:t xml:space="preserve">Document references (invoice number, PO number…)</w:t>
-            </w:r>
-          </w:p>
-        </w:tc>
-      </w:tr>
-      <w:tr>
-        <w:trPr>
-          <w:cantSplit/>
-        </w:trPr>
-        <w:tc>
-          <w:tcPr>
-            <w:tcW w:w="2300" w:type="dxa"/>
-          </w:tcPr>
-          <w:p>
-            <w:pPr>
-              <w:spacing w:after="20" w:line="240" w:lineRule="auto"/>
-            </w:pPr>
-            <w:r>
-              <w:rPr>
-                <w:b/>
-                <w:sz w:val="18"/>
-                <w:szCs w:val="18"/>
-              </w:rPr>
-              <w:t xml:space="preserve">E1EDK03 (repeated)</w:t>
-            </w:r>
-          </w:p>
-        </w:tc>
-        <w:tc>
-          <w:tcPr>
-            <w:tcW w:w="3300" w:type="dxa"/>
-          </w:tcPr>
-          <w:p>
-            <w:pPr>
-              <w:spacing w:after="20" w:line="240" w:lineRule="auto"/>
-            </w:pPr>
-            <w:r>
-              <w:rPr>
-                <w:sz w:val="18"/>
-                <w:szCs w:val="18"/>
-              </w:rPr>
-              <w:t xml:space="preserve">IDDAT (001, 012, 016, 047), DATUM</w:t>
-            </w:r>
-          </w:p>
-        </w:tc>
-        <w:tc>
-          <w:tcPr>
-            <w:tcW w:w="3760" w:type="dxa"/>
-          </w:tcPr>
-          <w:p>
-            <w:pPr>
-              <w:spacing w:after="20" w:line="240" w:lineRule="auto"/>
-            </w:pPr>
-            <w:r>
-              <w:rPr>
-                <w:sz w:val="18"/>
-                <w:szCs w:val="18"/>
-              </w:rPr>
-              <w:t xml:space="preserve">Document dates</w:t>
-            </w:r>
-          </w:p>
-        </w:tc>
-      </w:tr>
-      <w:tr>
-        <w:trPr>
-          <w:cantSplit/>
-        </w:trPr>
-        <w:tc>
-          <w:tcPr>
-            <w:tcW w:w="2300" w:type="dxa"/>
-          </w:tcPr>
-          <w:p>
-            <w:pPr>
-              <w:spacing w:after="20" w:line="240" w:lineRule="auto"/>
-            </w:pPr>
-            <w:r>
-              <w:rPr>
-                <w:b/>
-                <w:sz w:val="18"/>
-                <w:szCs w:val="18"/>
-              </w:rPr>
-              <w:t xml:space="preserve">E1EDK04</w:t>
-            </w:r>
-          </w:p>
-        </w:tc>
-        <w:tc>
-          <w:tcPr>
-            <w:tcW w:w="3300" w:type="dxa"/>
-          </w:tcPr>
-          <w:p>
-            <w:pPr>
-              <w:spacing w:after="20" w:line="240" w:lineRule="auto"/>
-            </w:pPr>
-            <w:r>
-              <w:rPr>
-                <w:sz w:val="18"/>
-                <w:szCs w:val="18"/>
-              </w:rPr>
-              <w:t xml:space="preserve">MWSBT</w:t>
-            </w:r>
-          </w:p>
-        </w:tc>
-        <w:tc>
-          <w:tcPr>
-            <w:tcW w:w="3760" w:type="dxa"/>
-          </w:tcPr>
-          <w:p>
-            <w:pPr>
-              <w:spacing w:after="20" w:line="240" w:lineRule="auto"/>
-            </w:pPr>
-            <w:r>
-              <w:rPr>
-                <w:sz w:val="18"/>
-                <w:szCs w:val="18"/>
-              </w:rPr>
-              <w:t xml:space="preserve">Header tax amount</w:t>
-            </w:r>
-          </w:p>
-        </w:tc>
-      </w:tr>
-      <w:tr>
-        <w:trPr>
-          <w:cantSplit/>
-        </w:trPr>
-        <w:tc>
-          <w:tcPr>
-            <w:tcW w:w="2300" w:type="dxa"/>
-          </w:tcPr>
-          <w:p>
-            <w:pPr>
-              <w:spacing w:after="20" w:line="240" w:lineRule="auto"/>
-            </w:pPr>
-            <w:r>
-              <w:rPr>
-                <w:b/>
-                <w:sz w:val="18"/>
-                <w:szCs w:val="18"/>
-              </w:rPr>
-              <w:t xml:space="preserve">E1EDK28</w:t>
-            </w:r>
-          </w:p>
-        </w:tc>
-        <w:tc>
-          <w:tcPr>
-            <w:tcW w:w="3300" w:type="dxa"/>
-          </w:tcPr>
-          <w:p>
-            <w:pPr>
-              <w:spacing w:after="20" w:line="240" w:lineRule="auto"/>
-            </w:pPr>
-            <w:r>
-              <w:rPr>
-                <w:sz w:val="18"/>
-                <w:szCs w:val="18"/>
-              </w:rPr>
-              <w:t xml:space="preserve">—</w:t>
-            </w:r>
-          </w:p>
-        </w:tc>
-        <w:tc>
-          <w:tcPr>
-            <w:tcW w:w="3760" w:type="dxa"/>
-          </w:tcPr>
-          <w:p>
-            <w:pPr>
-              <w:spacing w:after="20" w:line="240" w:lineRule="auto"/>
-            </w:pPr>
-            <w:r>
-              <w:rPr>
-                <w:sz w:val="18"/>
-                <w:szCs w:val="18"/>
-              </w:rPr>
-              <w:t xml:space="preserve">Empty segment</w:t>
-            </w:r>
-          </w:p>
-        </w:tc>
-      </w:tr>
-      <w:tr>
-        <w:trPr>
-          <w:cantSplit/>
-        </w:trPr>
-        <w:tc>
-          <w:tcPr>
-            <w:tcW w:w="2300" w:type="dxa"/>
-          </w:tcPr>
-          <w:p>
-            <w:pPr>
-              <w:spacing w:after="20" w:line="240" w:lineRule="auto"/>
-            </w:pPr>
-            <w:r>
-              <w:rPr>
-                <w:b/>
-                <w:sz w:val="18"/>
-                <w:szCs w:val="18"/>
-              </w:rPr>
-              <w:t xml:space="preserve">E1EDK14</w:t>
-            </w:r>
-          </w:p>
-        </w:tc>
-        <w:tc>
-          <w:tcPr>
-            <w:tcW w:w="3300" w:type="dxa"/>
-          </w:tcPr>
-          <w:p>
-            <w:pPr>
-              <w:spacing w:after="20" w:line="240" w:lineRule="auto"/>
-            </w:pPr>
-            <w:r>
-              <w:rPr>
-                <w:sz w:val="18"/>
-                <w:szCs w:val="18"/>
-              </w:rPr>
-              <w:t xml:space="preserve">QUALF (011), ORGID</w:t>
-            </w:r>
-          </w:p>
-        </w:tc>
-        <w:tc>
-          <w:tcPr>
-            <w:tcW w:w="3760" w:type="dxa"/>
-          </w:tcPr>
-          <w:p>
-            <w:pPr>
-              <w:spacing w:after="20" w:line="240" w:lineRule="auto"/>
-            </w:pPr>
-            <w:r>
-              <w:rPr>
-                <w:sz w:val="18"/>
-                <w:szCs w:val="18"/>
-              </w:rPr>
-              <w:t xml:space="preserve">Organizational data: company code</w:t>
-            </w:r>
-          </w:p>
-        </w:tc>
-      </w:tr>
-      <w:tr>
-        <w:trPr>
-          <w:cantSplit/>
-        </w:trPr>
-        <w:tc>
-          <w:tcPr>
-            <w:tcW w:w="2300" w:type="dxa"/>
-          </w:tcPr>
-          <w:p>
-            <w:pPr>
-              <w:spacing w:after="20" w:line="240" w:lineRule="auto"/>
-            </w:pPr>
-            <w:r>
-              <w:rPr>
-                <w:b/>
-                <w:sz w:val="18"/>
-                <w:szCs w:val="18"/>
-              </w:rPr>
-              <w:t xml:space="preserve">E1EDP01 (per item)</w:t>
-            </w:r>
-          </w:p>
-        </w:tc>
-        <w:tc>
-          <w:tcPr>
-            <w:tcW w:w="3300" w:type="dxa"/>
-          </w:tcPr>
-          <w:p>
-            <w:pPr>
-              <w:spacing w:after="20" w:line="240" w:lineRule="auto"/>
-            </w:pPr>
-            <w:r>
-              <w:rPr>
-                <w:sz w:val="18"/>
-                <w:szCs w:val="18"/>
-              </w:rPr>
-              <w:t xml:space="preserve">POSEX, MENGE, MENEE</w:t>
-            </w:r>
-          </w:p>
-        </w:tc>
-        <w:tc>
-          <w:tcPr>
-            <w:tcW w:w="3760" w:type="dxa"/>
-          </w:tcPr>
-          <w:p>
-            <w:pPr>
-              <w:spacing w:after="20" w:line="240" w:lineRule="auto"/>
-            </w:pPr>
-            <w:r>
-              <w:rPr>
-                <w:sz w:val="18"/>
-                <w:szCs w:val="18"/>
-              </w:rPr>
-              <w:t xml:space="preserve">Item number, quantity, unit; child segments ZE1EDL24, E1EDP02 (QUALF 001, ZEILE), E1EDP19 (QUALF 002, IDTNR, KTEXT), E1EDP26 (QUALF 003 and 002, BETRG), E1EDP04 (MWSBT)</w:t>
-            </w:r>
-          </w:p>
-        </w:tc>
-      </w:tr>
-      <w:tr>
-        <w:trPr>
-          <w:cantSplit/>
-        </w:trPr>
-        <w:tc>
-          <w:tcPr>
-            <w:tcW w:w="2300" w:type="dxa"/>
-          </w:tcPr>
-          <w:p>
-            <w:pPr>
-              <w:spacing w:after="20" w:line="240" w:lineRule="auto"/>
-            </w:pPr>
-            <w:r>
-              <w:rPr>
-                <w:b/>
-                <w:sz w:val="18"/>
-                <w:szCs w:val="18"/>
-              </w:rPr>
-              <w:t xml:space="preserve">E1EDS01 (repeated)</w:t>
-            </w:r>
-          </w:p>
-        </w:tc>
-        <w:tc>
-          <w:tcPr>
-            <w:tcW w:w="3300" w:type="dxa"/>
-          </w:tcPr>
-          <w:p>
-            <w:pPr>
-              <w:spacing w:after="20" w:line="240" w:lineRule="auto"/>
-            </w:pPr>
-            <w:r>
-              <w:rPr>
-                <w:sz w:val="18"/>
-                <w:szCs w:val="18"/>
-              </w:rPr>
-              <w:t xml:space="preserve">SUMID (002, 003, 010), SUMME</w:t>
-            </w:r>
-          </w:p>
-        </w:tc>
-        <w:tc>
-          <w:tcPr>
-            <w:tcW w:w="3760" w:type="dxa"/>
-          </w:tcPr>
-          <w:p>
-            <w:pPr>
-              <w:spacing w:after="20" w:line="240" w:lineRule="auto"/>
-            </w:pPr>
-            <w:r>
-              <w:rPr>
-                <w:sz w:val="18"/>
-                <w:szCs w:val="18"/>
-              </w:rPr>
-              <w:t xml:space="preserve">Totals of the document</w:t>
-            </w:r>
-          </w:p>
-        </w:tc>
-      </w:tr>
-    </w:tbl>
     <w:p>
       <w:pPr>
         <w:spacing w:after="60" w:line="240" w:lineRule="auto"/>
@@ -7948,24 +6209,9 @@
     </w:p>
     <w:p>
       <w:pPr>
-        <w:spacing w:after="120" w:line="240" w:lineRule="auto"/>
-      </w:pPr>
-      <w:r>
-        <w:rPr>
-          <w:i/>
-        </w:rPr>
-        <w:t xml:space="preserve">The totals segments E1EDS01 use the same SUMID values as the Tungsten IDoc (002, 003 and 010); the amount controls of this section are applied to these totals.</w:t>
-      </w:r>
-    </w:p>
-    <w:p>
-      <w:pPr>
         <w:pStyle w:val="Titre2"/>
-        <w:numPr>
-          <w:ilvl w:val="1"/>
-          <w:numId w:val="19"/>
-        </w:numPr>
-      </w:pPr>
-      <w:bookmarkStart w:id="34" w:name="_Toc240635755"/>
+      </w:pPr>
+      <w:bookmarkStart w:id="34" w:name="_Toc242859581"/>
       <w:r>
         <w:t>Reuse considerations</w:t>
       </w:r>
@@ -7991,7 +6237,7 @@
         <w:spacing w:after="120"/>
       </w:pPr>
       <w:r>
-        <w:t xml:space="preserve">The IDoc format INVOIC02 with extension ZINVOIC02_EXT is the one already used by the other partner invoices passing through SAP VIM (e.g. Tungsten): same segments and fields, only the partner-specific values change (message variant HRS, SADR sender HRS, see section 3.3). The IDoc settings (Typinfo, Partner, Address) are described in EFS_P2P_087.</w:t>
+        <w:t>The IDoc format INVOIC02 with extension ZINVOIC02_EXT is the one already used by the other partner invoices passing through SAP VIM (e.g. Tungsten): same segments and fields, only the partner-specific values change (message variant HRS, SADR sender HRS). The IDoc settings (Typinfo, Partner, Address) are described in EFS_P2P_087.</w:t>
       </w:r>
     </w:p>
     <w:p>
@@ -8001,38 +6247,6 @@
       <w:r>
         <w:t>TIBCO is the middleware used to transform the Citibank file (CDF3) into the IDoc.</w:t>
       </w:r>
-    </w:p>
-    <w:p>
-      <w:pPr>
-        <w:autoSpaceDE w:val="0"/>
-        <w:autoSpaceDN w:val="0"/>
-        <w:adjustRightInd w:val="0"/>
-        <w:spacing w:after="0" w:line="240" w:lineRule="auto"/>
-      </w:pPr>
-    </w:p>
-    <w:p>
-      <w:pPr>
-        <w:autoSpaceDE w:val="0"/>
-        <w:autoSpaceDN w:val="0"/>
-        <w:adjustRightInd w:val="0"/>
-        <w:spacing w:after="0" w:line="240" w:lineRule="auto"/>
-      </w:pPr>
-    </w:p>
-    <w:p>
-      <w:pPr>
-        <w:autoSpaceDE w:val="0"/>
-        <w:autoSpaceDN w:val="0"/>
-        <w:adjustRightInd w:val="0"/>
-        <w:spacing w:after="0" w:line="240" w:lineRule="auto"/>
-      </w:pPr>
-    </w:p>
-    <w:p>
-      <w:pPr>
-        <w:autoSpaceDE w:val="0"/>
-        <w:autoSpaceDN w:val="0"/>
-        <w:adjustRightInd w:val="0"/>
-        <w:spacing w:after="0" w:line="240" w:lineRule="auto"/>
-      </w:pPr>
     </w:p>
     <w:p>
       <w:pPr>
@@ -8054,9 +6268,8 @@
         <w:pStyle w:val="Titre2"/>
       </w:pPr>
       <w:bookmarkStart w:id="35" w:name="_Toc42701646"/>
-      <w:bookmarkStart w:id="36" w:name="_Toc240635756"/>
+      <w:bookmarkStart w:id="36" w:name="_Toc242859582"/>
       <w:r>
-        <w:lastRenderedPageBreak/>
         <w:t>Customizing &amp; Configuration prerequisites</w:t>
       </w:r>
       <w:bookmarkEnd w:id="35"/>
@@ -8110,7 +6323,7 @@
       </w:pPr>
       <w:bookmarkStart w:id="37" w:name="_Toc483306959"/>
       <w:bookmarkStart w:id="38" w:name="_Toc42701647"/>
-      <w:bookmarkStart w:id="39" w:name="_Toc240635757"/>
+      <w:bookmarkStart w:id="39" w:name="_Toc242859583"/>
       <w:r>
         <w:t>Solution Integration Considerations</w:t>
       </w:r>
@@ -8150,11 +6363,13 @@
         <w:tblLook w:val="0000" w:firstRow="0" w:lastRow="0" w:firstColumn="0" w:lastColumn="0" w:noHBand="0" w:noVBand="0"/>
       </w:tblPr>
       <w:tblGrid>
-        <w:gridCol w:w="1579"/>
-        <w:gridCol w:w="5655"/>
-        <w:gridCol w:w="2116"/>
+        <w:gridCol w:w="1617"/>
+        <w:gridCol w:w="7733"/>
       </w:tblGrid>
       <w:tr>
+        <w:trPr>
+          <w:trHeight w:val="395"/>
+        </w:trPr>
         <w:tc>
           <w:tcPr>
             <w:tcW w:w="0" w:type="auto"/>
@@ -8203,32 +6418,11 @@
             </w:r>
           </w:p>
         </w:tc>
-        <w:tc>
-          <w:tcPr>
-            <w:tcW w:w="0" w:type="auto"/>
-            <w:shd w:val="clear" w:color="auto" w:fill="D9D9D9"/>
-            <w:tcMar>
-              <w:top w:w="60" w:type="dxa"/>
-              <w:left w:w="100" w:type="dxa"/>
-              <w:bottom w:w="60" w:type="dxa"/>
-              <w:right w:w="100" w:type="dxa"/>
-            </w:tcMar>
-            <w:vAlign w:val="center"/>
-          </w:tcPr>
-          <w:p>
-            <w:r>
-              <w:rPr>
-                <w:b/>
-                <w:bCs/>
-                <w:sz w:val="18"/>
-                <w:szCs w:val="18"/>
-              </w:rPr>
-              <w:t>Responsible</w:t>
-            </w:r>
-          </w:p>
-        </w:tc>
       </w:tr>
       <w:tr>
+        <w:trPr>
+          <w:trHeight w:val="441"/>
+        </w:trPr>
         <w:tc>
           <w:tcPr>
             <w:tcW w:w="0" w:type="auto"/>
@@ -8263,6 +6457,11 @@
             </w:r>
           </w:p>
         </w:tc>
+      </w:tr>
+      <w:tr>
+        <w:trPr>
+          <w:trHeight w:val="1034"/>
+        </w:trPr>
         <w:tc>
           <w:tcPr>
             <w:tcW w:w="0" w:type="auto"/>
@@ -8276,12 +6475,11 @@
           </w:tcPr>
           <w:p>
             <w:r>
-              <w:t>Integration Team</w:t>
-            </w:r>
-          </w:p>
-        </w:tc>
-      </w:tr>
-      <w:tr>
+              <w:lastRenderedPageBreak/>
+              <w:t>TIBCO</w:t>
+            </w:r>
+          </w:p>
+        </w:tc>
         <w:tc>
           <w:tcPr>
             <w:tcW w:w="0" w:type="auto"/>
@@ -8295,10 +6493,15 @@
           </w:tcPr>
           <w:p>
             <w:r>
-              <w:t>TIBCO</w:t>
-            </w:r>
-          </w:p>
-        </w:tc>
+              <w:t>Parse the CDF3 file, apply the mapping/business logic, generate the INVOIC02 / ZINVOIC02_EXT IDoc-XML (message variant HRS) and transmit it to SAP VIM.</w:t>
+            </w:r>
+          </w:p>
+        </w:tc>
+      </w:tr>
+      <w:tr>
+        <w:trPr>
+          <w:trHeight w:val="745"/>
+        </w:trPr>
         <w:tc>
           <w:tcPr>
             <w:tcW w:w="0" w:type="auto"/>
@@ -8312,7 +6515,7 @@
           </w:tcPr>
           <w:p>
             <w:r>
-              <w:t>Parse the CDF3 file, apply the mapping/business logic, generate the INVOIC02 / ZINVOIC02_EXT IDoc-XML (message variant HRS) and transmit it to SAP VIM.</w:t>
+              <w:t>SAP VIM (OpenText)</w:t>
             </w:r>
           </w:p>
         </w:tc>
@@ -8329,12 +6532,15 @@
           </w:tcPr>
           <w:p>
             <w:r>
-              <w:t>TIBCO Integration Team</w:t>
+              <w:t xml:space="preserve">Perform the 3-way matching and approval routing; trigger posting in iShift.</w:t>
             </w:r>
           </w:p>
         </w:tc>
       </w:tr>
       <w:tr>
+        <w:trPr>
+          <w:trHeight w:val="745"/>
+        </w:trPr>
         <w:tc>
           <w:tcPr>
             <w:tcW w:w="0" w:type="auto"/>
@@ -8348,7 +6554,7 @@
           </w:tcPr>
           <w:p>
             <w:r>
-              <w:t>SAP VIM (OpenText)</w:t>
+              <w:t xml:space="preserve">iShift (SAP S/4HANA)</w:t>
             </w:r>
           </w:p>
         </w:tc>
@@ -8365,77 +6571,7 @@
           </w:tcPr>
           <w:p>
             <w:r>
-              <w:t>Perform the 3-way matching and approval routing; trigger posting in iShift.</w:t>
-            </w:r>
-          </w:p>
-        </w:tc>
-        <w:tc>
-          <w:tcPr>
-            <w:tcW w:w="0" w:type="auto"/>
-            <w:tcMar>
-              <w:top w:w="60" w:type="dxa"/>
-              <w:left w:w="100" w:type="dxa"/>
-              <w:bottom w:w="60" w:type="dxa"/>
-              <w:right w:w="100" w:type="dxa"/>
-            </w:tcMar>
-            <w:vAlign w:val="center"/>
-          </w:tcPr>
-          <w:p>
-            <w:r>
-              <w:t>SAP VIM Team</w:t>
-            </w:r>
-          </w:p>
-        </w:tc>
-      </w:tr>
-      <w:tr>
-        <w:tc>
-          <w:tcPr>
-            <w:tcW w:w="0" w:type="auto"/>
-            <w:tcMar>
-              <w:top w:w="60" w:type="dxa"/>
-              <w:left w:w="100" w:type="dxa"/>
-              <w:bottom w:w="60" w:type="dxa"/>
-              <w:right w:w="100" w:type="dxa"/>
-            </w:tcMar>
-            <w:vAlign w:val="center"/>
-          </w:tcPr>
-          <w:p>
-            <w:r>
-              <w:t>iShift (SAP S/4HANA)</w:t>
-            </w:r>
-          </w:p>
-        </w:tc>
-        <w:tc>
-          <w:tcPr>
-            <w:tcW w:w="0" w:type="auto"/>
-            <w:tcMar>
-              <w:top w:w="60" w:type="dxa"/>
-              <w:left w:w="100" w:type="dxa"/>
-              <w:bottom w:w="60" w:type="dxa"/>
-              <w:right w:w="100" w:type="dxa"/>
-            </w:tcMar>
-            <w:vAlign w:val="center"/>
-          </w:tcPr>
-          <w:p>
-            <w:r>
               <w:t>Post the invoice document (GR/IR) against the vendor and the PO.</w:t>
-            </w:r>
-          </w:p>
-        </w:tc>
-        <w:tc>
-          <w:tcPr>
-            <w:tcW w:w="0" w:type="auto"/>
-            <w:tcMar>
-              <w:top w:w="60" w:type="dxa"/>
-              <w:left w:w="100" w:type="dxa"/>
-              <w:bottom w:w="60" w:type="dxa"/>
-              <w:right w:w="100" w:type="dxa"/>
-            </w:tcMar>
-            <w:vAlign w:val="center"/>
-          </w:tcPr>
-          <w:p>
-            <w:r>
-              <w:t>SAP Technical Team / FI-MM Team</w:t>
             </w:r>
           </w:p>
         </w:tc>
@@ -8492,7 +6628,7 @@
         <w:spacing w:before="179"/>
       </w:pPr>
       <w:bookmarkStart w:id="40" w:name="_Toc42701649"/>
-      <w:bookmarkStart w:id="41" w:name="_Toc240635758"/>
+      <w:bookmarkStart w:id="41" w:name="_Toc242859584"/>
       <w:r>
         <w:t>Monitoring</w:t>
       </w:r>
@@ -8574,7 +6710,7 @@
           </w:tcPr>
           <w:p>
             <w:r>
-              <w:t>The invoice document is posted in iShift after the SAP VIM matching/approval workflow, visible in AIF and in the VIM workflow monitor.</w:t>
+              <w:t xml:space="preserve">The invoice document is posted in iShift after the SAP VIM matching/approval workflow, visible in AIF and in the VIM workflow monitor.</w:t>
             </w:r>
           </w:p>
         </w:tc>
@@ -8619,7 +6755,6 @@
           </w:tcPr>
           <w:p>
             <w:r>
-              <w:lastRenderedPageBreak/>
               <w:t>How can business be sure the document is integrated at the target?</w:t>
             </w:r>
           </w:p>
@@ -8631,7 +6766,7 @@
           </w:tcPr>
           <w:p>
             <w:r>
-              <w:t>Confirmation via the SAP VIM workflow status and the posted document number in iShift.</w:t>
+              <w:t xml:space="preserve">Confirmation via the SAP VIM workflow status and the posted document number in iShift.</w:t>
             </w:r>
           </w:p>
         </w:tc>
@@ -8715,7 +6850,7 @@
           </w:tcPr>
           <w:p>
             <w:r>
-              <w:t>Fallback: manual invoice entry in iShift (TBC — to be confirmed with the FI/MM team), until the interface is restored.</w:t>
+              <w:t xml:space="preserve">Fallback: manual invoice entry in iShift (TBC — to be confirmed with the FI/MM team), until the interface is restored.</w:t>
             </w:r>
           </w:p>
         </w:tc>
@@ -8745,7 +6880,7 @@
         <w:spacing w:before="179"/>
       </w:pPr>
       <w:bookmarkStart w:id="42" w:name="_Toc42701650"/>
-      <w:bookmarkStart w:id="43" w:name="_Toc240635759"/>
+      <w:bookmarkStart w:id="43" w:name="_Toc242859585"/>
       <w:r>
         <w:t>Testing</w:t>
       </w:r>
@@ -9147,7 +7282,7 @@
                 <w:sz w:val="22"/>
                 <w:szCs w:val="22"/>
               </w:rPr>
-              <w:t>One INVOIC02 / ZINVOIC02_EXT IDoc generated and posted (GR/IR) in iShift after VIM matching.</w:t>
+              <w:t xml:space="preserve">One INVOIC02 / ZINVOIC02_EXT IDoc generated and posted (GR/IR) in iShift after VIM matching.</w:t>
             </w:r>
           </w:p>
         </w:tc>
@@ -9681,9 +7816,7 @@
                 <w:sz w:val="22"/>
                 <w:szCs w:val="22"/>
               </w:rPr>
-              <w:t xml:space="preserve">Vendor not found in </w:t>
-              <w:lastRenderedPageBreak/>
-              <w:t>ZUT_T_CAT02 for the company code</w:t>
+              <w:t>Vendor not found in ZUT_T_CAT02 for the company code</w:t>
             </w:r>
           </w:p>
         </w:tc>
@@ -9713,7 +7846,6 @@
                 <w:sz w:val="22"/>
                 <w:szCs w:val="22"/>
               </w:rPr>
-              <w:lastRenderedPageBreak/>
               <w:t>Error</w:t>
             </w:r>
           </w:p>
@@ -9744,9 +7876,7 @@
                 <w:sz w:val="22"/>
                 <w:szCs w:val="22"/>
               </w:rPr>
-              <w:t xml:space="preserve">Company code without </w:t>
-              <w:lastRenderedPageBreak/>
-              <w:t>ZUT_T_CAT02 entry</w:t>
+              <w:t>Company code without ZUT_T_CAT02 entry</w:t>
             </w:r>
           </w:p>
         </w:tc>
@@ -9776,8 +7906,7 @@
                 <w:sz w:val="22"/>
                 <w:szCs w:val="22"/>
               </w:rPr>
-              <w:lastRenderedPageBreak/>
-              <w:t>IDoc generation fails; error visible in AIF.</w:t>
+              <w:t xml:space="preserve">IDoc generation fails for the invoice; error notified by TIBCO (SPLUNK, mechanism TBC).</w:t>
             </w:r>
           </w:p>
         </w:tc>
@@ -10125,6 +8254,7 @@
                 <w:sz w:val="22"/>
                 <w:szCs w:val="22"/>
               </w:rPr>
+              <w:lastRenderedPageBreak/>
               <w:t>8</w:t>
             </w:r>
           </w:p>
@@ -10215,7 +8345,7 @@
                 <w:sz w:val="22"/>
                 <w:szCs w:val="22"/>
               </w:rPr>
-              <w:t>CDF3 file where NumOfDebits or TotalAmountOfDebits does not match the transactions</w:t>
+              <w:t xml:space="preserve">CDF3 file where NumOfDebits or TotalAmountOfDebits does not match the transactions</w:t>
             </w:r>
           </w:p>
         </w:tc>
@@ -10371,7 +8501,7 @@
                 <w:sz w:val="22"/>
                 <w:szCs w:val="22"/>
               </w:rPr>
-              <w:t>One invoice whose sum of LineItemTotalAmount differs from GrossAmount</w:t>
+              <w:t xml:space="preserve">One invoice whose sum of LineItemTotalAmount differs from GrossAmount</w:t>
             </w:r>
           </w:p>
         </w:tc>
@@ -10564,7 +8694,7 @@
       </w:tr>
       <w:tr>
         <w:trPr>
-          <w:cnfStyle w:val="000000100000" w:firstRow="0" w:lastRow="0" w:firstColumn="0" w:lastColumn="0" w:oddVBand="0" w:evenVBand="0" w:oddHBand="1" w:evenHBand="0" w:firstRowFirstColumn="0" w:firstRowLastColumn="0" w:lastRowFirstColumn="0" w:lastRowLastColumn="0"/>
+          <w:cnfStyle w:val="000000010000" w:firstRow="0" w:lastRow="0" w:firstColumn="0" w:lastColumn="0" w:oddVBand="0" w:evenVBand="0" w:oddHBand="0" w:evenHBand="1" w:firstRowFirstColumn="0" w:firstRowLastColumn="0" w:lastRowFirstColumn="0" w:lastRowLastColumn="0"/>
           <w:trHeight w:val="529"/>
         </w:trPr>
         <w:tc>
@@ -10593,7 +8723,7 @@
                 <w:sz w:val="22"/>
                 <w:szCs w:val="22"/>
               </w:rPr>
-              <w:t xml:space="preserve">11</w:t>
+              <w:t>11</w:t>
             </w:r>
           </w:p>
         </w:tc>
@@ -10653,7 +8783,7 @@
                 <w:sz w:val="22"/>
                 <w:szCs w:val="22"/>
               </w:rPr>
-              <w:t xml:space="preserve">Normal</w:t>
+              <w:t>Normal</w:t>
             </w:r>
           </w:p>
         </w:tc>
@@ -10683,7 +8813,7 @@
                 <w:sz w:val="22"/>
                 <w:szCs w:val="22"/>
               </w:rPr>
-              <w:t xml:space="preserve">IDoc generated by TIBCO for an HRS invoice</w:t>
+              <w:t>IDoc generated by TIBCO for an HRS invoice</w:t>
             </w:r>
           </w:p>
         </w:tc>
@@ -10718,6 +8848,162 @@
           </w:p>
         </w:tc>
       </w:tr>
+      <w:tr>
+        <w:trPr>
+          <w:cnfStyle w:val="000000010000" w:firstRow="0" w:lastRow="0" w:firstColumn="0" w:lastColumn="0" w:oddVBand="0" w:evenVBand="0" w:oddHBand="0" w:evenHBand="1" w:firstRowFirstColumn="0" w:firstRowLastColumn="0" w:lastRowFirstColumn="0" w:lastRowLastColumn="0"/>
+          <w:trHeight w:val="529"/>
+        </w:trPr>
+        <w:tc>
+          <w:tcPr>
+            <w:tcW w:w="823" w:type="dxa"/>
+            <w:tcBorders>
+              <w:top w:val="single" w:sz="4" w:space="0" w:color="auto"/>
+              <w:left w:val="single" w:sz="4" w:space="0" w:color="auto"/>
+              <w:bottom w:val="single" w:sz="4" w:space="0" w:color="auto"/>
+              <w:right w:val="single" w:sz="4" w:space="0" w:color="auto"/>
+            </w:tcBorders>
+            <w:shd w:val="clear" w:color="auto" w:fill="FFFFFF" w:themeFill="background1"/>
+            <w:vAlign w:val="center"/>
+          </w:tcPr>
+          <w:p>
+            <w:pPr>
+              <w:rPr>
+                <w:rFonts w:asciiTheme="minorHAnsi" w:eastAsiaTheme="minorHAnsi" w:hAnsiTheme="minorHAnsi" w:cstheme="minorBidi"/>
+                <w:sz w:val="22"/>
+                <w:szCs w:val="22"/>
+              </w:rPr>
+            </w:pPr>
+            <w:r>
+              <w:rPr>
+                <w:rFonts w:asciiTheme="minorHAnsi" w:eastAsiaTheme="minorHAnsi" w:hAnsiTheme="minorHAnsi" w:cstheme="minorBidi"/>
+                <w:sz w:val="22"/>
+                <w:szCs w:val="22"/>
+              </w:rPr>
+              <w:t xml:space="preserve">12</w:t>
+            </w:r>
+          </w:p>
+        </w:tc>
+        <w:tc>
+          <w:tcPr>
+            <w:tcW w:w="1710" w:type="dxa"/>
+            <w:tcBorders>
+              <w:top w:val="single" w:sz="4" w:space="0" w:color="auto"/>
+              <w:left w:val="single" w:sz="4" w:space="0" w:color="auto"/>
+              <w:bottom w:val="single" w:sz="4" w:space="0" w:color="auto"/>
+              <w:right w:val="single" w:sz="4" w:space="0" w:color="auto"/>
+            </w:tcBorders>
+            <w:shd w:val="clear" w:color="auto" w:fill="FFFFFF" w:themeFill="background1"/>
+            <w:vAlign w:val="center"/>
+          </w:tcPr>
+          <w:p>
+            <w:pPr>
+              <w:rPr>
+                <w:rFonts w:asciiTheme="minorHAnsi" w:eastAsiaTheme="minorHAnsi" w:hAnsiTheme="minorHAnsi" w:cstheme="minorBidi"/>
+                <w:sz w:val="22"/>
+                <w:szCs w:val="22"/>
+              </w:rPr>
+            </w:pPr>
+            <w:r>
+              <w:rPr>
+                <w:rFonts w:asciiTheme="minorHAnsi" w:eastAsiaTheme="minorHAnsi" w:hAnsiTheme="minorHAnsi" w:cstheme="minorBidi"/>
+                <w:sz w:val="22"/>
+                <w:szCs w:val="22"/>
+              </w:rPr>
+              <w:t xml:space="preserve">Sending sequence of the IDocs</w:t>
+            </w:r>
+          </w:p>
+        </w:tc>
+        <w:tc>
+          <w:tcPr>
+            <w:tcW w:w="2070" w:type="dxa"/>
+            <w:tcBorders>
+              <w:top w:val="single" w:sz="4" w:space="0" w:color="auto"/>
+              <w:left w:val="single" w:sz="4" w:space="0" w:color="auto"/>
+              <w:bottom w:val="single" w:sz="4" w:space="0" w:color="auto"/>
+              <w:right w:val="single" w:sz="4" w:space="0" w:color="auto"/>
+            </w:tcBorders>
+            <w:shd w:val="clear" w:color="auto" w:fill="FFFFFF" w:themeFill="background1"/>
+            <w:vAlign w:val="center"/>
+          </w:tcPr>
+          <w:p>
+            <w:pPr>
+              <w:rPr>
+                <w:rFonts w:asciiTheme="minorHAnsi" w:eastAsiaTheme="minorHAnsi" w:hAnsiTheme="minorHAnsi" w:cstheme="minorBidi"/>
+                <w:sz w:val="22"/>
+                <w:szCs w:val="22"/>
+              </w:rPr>
+            </w:pPr>
+            <w:r>
+              <w:rPr>
+                <w:rFonts w:asciiTheme="minorHAnsi" w:eastAsiaTheme="minorHAnsi" w:hAnsiTheme="minorHAnsi" w:cstheme="minorBidi"/>
+                <w:sz w:val="22"/>
+                <w:szCs w:val="22"/>
+              </w:rPr>
+              <w:t xml:space="preserve">Normal</w:t>
+            </w:r>
+          </w:p>
+        </w:tc>
+        <w:tc>
+          <w:tcPr>
+            <w:tcW w:w="1620" w:type="dxa"/>
+            <w:tcBorders>
+              <w:top w:val="single" w:sz="4" w:space="0" w:color="auto"/>
+              <w:left w:val="single" w:sz="4" w:space="0" w:color="auto"/>
+              <w:bottom w:val="single" w:sz="4" w:space="0" w:color="auto"/>
+              <w:right w:val="single" w:sz="4" w:space="0" w:color="auto"/>
+            </w:tcBorders>
+            <w:shd w:val="clear" w:color="auto" w:fill="FFFFFF" w:themeFill="background1"/>
+            <w:vAlign w:val="center"/>
+          </w:tcPr>
+          <w:p>
+            <w:pPr>
+              <w:rPr>
+                <w:rFonts w:asciiTheme="minorHAnsi" w:eastAsiaTheme="minorHAnsi" w:hAnsiTheme="minorHAnsi" w:cstheme="minorBidi"/>
+                <w:sz w:val="22"/>
+                <w:szCs w:val="22"/>
+              </w:rPr>
+            </w:pPr>
+            <w:r>
+              <w:rPr>
+                <w:rFonts w:asciiTheme="minorHAnsi" w:eastAsiaTheme="minorHAnsi" w:hAnsiTheme="minorHAnsi" w:cstheme="minorBidi"/>
+                <w:sz w:val="22"/>
+                <w:szCs w:val="22"/>
+              </w:rPr>
+              <w:t xml:space="preserve">Invoice IDoc and reclassification IDoc (IFS_P2P_144) of the same statement sent separately, in any order</w:t>
+            </w:r>
+          </w:p>
+        </w:tc>
+        <w:tc>
+          <w:tcPr>
+            <w:tcW w:w="3123" w:type="dxa"/>
+            <w:tcBorders>
+              <w:top w:val="single" w:sz="4" w:space="0" w:color="auto"/>
+              <w:left w:val="single" w:sz="4" w:space="0" w:color="auto"/>
+              <w:bottom w:val="single" w:sz="4" w:space="0" w:color="auto"/>
+              <w:right w:val="single" w:sz="4" w:space="0" w:color="auto"/>
+            </w:tcBorders>
+            <w:shd w:val="clear" w:color="auto" w:fill="FFFFFF" w:themeFill="background1"/>
+            <w:vAlign w:val="center"/>
+          </w:tcPr>
+          <w:p>
+            <w:pPr>
+              <w:rPr>
+                <w:rFonts w:asciiTheme="minorHAnsi" w:eastAsiaTheme="minorHAnsi" w:hAnsiTheme="minorHAnsi" w:cstheme="minorBidi"/>
+                <w:sz w:val="22"/>
+                <w:szCs w:val="22"/>
+              </w:rPr>
+            </w:pPr>
+            <w:r>
+              <w:rPr>
+                <w:rFonts w:asciiTheme="minorHAnsi" w:eastAsiaTheme="minorHAnsi" w:hAnsiTheme="minorHAnsi" w:cstheme="minorBidi"/>
+                <w:sz w:val="22"/>
+                <w:szCs w:val="22"/>
+              </w:rPr>
+              <w:t xml:space="preserve">Each IDoc is processed independently; no error linked to the sending sequence.</w:t>
+            </w:r>
+          </w:p>
+        </w:tc>
+      </w:tr>
     </w:tbl>
     <w:p>
       <w:pPr>
@@ -10730,7 +9016,7 @@
       <w:pPr>
         <w:pStyle w:val="Titre1"/>
       </w:pPr>
-      <w:bookmarkStart w:id="44" w:name="_Toc240635760"/>
+      <w:bookmarkStart w:id="44" w:name="_Toc242859586"/>
       <w:r>
         <w:t>Appendix</w:t>
       </w:r>
@@ -10739,10 +9025,10 @@
     <w:p>
       <w:r>
         <w:object w:dxaOrig="1537" w:dyaOrig="999" w14:anchorId="21906B4D">
-          <v:shape id="_x0000_i1026" type="#_x0000_t75" style="width:76.5pt;height:50.25pt" o:ole="">
+          <v:shape id="_x0000_i1026" type="#_x0000_t75" style="width:76.45pt;height:50.25pt" o:ole="">
             <v:imagedata r:id="rId14" o:title=""/>
           </v:shape>
-          <o:OLEObject Type="Embed" ProgID="Package" ShapeID="_x0000_i1026" DrawAspect="Icon" ObjectID="_1853469031" r:id="rId15"/>
+          <o:OLEObject Type="Embed" ProgID="Package" ShapeID="_x0000_i1026" DrawAspect="Icon" ObjectID="_1853568945" r:id="rId15"/>
         </w:object>
       </w:r>
     </w:p>
@@ -10756,2062 +9042,13 @@
         <w:rPr>
           <w:i/>
         </w:rPr>
-        <w:t>Document 1 – CDF3 file from citi</w:t>
+        <w:t xml:space="preserve">Document 1 – CDF3 file from Citibank</w:t>
       </w:r>
     </w:p>
-    <w:p/>
-    <w:p>
-      <w:pPr>
-        <w:keepNext/>
-        <w:spacing w:after="60" w:line="240" w:lineRule="auto"/>
-      </w:pPr>
-      <w:r>
-        <w:rPr>
-          <w:i/>
-        </w:rPr>
-        <w:t xml:space="preserve">Document 2 – INVOIC02 / ZINVOIC02_EXT IDoc-XML (same structure and format as Tungsten; MESCOD and SNDSAD set to HRS, other values from the Tungsten sample)</w:t>
-      </w:r>
-    </w:p>
     <w:p>
       <w:pPr>
         <w:spacing w:after="0" w:line="240" w:lineRule="auto"/>
       </w:pPr>
-      <w:r>
-        <w:rPr>
-          <w:rFonts w:ascii="Courier New" w:hAnsi="Courier New" w:cs="Courier New"/>
-          <w:sz w:val="16"/>
-          <w:szCs w:val="16"/>
-        </w:rPr>
-        <w:t xml:space="preserve">&lt;INVOIC02&gt;</w:t>
-      </w:r>
-    </w:p>
-    <w:p>
-      <w:pPr>
-        <w:spacing w:after="0" w:line="240" w:lineRule="auto"/>
-      </w:pPr>
-      <w:r>
-        <w:rPr>
-          <w:rFonts w:ascii="Courier New" w:hAnsi="Courier New" w:cs="Courier New"/>
-          <w:sz w:val="16"/>
-          <w:szCs w:val="16"/>
-        </w:rPr>
-        <w:t xml:space="preserve">  &lt;IDOC BEGIN="1"&gt;</w:t>
-      </w:r>
-    </w:p>
-    <w:p>
-      <w:pPr>
-        <w:spacing w:after="0" w:line="240" w:lineRule="auto"/>
-      </w:pPr>
-      <w:r>
-        <w:rPr>
-          <w:rFonts w:ascii="Courier New" w:hAnsi="Courier New" w:cs="Courier New"/>
-          <w:sz w:val="16"/>
-          <w:szCs w:val="16"/>
-        </w:rPr>
-        <w:t xml:space="preserve">    &lt;EDI_DC40 SEGMENT="1"&gt;</w:t>
-      </w:r>
-    </w:p>
-    <w:p>
-      <w:pPr>
-        <w:spacing w:after="0" w:line="240" w:lineRule="auto"/>
-      </w:pPr>
-      <w:r>
-        <w:rPr>
-          <w:rFonts w:ascii="Courier New" w:hAnsi="Courier New" w:cs="Courier New"/>
-          <w:sz w:val="16"/>
-          <w:szCs w:val="16"/>
-        </w:rPr>
-        <w:t xml:space="preserve">      &lt;TABNAM&gt;EDI_DC40&lt;/TABNAM&gt;</w:t>
-      </w:r>
-    </w:p>
-    <w:p>
-      <w:pPr>
-        <w:spacing w:after="0" w:line="240" w:lineRule="auto"/>
-      </w:pPr>
-      <w:r>
-        <w:rPr>
-          <w:rFonts w:ascii="Courier New" w:hAnsi="Courier New" w:cs="Courier New"/>
-          <w:sz w:val="16"/>
-          <w:szCs w:val="16"/>
-        </w:rPr>
-        <w:t xml:space="preserve">      &lt;MANDT&gt;100&lt;/MANDT&gt;</w:t>
-      </w:r>
-    </w:p>
-    <w:p>
-      <w:pPr>
-        <w:spacing w:after="0" w:line="240" w:lineRule="auto"/>
-      </w:pPr>
-      <w:r>
-        <w:rPr>
-          <w:rFonts w:ascii="Courier New" w:hAnsi="Courier New" w:cs="Courier New"/>
-          <w:sz w:val="16"/>
-          <w:szCs w:val="16"/>
-        </w:rPr>
-        <w:t xml:space="preserve">      &lt;DOCNUM&gt;0000000799283429&lt;/DOCNUM&gt;</w:t>
-      </w:r>
-    </w:p>
-    <w:p>
-      <w:pPr>
-        <w:spacing w:after="0" w:line="240" w:lineRule="auto"/>
-      </w:pPr>
-      <w:r>
-        <w:rPr>
-          <w:rFonts w:ascii="Courier New" w:hAnsi="Courier New" w:cs="Courier New"/>
-          <w:sz w:val="16"/>
-          <w:szCs w:val="16"/>
-        </w:rPr>
-        <w:t xml:space="preserve">      &lt;DOCREL&gt;816&lt;/DOCREL&gt;</w:t>
-      </w:r>
-    </w:p>
-    <w:p>
-      <w:pPr>
-        <w:spacing w:after="0" w:line="240" w:lineRule="auto"/>
-      </w:pPr>
-      <w:r>
-        <w:rPr>
-          <w:rFonts w:ascii="Courier New" w:hAnsi="Courier New" w:cs="Courier New"/>
-          <w:sz w:val="16"/>
-          <w:szCs w:val="16"/>
-        </w:rPr>
-        <w:t xml:space="preserve">      &lt;STATUS&gt;53&lt;/STATUS&gt;</w:t>
-      </w:r>
-    </w:p>
-    <w:p>
-      <w:pPr>
-        <w:spacing w:after="0" w:line="240" w:lineRule="auto"/>
-      </w:pPr>
-      <w:r>
-        <w:rPr>
-          <w:rFonts w:ascii="Courier New" w:hAnsi="Courier New" w:cs="Courier New"/>
-          <w:sz w:val="16"/>
-          <w:szCs w:val="16"/>
-        </w:rPr>
-        <w:t xml:space="preserve">      &lt;DIRECT&gt;2&lt;/DIRECT&gt;</w:t>
-      </w:r>
-    </w:p>
-    <w:p>
-      <w:pPr>
-        <w:spacing w:after="0" w:line="240" w:lineRule="auto"/>
-      </w:pPr>
-      <w:r>
-        <w:rPr>
-          <w:rFonts w:ascii="Courier New" w:hAnsi="Courier New" w:cs="Courier New"/>
-          <w:sz w:val="16"/>
-          <w:szCs w:val="16"/>
-        </w:rPr>
-        <w:t xml:space="preserve">      &lt;OUTMOD /&gt;</w:t>
-      </w:r>
-    </w:p>
-    <w:p>
-      <w:pPr>
-        <w:spacing w:after="0" w:line="240" w:lineRule="auto"/>
-      </w:pPr>
-      <w:r>
-        <w:rPr>
-          <w:rFonts w:ascii="Courier New" w:hAnsi="Courier New" w:cs="Courier New"/>
-          <w:sz w:val="16"/>
-          <w:szCs w:val="16"/>
-        </w:rPr>
-        <w:t xml:space="preserve">      &lt;IDOCTYP&gt;INVOIC02&lt;/IDOCTYP&gt;</w:t>
-      </w:r>
-    </w:p>
-    <w:p>
-      <w:pPr>
-        <w:spacing w:after="0" w:line="240" w:lineRule="auto"/>
-      </w:pPr>
-      <w:r>
-        <w:rPr>
-          <w:rFonts w:ascii="Courier New" w:hAnsi="Courier New" w:cs="Courier New"/>
-          <w:sz w:val="16"/>
-          <w:szCs w:val="16"/>
-        </w:rPr>
-        <w:t xml:space="preserve">      &lt;CIMTYP&gt;ZINVOIC02_EXT&lt;/CIMTYP&gt;</w:t>
-      </w:r>
-    </w:p>
-    <w:p>
-      <w:pPr>
-        <w:spacing w:after="0" w:line="240" w:lineRule="auto"/>
-      </w:pPr>
-      <w:r>
-        <w:rPr>
-          <w:rFonts w:ascii="Courier New" w:hAnsi="Courier New" w:cs="Courier New"/>
-          <w:sz w:val="16"/>
-          <w:szCs w:val="16"/>
-        </w:rPr>
-        <w:t xml:space="preserve">      &lt;MESTYP&gt;INVOIC&lt;/MESTYP&gt;</w:t>
-      </w:r>
-    </w:p>
-    <w:p>
-      <w:pPr>
-        <w:spacing w:after="0" w:line="240" w:lineRule="auto"/>
-      </w:pPr>
-      <w:r>
-        <w:rPr>
-          <w:rFonts w:ascii="Courier New" w:hAnsi="Courier New" w:cs="Courier New"/>
-          <w:sz w:val="16"/>
-          <w:szCs w:val="16"/>
-        </w:rPr>
-        <w:t xml:space="preserve">      &lt;MESCOD&gt;HRS&lt;/MESCOD&gt;</w:t>
-      </w:r>
-    </w:p>
-    <w:p>
-      <w:pPr>
-        <w:spacing w:after="0" w:line="240" w:lineRule="auto"/>
-      </w:pPr>
-      <w:r>
-        <w:rPr>
-          <w:rFonts w:ascii="Courier New" w:hAnsi="Courier New" w:cs="Courier New"/>
-          <w:sz w:val="16"/>
-          <w:szCs w:val="16"/>
-        </w:rPr>
-        <w:t xml:space="preserve">      &lt;STDMES&gt;INVOIC&lt;/STDMES&gt;</w:t>
-      </w:r>
-    </w:p>
-    <w:p>
-      <w:pPr>
-        <w:spacing w:after="0" w:line="240" w:lineRule="auto"/>
-      </w:pPr>
-      <w:r>
-        <w:rPr>
-          <w:rFonts w:ascii="Courier New" w:hAnsi="Courier New" w:cs="Courier New"/>
-          <w:sz w:val="16"/>
-          <w:szCs w:val="16"/>
-        </w:rPr>
-        <w:t xml:space="preserve">      &lt;SNDPOR&gt;UTIBGBO&lt;/SNDPOR&gt;</w:t>
-      </w:r>
-    </w:p>
-    <w:p>
-      <w:pPr>
-        <w:spacing w:after="0" w:line="240" w:lineRule="auto"/>
-      </w:pPr>
-      <w:r>
-        <w:rPr>
-          <w:rFonts w:ascii="Courier New" w:hAnsi="Courier New" w:cs="Courier New"/>
-          <w:sz w:val="16"/>
-          <w:szCs w:val="16"/>
-        </w:rPr>
-        <w:t xml:space="preserve">      &lt;SNDPRT&gt;LS&lt;/SNDPRT&gt;</w:t>
-      </w:r>
-    </w:p>
-    <w:p>
-      <w:pPr>
-        <w:spacing w:after="0" w:line="240" w:lineRule="auto"/>
-      </w:pPr>
-      <w:r>
-        <w:rPr>
-          <w:rFonts w:ascii="Courier New" w:hAnsi="Courier New" w:cs="Courier New"/>
-          <w:sz w:val="16"/>
-          <w:szCs w:val="16"/>
-        </w:rPr>
-        <w:t xml:space="preserve">      &lt;SNDPFC&gt;LS&lt;/SNDPFC&gt;</w:t>
-      </w:r>
-    </w:p>
-    <w:p>
-      <w:pPr>
-        <w:spacing w:after="0" w:line="240" w:lineRule="auto"/>
-      </w:pPr>
-      <w:r>
-        <w:rPr>
-          <w:rFonts w:ascii="Courier New" w:hAnsi="Courier New" w:cs="Courier New"/>
-          <w:sz w:val="16"/>
-          <w:szCs w:val="16"/>
-        </w:rPr>
-        <w:t xml:space="preserve">      &lt;SNDPRN&gt;UTIBGBO_T1&lt;/SNDPRN&gt;</w:t>
-      </w:r>
-    </w:p>
-    <w:p>
-      <w:pPr>
-        <w:spacing w:after="0" w:line="240" w:lineRule="auto"/>
-      </w:pPr>
-      <w:r>
-        <w:rPr>
-          <w:rFonts w:ascii="Courier New" w:hAnsi="Courier New" w:cs="Courier New"/>
-          <w:sz w:val="16"/>
-          <w:szCs w:val="16"/>
-        </w:rPr>
-        <w:t xml:space="preserve">      &lt;SNDSAD&gt;HRS&lt;/SNDSAD&gt;</w:t>
-      </w:r>
-    </w:p>
-    <w:p>
-      <w:pPr>
-        <w:spacing w:after="0" w:line="240" w:lineRule="auto"/>
-      </w:pPr>
-      <w:r>
-        <w:rPr>
-          <w:rFonts w:ascii="Courier New" w:hAnsi="Courier New" w:cs="Courier New"/>
-          <w:sz w:val="16"/>
-          <w:szCs w:val="16"/>
-        </w:rPr>
-        <w:t xml:space="preserve">      &lt;RCVPOR&gt;SAPUHV&lt;/RCVPOR&gt;</w:t>
-      </w:r>
-    </w:p>
-    <w:p>
-      <w:pPr>
-        <w:spacing w:after="0" w:line="240" w:lineRule="auto"/>
-      </w:pPr>
-      <w:r>
-        <w:rPr>
-          <w:rFonts w:ascii="Courier New" w:hAnsi="Courier New" w:cs="Courier New"/>
-          <w:sz w:val="16"/>
-          <w:szCs w:val="16"/>
-        </w:rPr>
-        <w:t xml:space="preserve">      &lt;RCVPRT&gt;LS&lt;/RCVPRT&gt;</w:t>
-      </w:r>
-    </w:p>
-    <w:p>
-      <w:pPr>
-        <w:spacing w:after="0" w:line="240" w:lineRule="auto"/>
-      </w:pPr>
-      <w:r>
-        <w:rPr>
-          <w:rFonts w:ascii="Courier New" w:hAnsi="Courier New" w:cs="Courier New"/>
-          <w:sz w:val="16"/>
-          <w:szCs w:val="16"/>
-        </w:rPr>
-        <w:t xml:space="preserve">      &lt;RCVPRN&gt;UHVCLNT100&lt;/RCVPRN&gt;</w:t>
-      </w:r>
-    </w:p>
-    <w:p>
-      <w:pPr>
-        <w:spacing w:after="0" w:line="240" w:lineRule="auto"/>
-      </w:pPr>
-      <w:r>
-        <w:rPr>
-          <w:rFonts w:ascii="Courier New" w:hAnsi="Courier New" w:cs="Courier New"/>
-          <w:sz w:val="16"/>
-          <w:szCs w:val="16"/>
-        </w:rPr>
-        <w:t xml:space="preserve">      &lt;CREDAT&gt;20261009&lt;/CREDAT&gt;</w:t>
-      </w:r>
-    </w:p>
-    <w:p>
-      <w:pPr>
-        <w:spacing w:after="0" w:line="240" w:lineRule="auto"/>
-      </w:pPr>
-      <w:r>
-        <w:rPr>
-          <w:rFonts w:ascii="Courier New" w:hAnsi="Courier New" w:cs="Courier New"/>
-          <w:sz w:val="16"/>
-          <w:szCs w:val="16"/>
-        </w:rPr>
-        <w:t xml:space="preserve">      &lt;CRETIM&gt;103506&lt;/CRETIM&gt;</w:t>
-      </w:r>
-    </w:p>
-    <w:p>
-      <w:pPr>
-        <w:spacing w:after="0" w:line="240" w:lineRule="auto"/>
-      </w:pPr>
-      <w:r>
-        <w:rPr>
-          <w:rFonts w:ascii="Courier New" w:hAnsi="Courier New" w:cs="Courier New"/>
-          <w:sz w:val="16"/>
-          <w:szCs w:val="16"/>
-        </w:rPr>
-        <w:t xml:space="preserve">    &lt;/EDI_DC40&gt;</w:t>
-      </w:r>
-    </w:p>
-    <w:p>
-      <w:pPr>
-        <w:spacing w:after="0" w:line="240" w:lineRule="auto"/>
-      </w:pPr>
-      <w:r>
-        <w:rPr>
-          <w:rFonts w:ascii="Courier New" w:hAnsi="Courier New" w:cs="Courier New"/>
-          <w:sz w:val="16"/>
-          <w:szCs w:val="16"/>
-        </w:rPr>
-        <w:t xml:space="preserve">    &lt;E1EDK01 SEGMENT="1"&gt;</w:t>
-      </w:r>
-    </w:p>
-    <w:p>
-      <w:pPr>
-        <w:spacing w:after="0" w:line="240" w:lineRule="auto"/>
-      </w:pPr>
-      <w:r>
-        <w:rPr>
-          <w:rFonts w:ascii="Courier New" w:hAnsi="Courier New" w:cs="Courier New"/>
-          <w:sz w:val="16"/>
-          <w:szCs w:val="16"/>
-        </w:rPr>
-        <w:t xml:space="preserve">      &lt;CURCY&gt;USD&lt;/CURCY&gt;</w:t>
-      </w:r>
-    </w:p>
-    <w:p>
-      <w:pPr>
-        <w:spacing w:after="0" w:line="240" w:lineRule="auto"/>
-      </w:pPr>
-      <w:r>
-        <w:rPr>
-          <w:rFonts w:ascii="Courier New" w:hAnsi="Courier New" w:cs="Courier New"/>
-          <w:sz w:val="16"/>
-          <w:szCs w:val="16"/>
-        </w:rPr>
-        <w:t xml:space="preserve">      &lt;KUNDEUINR&gt;NA&lt;/KUNDEUINR&gt;</w:t>
-      </w:r>
-    </w:p>
-    <w:p>
-      <w:pPr>
-        <w:spacing w:after="0" w:line="240" w:lineRule="auto"/>
-      </w:pPr>
-      <w:r>
-        <w:rPr>
-          <w:rFonts w:ascii="Courier New" w:hAnsi="Courier New" w:cs="Courier New"/>
-          <w:sz w:val="16"/>
-          <w:szCs w:val="16"/>
-        </w:rPr>
-        <w:t xml:space="preserve">      &lt;EIGENUINR&gt;54321&lt;/EIGENUINR&gt;</w:t>
-      </w:r>
-    </w:p>
-    <w:p>
-      <w:pPr>
-        <w:spacing w:after="0" w:line="240" w:lineRule="auto"/>
-      </w:pPr>
-      <w:r>
-        <w:rPr>
-          <w:rFonts w:ascii="Courier New" w:hAnsi="Courier New" w:cs="Courier New"/>
-          <w:sz w:val="16"/>
-          <w:szCs w:val="16"/>
-        </w:rPr>
-        <w:t xml:space="preserve">      &lt;BSART&gt;INVO&lt;/BSART&gt;</w:t>
-      </w:r>
-    </w:p>
-    <w:p>
-      <w:pPr>
-        <w:spacing w:after="0" w:line="240" w:lineRule="auto"/>
-      </w:pPr>
-      <w:r>
-        <w:rPr>
-          <w:rFonts w:ascii="Courier New" w:hAnsi="Courier New" w:cs="Courier New"/>
-          <w:sz w:val="16"/>
-          <w:szCs w:val="16"/>
-        </w:rPr>
-        <w:t xml:space="preserve">      &lt;ZPP_INVOIC02 SEGMENT="1"&gt;</w:t>
-      </w:r>
-    </w:p>
-    <w:p>
-      <w:pPr>
-        <w:spacing w:after="0" w:line="240" w:lineRule="auto"/>
-      </w:pPr>
-      <w:r>
-        <w:rPr>
-          <w:rFonts w:ascii="Courier New" w:hAnsi="Courier New" w:cs="Courier New"/>
-          <w:sz w:val="16"/>
-          <w:szCs w:val="16"/>
-        </w:rPr>
-        <w:t xml:space="preserve">        &lt;SCAN_ID&gt;AAA000322719244&lt;/SCAN_ID&gt;</w:t>
-      </w:r>
-    </w:p>
-    <w:p>
-      <w:pPr>
-        <w:spacing w:after="0" w:line="240" w:lineRule="auto"/>
-      </w:pPr>
-      <w:r>
-        <w:rPr>
-          <w:rFonts w:ascii="Courier New" w:hAnsi="Courier New" w:cs="Courier New"/>
-          <w:sz w:val="16"/>
-          <w:szCs w:val="16"/>
-        </w:rPr>
-        <w:t xml:space="preserve">        &lt;OCR_ID&gt;136&lt;/OCR_ID&gt;</w:t>
-      </w:r>
-    </w:p>
-    <w:p>
-      <w:pPr>
-        <w:spacing w:after="0" w:line="240" w:lineRule="auto"/>
-      </w:pPr>
-      <w:r>
-        <w:rPr>
-          <w:rFonts w:ascii="Courier New" w:hAnsi="Courier New" w:cs="Courier New"/>
-          <w:sz w:val="16"/>
-          <w:szCs w:val="16"/>
-        </w:rPr>
-        <w:t xml:space="preserve">        &lt;REQUESTER&gt;requester@example.com&lt;/REQUESTER&gt;</w:t>
-      </w:r>
-    </w:p>
-    <w:p>
-      <w:pPr>
-        <w:spacing w:after="0" w:line="240" w:lineRule="auto"/>
-      </w:pPr>
-      <w:r>
-        <w:rPr>
-          <w:rFonts w:ascii="Courier New" w:hAnsi="Courier New" w:cs="Courier New"/>
-          <w:sz w:val="16"/>
-          <w:szCs w:val="16"/>
-        </w:rPr>
-        <w:t xml:space="preserve">        &lt;RECEPT_DATE&gt;20261008&lt;/RECEPT_DATE&gt;</w:t>
-      </w:r>
-    </w:p>
-    <w:p>
-      <w:pPr>
-        <w:spacing w:after="0" w:line="240" w:lineRule="auto"/>
-      </w:pPr>
-      <w:r>
-        <w:rPr>
-          <w:rFonts w:ascii="Courier New" w:hAnsi="Courier New" w:cs="Courier New"/>
-          <w:sz w:val="16"/>
-          <w:szCs w:val="16"/>
-        </w:rPr>
-        <w:t xml:space="preserve">        &lt;RECEPT_TIME&gt;120814&lt;/RECEPT_TIME&gt;</w:t>
-      </w:r>
-    </w:p>
-    <w:p>
-      <w:pPr>
-        <w:spacing w:after="0" w:line="240" w:lineRule="auto"/>
-      </w:pPr>
-      <w:r>
-        <w:rPr>
-          <w:rFonts w:ascii="Courier New" w:hAnsi="Courier New" w:cs="Courier New"/>
-          <w:sz w:val="16"/>
-          <w:szCs w:val="16"/>
-        </w:rPr>
-        <w:t xml:space="preserve">        &lt;SCAN_DATE&gt;20261008&lt;/SCAN_DATE&gt;</w:t>
-      </w:r>
-    </w:p>
-    <w:p>
-      <w:pPr>
-        <w:spacing w:after="0" w:line="240" w:lineRule="auto"/>
-      </w:pPr>
-      <w:r>
-        <w:rPr>
-          <w:rFonts w:ascii="Courier New" w:hAnsi="Courier New" w:cs="Courier New"/>
-          <w:sz w:val="16"/>
-          <w:szCs w:val="16"/>
-        </w:rPr>
-        <w:t xml:space="preserve">        &lt;SCAN_TIME&gt;120814&lt;/SCAN_TIME&gt;</w:t>
-      </w:r>
-    </w:p>
-    <w:p>
-      <w:pPr>
-        <w:spacing w:after="0" w:line="240" w:lineRule="auto"/>
-      </w:pPr>
-      <w:r>
-        <w:rPr>
-          <w:rFonts w:ascii="Courier New" w:hAnsi="Courier New" w:cs="Courier New"/>
-          <w:sz w:val="16"/>
-          <w:szCs w:val="16"/>
-        </w:rPr>
-        <w:t xml:space="preserve">        &lt;RECEIV_DATE&gt;20261008&lt;/RECEIV_DATE&gt;</w:t>
-      </w:r>
-    </w:p>
-    <w:p>
-      <w:pPr>
-        <w:spacing w:after="0" w:line="240" w:lineRule="auto"/>
-      </w:pPr>
-      <w:r>
-        <w:rPr>
-          <w:rFonts w:ascii="Courier New" w:hAnsi="Courier New" w:cs="Courier New"/>
-          <w:sz w:val="16"/>
-          <w:szCs w:val="16"/>
-        </w:rPr>
-        <w:t xml:space="preserve">        &lt;RECEIV_TIME&gt;133008&lt;/RECEIV_TIME&gt;</w:t>
-      </w:r>
-    </w:p>
-    <w:p>
-      <w:pPr>
-        <w:spacing w:after="0" w:line="240" w:lineRule="auto"/>
-      </w:pPr>
-      <w:r>
-        <w:rPr>
-          <w:rFonts w:ascii="Courier New" w:hAnsi="Courier New" w:cs="Courier New"/>
-          <w:sz w:val="16"/>
-          <w:szCs w:val="16"/>
-        </w:rPr>
-        <w:t xml:space="preserve">        &lt;IDOC_TR_DATE&gt;20261008&lt;/IDOC_TR_DATE&gt;</w:t>
-      </w:r>
-    </w:p>
-    <w:p>
-      <w:pPr>
-        <w:spacing w:after="0" w:line="240" w:lineRule="auto"/>
-      </w:pPr>
-      <w:r>
-        <w:rPr>
-          <w:rFonts w:ascii="Courier New" w:hAnsi="Courier New" w:cs="Courier New"/>
-          <w:sz w:val="16"/>
-          <w:szCs w:val="16"/>
-        </w:rPr>
-        <w:t xml:space="preserve">        &lt;IDOC_TR_TIME&gt;133008&lt;/IDOC_TR_TIME&gt;</w:t>
-      </w:r>
-    </w:p>
-    <w:p>
-      <w:pPr>
-        <w:spacing w:after="0" w:line="240" w:lineRule="auto"/>
-      </w:pPr>
-      <w:r>
-        <w:rPr>
-          <w:rFonts w:ascii="Courier New" w:hAnsi="Courier New" w:cs="Courier New"/>
-          <w:sz w:val="16"/>
-          <w:szCs w:val="16"/>
-        </w:rPr>
-        <w:t xml:space="preserve">        &lt;BVTYP&gt;ZZZ&lt;/BVTYP&gt;</w:t>
-      </w:r>
-    </w:p>
-    <w:p>
-      <w:pPr>
-        <w:spacing w:after="0" w:line="240" w:lineRule="auto"/>
-      </w:pPr>
-      <w:r>
-        <w:rPr>
-          <w:rFonts w:ascii="Courier New" w:hAnsi="Courier New" w:cs="Courier New"/>
-          <w:sz w:val="16"/>
-          <w:szCs w:val="16"/>
-        </w:rPr>
-        <w:t xml:space="preserve">      &lt;/ZPP_INVOIC02&gt;</w:t>
-      </w:r>
-    </w:p>
-    <w:p>
-      <w:pPr>
-        <w:spacing w:after="0" w:line="240" w:lineRule="auto"/>
-      </w:pPr>
-      <w:r>
-        <w:rPr>
-          <w:rFonts w:ascii="Courier New" w:hAnsi="Courier New" w:cs="Courier New"/>
-          <w:sz w:val="16"/>
-          <w:szCs w:val="16"/>
-        </w:rPr>
-        <w:t xml:space="preserve">      &lt;ZPP_INVOIC02_02 SEGMENT="1"&gt;</w:t>
-      </w:r>
-    </w:p>
-    <w:p>
-      <w:pPr>
-        <w:spacing w:after="0" w:line="240" w:lineRule="auto"/>
-      </w:pPr>
-      <w:r>
-        <w:rPr>
-          <w:rFonts w:ascii="Courier New" w:hAnsi="Courier New" w:cs="Courier New"/>
-          <w:sz w:val="16"/>
-          <w:szCs w:val="16"/>
-        </w:rPr>
-        <w:t xml:space="preserve">        &lt;FILEP&gt;AAA000322719244.pdf&lt;/FILEP&gt;</w:t>
-      </w:r>
-    </w:p>
-    <w:p>
-      <w:pPr>
-        <w:spacing w:after="0" w:line="240" w:lineRule="auto"/>
-      </w:pPr>
-      <w:r>
-        <w:rPr>
-          <w:rFonts w:ascii="Courier New" w:hAnsi="Courier New" w:cs="Courier New"/>
-          <w:sz w:val="16"/>
-          <w:szCs w:val="16"/>
-        </w:rPr>
-        <w:t xml:space="preserve">        &lt;DOC_TYPE&gt;YVIMPORIMG&lt;/DOC_TYPE&gt;</w:t>
-      </w:r>
-    </w:p>
-    <w:p>
-      <w:pPr>
-        <w:spacing w:after="0" w:line="240" w:lineRule="auto"/>
-      </w:pPr>
-      <w:r>
-        <w:rPr>
-          <w:rFonts w:ascii="Courier New" w:hAnsi="Courier New" w:cs="Courier New"/>
-          <w:sz w:val="16"/>
-          <w:szCs w:val="16"/>
-        </w:rPr>
-        <w:t xml:space="preserve">      &lt;/ZPP_INVOIC02_02&gt;</w:t>
-      </w:r>
-    </w:p>
-    <w:p>
-      <w:pPr>
-        <w:spacing w:after="0" w:line="240" w:lineRule="auto"/>
-      </w:pPr>
-      <w:r>
-        <w:rPr>
-          <w:rFonts w:ascii="Courier New" w:hAnsi="Courier New" w:cs="Courier New"/>
-          <w:sz w:val="16"/>
-          <w:szCs w:val="16"/>
-        </w:rPr>
-        <w:t xml:space="preserve">      &lt;ZPP_INVOIC02_02 SEGMENT="1"&gt;</w:t>
-      </w:r>
-    </w:p>
-    <w:p>
-      <w:pPr>
-        <w:spacing w:after="0" w:line="240" w:lineRule="auto"/>
-      </w:pPr>
-      <w:r>
-        <w:rPr>
-          <w:rFonts w:ascii="Courier New" w:hAnsi="Courier New" w:cs="Courier New"/>
-          <w:sz w:val="16"/>
-          <w:szCs w:val="16"/>
-        </w:rPr>
-        <w:t xml:space="preserve">        &lt;FILEP&gt;AAA000322719244.xml&lt;/FILEP&gt;</w:t>
-      </w:r>
-    </w:p>
-    <w:p>
-      <w:pPr>
-        <w:spacing w:after="0" w:line="240" w:lineRule="auto"/>
-      </w:pPr>
-      <w:r>
-        <w:rPr>
-          <w:rFonts w:ascii="Courier New" w:hAnsi="Courier New" w:cs="Courier New"/>
-          <w:sz w:val="16"/>
-          <w:szCs w:val="16"/>
-        </w:rPr>
-        <w:t xml:space="preserve">        &lt;DOC_TYPE&gt;XML&lt;/DOC_TYPE&gt;</w:t>
-      </w:r>
-    </w:p>
-    <w:p>
-      <w:pPr>
-        <w:spacing w:after="0" w:line="240" w:lineRule="auto"/>
-      </w:pPr>
-      <w:r>
-        <w:rPr>
-          <w:rFonts w:ascii="Courier New" w:hAnsi="Courier New" w:cs="Courier New"/>
-          <w:sz w:val="16"/>
-          <w:szCs w:val="16"/>
-        </w:rPr>
-        <w:t xml:space="preserve">      &lt;/ZPP_INVOIC02_02&gt;</w:t>
-      </w:r>
-    </w:p>
-    <w:p>
-      <w:pPr>
-        <w:spacing w:after="0" w:line="240" w:lineRule="auto"/>
-      </w:pPr>
-      <w:r>
-        <w:rPr>
-          <w:rFonts w:ascii="Courier New" w:hAnsi="Courier New" w:cs="Courier New"/>
-          <w:sz w:val="16"/>
-          <w:szCs w:val="16"/>
-        </w:rPr>
-        <w:t xml:space="preserve">      &lt;ZPP_INVOIC02_02 SEGMENT="1"&gt;</w:t>
-      </w:r>
-    </w:p>
-    <w:p>
-      <w:pPr>
-        <w:spacing w:after="0" w:line="240" w:lineRule="auto"/>
-      </w:pPr>
-      <w:r>
-        <w:rPr>
-          <w:rFonts w:ascii="Courier New" w:hAnsi="Courier New" w:cs="Courier New"/>
-          <w:sz w:val="16"/>
-          <w:szCs w:val="16"/>
-        </w:rPr>
-        <w:t xml:space="preserve">        &lt;FILEP&gt;AAA000322719244.html&lt;/FILEP&gt;</w:t>
-      </w:r>
-    </w:p>
-    <w:p>
-      <w:pPr>
-        <w:spacing w:after="0" w:line="240" w:lineRule="auto"/>
-      </w:pPr>
-      <w:r>
-        <w:rPr>
-          <w:rFonts w:ascii="Courier New" w:hAnsi="Courier New" w:cs="Courier New"/>
-          <w:sz w:val="16"/>
-          <w:szCs w:val="16"/>
-        </w:rPr>
-        <w:t xml:space="preserve">        &lt;DOC_TYPE&gt;HTML&lt;/DOC_TYPE&gt;</w:t>
-      </w:r>
-    </w:p>
-    <w:p>
-      <w:pPr>
-        <w:spacing w:after="0" w:line="240" w:lineRule="auto"/>
-      </w:pPr>
-      <w:r>
-        <w:rPr>
-          <w:rFonts w:ascii="Courier New" w:hAnsi="Courier New" w:cs="Courier New"/>
-          <w:sz w:val="16"/>
-          <w:szCs w:val="16"/>
-        </w:rPr>
-        <w:t xml:space="preserve">      &lt;/ZPP_INVOIC02_02&gt;</w:t>
-      </w:r>
-    </w:p>
-    <w:p>
-      <w:pPr>
-        <w:spacing w:after="0" w:line="240" w:lineRule="auto"/>
-      </w:pPr>
-      <w:r>
-        <w:rPr>
-          <w:rFonts w:ascii="Courier New" w:hAnsi="Courier New" w:cs="Courier New"/>
-          <w:sz w:val="16"/>
-          <w:szCs w:val="16"/>
-        </w:rPr>
-        <w:t xml:space="preserve">      &lt;ZPP_INVOIC02_URL SEGMENT="1"&gt;</w:t>
-      </w:r>
-    </w:p>
-    <w:p>
-      <w:pPr>
-        <w:spacing w:after="0" w:line="240" w:lineRule="auto"/>
-      </w:pPr>
-      <w:r>
-        <w:rPr>
-          <w:rFonts w:ascii="Courier New" w:hAnsi="Courier New" w:cs="Courier New"/>
-          <w:sz w:val="16"/>
-          <w:szCs w:val="16"/>
-        </w:rPr>
-        <w:t xml:space="preserve">        &lt;URL&gt;https://&amp;lt;archive link of the document&amp;gt;&lt;/URL&gt;</w:t>
-      </w:r>
-    </w:p>
-    <w:p>
-      <w:pPr>
-        <w:spacing w:after="0" w:line="240" w:lineRule="auto"/>
-      </w:pPr>
-      <w:r>
-        <w:rPr>
-          <w:rFonts w:ascii="Courier New" w:hAnsi="Courier New" w:cs="Courier New"/>
-          <w:sz w:val="16"/>
-          <w:szCs w:val="16"/>
-        </w:rPr>
-        <w:t xml:space="preserve">        &lt;DOC_TYPE&gt;URL&lt;/DOC_TYPE&gt;</w:t>
-      </w:r>
-    </w:p>
-    <w:p>
-      <w:pPr>
-        <w:spacing w:after="0" w:line="240" w:lineRule="auto"/>
-      </w:pPr>
-      <w:r>
-        <w:rPr>
-          <w:rFonts w:ascii="Courier New" w:hAnsi="Courier New" w:cs="Courier New"/>
-          <w:sz w:val="16"/>
-          <w:szCs w:val="16"/>
-        </w:rPr>
-        <w:t xml:space="preserve">      &lt;/ZPP_INVOIC02_URL&gt;</w:t>
-      </w:r>
-    </w:p>
-    <w:p>
-      <w:pPr>
-        <w:spacing w:after="0" w:line="240" w:lineRule="auto"/>
-      </w:pPr>
-      <w:r>
-        <w:rPr>
-          <w:rFonts w:ascii="Courier New" w:hAnsi="Courier New" w:cs="Courier New"/>
-          <w:sz w:val="16"/>
-          <w:szCs w:val="16"/>
-        </w:rPr>
-        <w:t xml:space="preserve">    &lt;/E1EDK01&gt;</w:t>
-      </w:r>
-    </w:p>
-    <w:p>
-      <w:pPr>
-        <w:spacing w:after="0" w:line="240" w:lineRule="auto"/>
-      </w:pPr>
-      <w:r>
-        <w:rPr>
-          <w:rFonts w:ascii="Courier New" w:hAnsi="Courier New" w:cs="Courier New"/>
-          <w:sz w:val="16"/>
-          <w:szCs w:val="16"/>
-        </w:rPr>
-        <w:t xml:space="preserve">    &lt;E1EDKA1 SEGMENT="1"&gt;</w:t>
-      </w:r>
-    </w:p>
-    <w:p>
-      <w:pPr>
-        <w:spacing w:after="0" w:line="240" w:lineRule="auto"/>
-      </w:pPr>
-      <w:r>
-        <w:rPr>
-          <w:rFonts w:ascii="Courier New" w:hAnsi="Courier New" w:cs="Courier New"/>
-          <w:sz w:val="16"/>
-          <w:szCs w:val="16"/>
-        </w:rPr>
-        <w:t xml:space="preserve">      &lt;PARVW&gt;RS&lt;/PARVW&gt;</w:t>
-      </w:r>
-    </w:p>
-    <w:p>
-      <w:pPr>
-        <w:spacing w:after="0" w:line="240" w:lineRule="auto"/>
-      </w:pPr>
-      <w:r>
-        <w:rPr>
-          <w:rFonts w:ascii="Courier New" w:hAnsi="Courier New" w:cs="Courier New"/>
-          <w:sz w:val="16"/>
-          <w:szCs w:val="16"/>
-        </w:rPr>
-        <w:t xml:space="preserve">      &lt;LIFNR&gt;0100070904&lt;/LIFNR&gt;</w:t>
-      </w:r>
-    </w:p>
-    <w:p>
-      <w:pPr>
-        <w:spacing w:after="0" w:line="240" w:lineRule="auto"/>
-      </w:pPr>
-      <w:r>
-        <w:rPr>
-          <w:rFonts w:ascii="Courier New" w:hAnsi="Courier New" w:cs="Courier New"/>
-          <w:sz w:val="16"/>
-          <w:szCs w:val="16"/>
-        </w:rPr>
-        <w:t xml:space="preserve">      &lt;NAME1&gt;Plymouth Printing Co Inc - TEST&lt;/NAME1&gt;</w:t>
-      </w:r>
-    </w:p>
-    <w:p>
-      <w:pPr>
-        <w:spacing w:after="0" w:line="240" w:lineRule="auto"/>
-      </w:pPr>
-      <w:r>
-        <w:rPr>
-          <w:rFonts w:ascii="Courier New" w:hAnsi="Courier New" w:cs="Courier New"/>
-          <w:sz w:val="16"/>
-          <w:szCs w:val="16"/>
-        </w:rPr>
-        <w:t xml:space="preserve">      &lt;STRAS&gt;Plymouth Printing Co Inc - TEST&lt;/STRAS&gt;</w:t>
-      </w:r>
-    </w:p>
-    <w:p>
-      <w:pPr>
-        <w:spacing w:after="0" w:line="240" w:lineRule="auto"/>
-      </w:pPr>
-      <w:r>
-        <w:rPr>
-          <w:rFonts w:ascii="Courier New" w:hAnsi="Courier New" w:cs="Courier New"/>
-          <w:sz w:val="16"/>
-          <w:szCs w:val="16"/>
-        </w:rPr>
-        <w:t xml:space="preserve">      &lt;ORT01&gt;Winston Salem&lt;/ORT01&gt;</w:t>
-      </w:r>
-    </w:p>
-    <w:p>
-      <w:pPr>
-        <w:spacing w:after="0" w:line="240" w:lineRule="auto"/>
-      </w:pPr>
-      <w:r>
-        <w:rPr>
-          <w:rFonts w:ascii="Courier New" w:hAnsi="Courier New" w:cs="Courier New"/>
-          <w:sz w:val="16"/>
-          <w:szCs w:val="16"/>
-        </w:rPr>
-        <w:t xml:space="preserve">      &lt;PSTLZ&gt;NC&lt;/PSTLZ&gt;</w:t>
-      </w:r>
-    </w:p>
-    <w:p>
-      <w:pPr>
-        <w:spacing w:after="0" w:line="240" w:lineRule="auto"/>
-      </w:pPr>
-      <w:r>
-        <w:rPr>
-          <w:rFonts w:ascii="Courier New" w:hAnsi="Courier New" w:cs="Courier New"/>
-          <w:sz w:val="16"/>
-          <w:szCs w:val="16"/>
-        </w:rPr>
-        <w:t xml:space="preserve">    &lt;/E1EDKA1&gt;</w:t>
-      </w:r>
-    </w:p>
-    <w:p>
-      <w:pPr>
-        <w:spacing w:after="0" w:line="240" w:lineRule="auto"/>
-      </w:pPr>
-      <w:r>
-        <w:rPr>
-          <w:rFonts w:ascii="Courier New" w:hAnsi="Courier New" w:cs="Courier New"/>
-          <w:sz w:val="16"/>
-          <w:szCs w:val="16"/>
-        </w:rPr>
-        <w:t xml:space="preserve">    &lt;E1EDK02 SEGMENT="1"&gt;</w:t>
-      </w:r>
-    </w:p>
-    <w:p>
-      <w:pPr>
-        <w:spacing w:after="0" w:line="240" w:lineRule="auto"/>
-      </w:pPr>
-      <w:r>
-        <w:rPr>
-          <w:rFonts w:ascii="Courier New" w:hAnsi="Courier New" w:cs="Courier New"/>
-          <w:sz w:val="16"/>
-          <w:szCs w:val="16"/>
-        </w:rPr>
-        <w:t xml:space="preserve">      &lt;QUALF&gt;009&lt;/QUALF&gt;</w:t>
-      </w:r>
-    </w:p>
-    <w:p>
-      <w:pPr>
-        <w:spacing w:after="0" w:line="240" w:lineRule="auto"/>
-      </w:pPr>
-      <w:r>
-        <w:rPr>
-          <w:rFonts w:ascii="Courier New" w:hAnsi="Courier New" w:cs="Courier New"/>
-          <w:sz w:val="16"/>
-          <w:szCs w:val="16"/>
-        </w:rPr>
-        <w:t xml:space="preserve">      &lt;BELNR&gt;176893&lt;/BELNR&gt;</w:t>
-      </w:r>
-    </w:p>
-    <w:p>
-      <w:pPr>
-        <w:spacing w:after="0" w:line="240" w:lineRule="auto"/>
-      </w:pPr>
-      <w:r>
-        <w:rPr>
-          <w:rFonts w:ascii="Courier New" w:hAnsi="Courier New" w:cs="Courier New"/>
-          <w:sz w:val="16"/>
-          <w:szCs w:val="16"/>
-        </w:rPr>
-        <w:t xml:space="preserve">    &lt;/E1EDK02&gt;</w:t>
-      </w:r>
-    </w:p>
-    <w:p>
-      <w:pPr>
-        <w:spacing w:after="0" w:line="240" w:lineRule="auto"/>
-      </w:pPr>
-      <w:r>
-        <w:rPr>
-          <w:rFonts w:ascii="Courier New" w:hAnsi="Courier New" w:cs="Courier New"/>
-          <w:sz w:val="16"/>
-          <w:szCs w:val="16"/>
-        </w:rPr>
-        <w:t xml:space="preserve">    &lt;E1EDK02 SEGMENT="1"&gt;</w:t>
-      </w:r>
-    </w:p>
-    <w:p>
-      <w:pPr>
-        <w:spacing w:after="0" w:line="240" w:lineRule="auto"/>
-      </w:pPr>
-      <w:r>
-        <w:rPr>
-          <w:rFonts w:ascii="Courier New" w:hAnsi="Courier New" w:cs="Courier New"/>
-          <w:sz w:val="16"/>
-          <w:szCs w:val="16"/>
-        </w:rPr>
-        <w:t xml:space="preserve">      &lt;QUALF&gt;010&lt;/QUALF&gt;</w:t>
-      </w:r>
-    </w:p>
-    <w:p>
-      <w:pPr>
-        <w:spacing w:after="0" w:line="240" w:lineRule="auto"/>
-      </w:pPr>
-      <w:r>
-        <w:rPr>
-          <w:rFonts w:ascii="Courier New" w:hAnsi="Courier New" w:cs="Courier New"/>
-          <w:sz w:val="16"/>
-          <w:szCs w:val="16"/>
-        </w:rPr>
-        <w:t xml:space="preserve">      &lt;BELNR&gt;176893&lt;/BELNR&gt;</w:t>
-      </w:r>
-    </w:p>
-    <w:p>
-      <w:pPr>
-        <w:spacing w:after="0" w:line="240" w:lineRule="auto"/>
-      </w:pPr>
-      <w:r>
-        <w:rPr>
-          <w:rFonts w:ascii="Courier New" w:hAnsi="Courier New" w:cs="Courier New"/>
-          <w:sz w:val="16"/>
-          <w:szCs w:val="16"/>
-        </w:rPr>
-        <w:t xml:space="preserve">    &lt;/E1EDK02&gt;</w:t>
-      </w:r>
-    </w:p>
-    <w:p>
-      <w:pPr>
-        <w:spacing w:after="0" w:line="240" w:lineRule="auto"/>
-      </w:pPr>
-      <w:r>
-        <w:rPr>
-          <w:rFonts w:ascii="Courier New" w:hAnsi="Courier New" w:cs="Courier New"/>
-          <w:sz w:val="16"/>
-          <w:szCs w:val="16"/>
-        </w:rPr>
-        <w:t xml:space="preserve">    &lt;E1EDK02 SEGMENT="1"&gt;</w:t>
-      </w:r>
-    </w:p>
-    <w:p>
-      <w:pPr>
-        <w:spacing w:after="0" w:line="240" w:lineRule="auto"/>
-      </w:pPr>
-      <w:r>
-        <w:rPr>
-          <w:rFonts w:ascii="Courier New" w:hAnsi="Courier New" w:cs="Courier New"/>
-          <w:sz w:val="16"/>
-          <w:szCs w:val="16"/>
-        </w:rPr>
-        <w:t xml:space="preserve">      &lt;QUALF&gt;011&lt;/QUALF&gt;</w:t>
-      </w:r>
-    </w:p>
-    <w:p>
-      <w:pPr>
-        <w:spacing w:after="0" w:line="240" w:lineRule="auto"/>
-      </w:pPr>
-      <w:r>
-        <w:rPr>
-          <w:rFonts w:ascii="Courier New" w:hAnsi="Courier New" w:cs="Courier New"/>
-          <w:sz w:val="16"/>
-          <w:szCs w:val="16"/>
-        </w:rPr>
-        <w:t xml:space="preserve">    &lt;/E1EDK02&gt;</w:t>
-      </w:r>
-    </w:p>
-    <w:p>
-      <w:pPr>
-        <w:spacing w:after="0" w:line="240" w:lineRule="auto"/>
-      </w:pPr>
-      <w:r>
-        <w:rPr>
-          <w:rFonts w:ascii="Courier New" w:hAnsi="Courier New" w:cs="Courier New"/>
-          <w:sz w:val="16"/>
-          <w:szCs w:val="16"/>
-        </w:rPr>
-        <w:t xml:space="preserve">    &lt;E1EDK02 SEGMENT="1"&gt;</w:t>
-      </w:r>
-    </w:p>
-    <w:p>
-      <w:pPr>
-        <w:spacing w:after="0" w:line="240" w:lineRule="auto"/>
-      </w:pPr>
-      <w:r>
-        <w:rPr>
-          <w:rFonts w:ascii="Courier New" w:hAnsi="Courier New" w:cs="Courier New"/>
-          <w:sz w:val="16"/>
-          <w:szCs w:val="16"/>
-        </w:rPr>
-        <w:t xml:space="preserve">      &lt;QUALF&gt;017&lt;/QUALF&gt;</w:t>
-      </w:r>
-    </w:p>
-    <w:p>
-      <w:pPr>
-        <w:spacing w:after="0" w:line="240" w:lineRule="auto"/>
-      </w:pPr>
-      <w:r>
-        <w:rPr>
-          <w:rFonts w:ascii="Courier New" w:hAnsi="Courier New" w:cs="Courier New"/>
-          <w:sz w:val="16"/>
-          <w:szCs w:val="16"/>
-        </w:rPr>
-        <w:t xml:space="preserve">    &lt;/E1EDK02&gt;</w:t>
-      </w:r>
-    </w:p>
-    <w:p>
-      <w:pPr>
-        <w:spacing w:after="0" w:line="240" w:lineRule="auto"/>
-      </w:pPr>
-      <w:r>
-        <w:rPr>
-          <w:rFonts w:ascii="Courier New" w:hAnsi="Courier New" w:cs="Courier New"/>
-          <w:sz w:val="16"/>
-          <w:szCs w:val="16"/>
-        </w:rPr>
-        <w:t xml:space="preserve">    &lt;E1EDK02 SEGMENT="1"&gt;</w:t>
-      </w:r>
-    </w:p>
-    <w:p>
-      <w:pPr>
-        <w:spacing w:after="0" w:line="240" w:lineRule="auto"/>
-      </w:pPr>
-      <w:r>
-        <w:rPr>
-          <w:rFonts w:ascii="Courier New" w:hAnsi="Courier New" w:cs="Courier New"/>
-          <w:sz w:val="16"/>
-          <w:szCs w:val="16"/>
-        </w:rPr>
-        <w:t xml:space="preserve">      &lt;QUALF&gt;084&lt;/QUALF&gt;</w:t>
-      </w:r>
-    </w:p>
-    <w:p>
-      <w:pPr>
-        <w:spacing w:after="0" w:line="240" w:lineRule="auto"/>
-      </w:pPr>
-      <w:r>
-        <w:rPr>
-          <w:rFonts w:ascii="Courier New" w:hAnsi="Courier New" w:cs="Courier New"/>
-          <w:sz w:val="16"/>
-          <w:szCs w:val="16"/>
-        </w:rPr>
-        <w:t xml:space="preserve">    &lt;/E1EDK02&gt;</w:t>
-      </w:r>
-    </w:p>
-    <w:p>
-      <w:pPr>
-        <w:spacing w:after="0" w:line="240" w:lineRule="auto"/>
-      </w:pPr>
-      <w:r>
-        <w:rPr>
-          <w:rFonts w:ascii="Courier New" w:hAnsi="Courier New" w:cs="Courier New"/>
-          <w:sz w:val="16"/>
-          <w:szCs w:val="16"/>
-        </w:rPr>
-        <w:t xml:space="preserve">    &lt;E1EDK02 SEGMENT="1"&gt;</w:t>
-      </w:r>
-    </w:p>
-    <w:p>
-      <w:pPr>
-        <w:spacing w:after="0" w:line="240" w:lineRule="auto"/>
-      </w:pPr>
-      <w:r>
-        <w:rPr>
-          <w:rFonts w:ascii="Courier New" w:hAnsi="Courier New" w:cs="Courier New"/>
-          <w:sz w:val="16"/>
-          <w:szCs w:val="16"/>
-        </w:rPr>
-        <w:t xml:space="preserve">      &lt;QUALF&gt;001&lt;/QUALF&gt;</w:t>
-      </w:r>
-    </w:p>
-    <w:p>
-      <w:pPr>
-        <w:spacing w:after="0" w:line="240" w:lineRule="auto"/>
-      </w:pPr>
-      <w:r>
-        <w:rPr>
-          <w:rFonts w:ascii="Courier New" w:hAnsi="Courier New" w:cs="Courier New"/>
-          <w:sz w:val="16"/>
-          <w:szCs w:val="16"/>
-        </w:rPr>
-        <w:t xml:space="preserve">    &lt;/E1EDK02&gt;</w:t>
-      </w:r>
-    </w:p>
-    <w:p>
-      <w:pPr>
-        <w:spacing w:after="0" w:line="240" w:lineRule="auto"/>
-      </w:pPr>
-      <w:r>
-        <w:rPr>
-          <w:rFonts w:ascii="Courier New" w:hAnsi="Courier New" w:cs="Courier New"/>
-          <w:sz w:val="16"/>
-          <w:szCs w:val="16"/>
-        </w:rPr>
-        <w:t xml:space="preserve">    &lt;E1EDK02 SEGMENT="1"&gt;</w:t>
-      </w:r>
-    </w:p>
-    <w:p>
-      <w:pPr>
-        <w:spacing w:after="0" w:line="240" w:lineRule="auto"/>
-      </w:pPr>
-      <w:r>
-        <w:rPr>
-          <w:rFonts w:ascii="Courier New" w:hAnsi="Courier New" w:cs="Courier New"/>
-          <w:sz w:val="16"/>
-          <w:szCs w:val="16"/>
-        </w:rPr>
-        <w:t xml:space="preserve">      &lt;QUALF&gt;902&lt;/QUALF&gt;</w:t>
-      </w:r>
-    </w:p>
-    <w:p>
-      <w:pPr>
-        <w:spacing w:after="0" w:line="240" w:lineRule="auto"/>
-      </w:pPr>
-      <w:r>
-        <w:rPr>
-          <w:rFonts w:ascii="Courier New" w:hAnsi="Courier New" w:cs="Courier New"/>
-          <w:sz w:val="16"/>
-          <w:szCs w:val="16"/>
-        </w:rPr>
-        <w:t xml:space="preserve">    &lt;/E1EDK02&gt;</w:t>
-      </w:r>
-    </w:p>
-    <w:p>
-      <w:pPr>
-        <w:spacing w:after="0" w:line="240" w:lineRule="auto"/>
-      </w:pPr>
-      <w:r>
-        <w:rPr>
-          <w:rFonts w:ascii="Courier New" w:hAnsi="Courier New" w:cs="Courier New"/>
-          <w:sz w:val="16"/>
-          <w:szCs w:val="16"/>
-        </w:rPr>
-        <w:t xml:space="preserve">    &lt;E1EDK03 SEGMENT="1"&gt;</w:t>
-      </w:r>
-    </w:p>
-    <w:p>
-      <w:pPr>
-        <w:spacing w:after="0" w:line="240" w:lineRule="auto"/>
-      </w:pPr>
-      <w:r>
-        <w:rPr>
-          <w:rFonts w:ascii="Courier New" w:hAnsi="Courier New" w:cs="Courier New"/>
-          <w:sz w:val="16"/>
-          <w:szCs w:val="16"/>
-        </w:rPr>
-        <w:t xml:space="preserve">      &lt;IDDAT&gt;001&lt;/IDDAT&gt;</w:t>
-      </w:r>
-    </w:p>
-    <w:p>
-      <w:pPr>
-        <w:spacing w:after="0" w:line="240" w:lineRule="auto"/>
-      </w:pPr>
-      <w:r>
-        <w:rPr>
-          <w:rFonts w:ascii="Courier New" w:hAnsi="Courier New" w:cs="Courier New"/>
-          <w:sz w:val="16"/>
-          <w:szCs w:val="16"/>
-        </w:rPr>
-        <w:t xml:space="preserve">      &lt;DATUM&gt;20261009&lt;/DATUM&gt;</w:t>
-      </w:r>
-    </w:p>
-    <w:p>
-      <w:pPr>
-        <w:spacing w:after="0" w:line="240" w:lineRule="auto"/>
-      </w:pPr>
-      <w:r>
-        <w:rPr>
-          <w:rFonts w:ascii="Courier New" w:hAnsi="Courier New" w:cs="Courier New"/>
-          <w:sz w:val="16"/>
-          <w:szCs w:val="16"/>
-        </w:rPr>
-        <w:t xml:space="preserve">    &lt;/E1EDK03&gt;</w:t>
-      </w:r>
-    </w:p>
-    <w:p>
-      <w:pPr>
-        <w:spacing w:after="0" w:line="240" w:lineRule="auto"/>
-      </w:pPr>
-      <w:r>
-        <w:rPr>
-          <w:rFonts w:ascii="Courier New" w:hAnsi="Courier New" w:cs="Courier New"/>
-          <w:sz w:val="16"/>
-          <w:szCs w:val="16"/>
-        </w:rPr>
-        <w:t xml:space="preserve">    &lt;E1EDK03 SEGMENT="1"&gt;</w:t>
-      </w:r>
-    </w:p>
-    <w:p>
-      <w:pPr>
-        <w:spacing w:after="0" w:line="240" w:lineRule="auto"/>
-      </w:pPr>
-      <w:r>
-        <w:rPr>
-          <w:rFonts w:ascii="Courier New" w:hAnsi="Courier New" w:cs="Courier New"/>
-          <w:sz w:val="16"/>
-          <w:szCs w:val="16"/>
-        </w:rPr>
-        <w:t xml:space="preserve">      &lt;IDDAT&gt;012&lt;/IDDAT&gt;</w:t>
-      </w:r>
-    </w:p>
-    <w:p>
-      <w:pPr>
-        <w:spacing w:after="0" w:line="240" w:lineRule="auto"/>
-      </w:pPr>
-      <w:r>
-        <w:rPr>
-          <w:rFonts w:ascii="Courier New" w:hAnsi="Courier New" w:cs="Courier New"/>
-          <w:sz w:val="16"/>
-          <w:szCs w:val="16"/>
-        </w:rPr>
-        <w:t xml:space="preserve">      &lt;DATUM&gt;20261008&lt;/DATUM&gt;</w:t>
-      </w:r>
-    </w:p>
-    <w:p>
-      <w:pPr>
-        <w:spacing w:after="0" w:line="240" w:lineRule="auto"/>
-      </w:pPr>
-      <w:r>
-        <w:rPr>
-          <w:rFonts w:ascii="Courier New" w:hAnsi="Courier New" w:cs="Courier New"/>
-          <w:sz w:val="16"/>
-          <w:szCs w:val="16"/>
-        </w:rPr>
-        <w:t xml:space="preserve">    &lt;/E1EDK03&gt;</w:t>
-      </w:r>
-    </w:p>
-    <w:p>
-      <w:pPr>
-        <w:spacing w:after="0" w:line="240" w:lineRule="auto"/>
-      </w:pPr>
-      <w:r>
-        <w:rPr>
-          <w:rFonts w:ascii="Courier New" w:hAnsi="Courier New" w:cs="Courier New"/>
-          <w:sz w:val="16"/>
-          <w:szCs w:val="16"/>
-        </w:rPr>
-        <w:t xml:space="preserve">    &lt;E1EDK03 SEGMENT="1"&gt;</w:t>
-      </w:r>
-    </w:p>
-    <w:p>
-      <w:pPr>
-        <w:spacing w:after="0" w:line="240" w:lineRule="auto"/>
-      </w:pPr>
-      <w:r>
-        <w:rPr>
-          <w:rFonts w:ascii="Courier New" w:hAnsi="Courier New" w:cs="Courier New"/>
-          <w:sz w:val="16"/>
-          <w:szCs w:val="16"/>
-        </w:rPr>
-        <w:t xml:space="preserve">      &lt;IDDAT&gt;016&lt;/IDDAT&gt;</w:t>
-      </w:r>
-    </w:p>
-    <w:p>
-      <w:pPr>
-        <w:spacing w:after="0" w:line="240" w:lineRule="auto"/>
-      </w:pPr>
-      <w:r>
-        <w:rPr>
-          <w:rFonts w:ascii="Courier New" w:hAnsi="Courier New" w:cs="Courier New"/>
-          <w:sz w:val="16"/>
-          <w:szCs w:val="16"/>
-        </w:rPr>
-        <w:t xml:space="preserve">      &lt;DATUM&gt;20261008&lt;/DATUM&gt;</w:t>
-      </w:r>
-    </w:p>
-    <w:p>
-      <w:pPr>
-        <w:spacing w:after="0" w:line="240" w:lineRule="auto"/>
-      </w:pPr>
-      <w:r>
-        <w:rPr>
-          <w:rFonts w:ascii="Courier New" w:hAnsi="Courier New" w:cs="Courier New"/>
-          <w:sz w:val="16"/>
-          <w:szCs w:val="16"/>
-        </w:rPr>
-        <w:t xml:space="preserve">    &lt;/E1EDK03&gt;</w:t>
-      </w:r>
-    </w:p>
-    <w:p>
-      <w:pPr>
-        <w:spacing w:after="0" w:line="240" w:lineRule="auto"/>
-      </w:pPr>
-      <w:r>
-        <w:rPr>
-          <w:rFonts w:ascii="Courier New" w:hAnsi="Courier New" w:cs="Courier New"/>
-          <w:sz w:val="16"/>
-          <w:szCs w:val="16"/>
-        </w:rPr>
-        <w:t xml:space="preserve">    &lt;E1EDK03 SEGMENT="1"&gt;</w:t>
-      </w:r>
-    </w:p>
-    <w:p>
-      <w:pPr>
-        <w:spacing w:after="0" w:line="240" w:lineRule="auto"/>
-      </w:pPr>
-      <w:r>
-        <w:rPr>
-          <w:rFonts w:ascii="Courier New" w:hAnsi="Courier New" w:cs="Courier New"/>
-          <w:sz w:val="16"/>
-          <w:szCs w:val="16"/>
-        </w:rPr>
-        <w:t xml:space="preserve">      &lt;IDDAT&gt;047&lt;/IDDAT&gt;</w:t>
-      </w:r>
-    </w:p>
-    <w:p>
-      <w:pPr>
-        <w:spacing w:after="0" w:line="240" w:lineRule="auto"/>
-      </w:pPr>
-      <w:r>
-        <w:rPr>
-          <w:rFonts w:ascii="Courier New" w:hAnsi="Courier New" w:cs="Courier New"/>
-          <w:sz w:val="16"/>
-          <w:szCs w:val="16"/>
-        </w:rPr>
-        <w:t xml:space="preserve">      &lt;DATUM&gt;20261008&lt;/DATUM&gt;</w:t>
-      </w:r>
-    </w:p>
-    <w:p>
-      <w:pPr>
-        <w:spacing w:after="0" w:line="240" w:lineRule="auto"/>
-      </w:pPr>
-      <w:r>
-        <w:rPr>
-          <w:rFonts w:ascii="Courier New" w:hAnsi="Courier New" w:cs="Courier New"/>
-          <w:sz w:val="16"/>
-          <w:szCs w:val="16"/>
-        </w:rPr>
-        <w:t xml:space="preserve">    &lt;/E1EDK03&gt;</w:t>
-      </w:r>
-    </w:p>
-    <w:p>
-      <w:pPr>
-        <w:spacing w:after="0" w:line="240" w:lineRule="auto"/>
-      </w:pPr>
-      <w:r>
-        <w:rPr>
-          <w:rFonts w:ascii="Courier New" w:hAnsi="Courier New" w:cs="Courier New"/>
-          <w:sz w:val="16"/>
-          <w:szCs w:val="16"/>
-        </w:rPr>
-        <w:t xml:space="preserve">    &lt;E1EDK04 SEGMENT="1"&gt;</w:t>
-      </w:r>
-    </w:p>
-    <w:p>
-      <w:pPr>
-        <w:spacing w:after="0" w:line="240" w:lineRule="auto"/>
-      </w:pPr>
-      <w:r>
-        <w:rPr>
-          <w:rFonts w:ascii="Courier New" w:hAnsi="Courier New" w:cs="Courier New"/>
-          <w:sz w:val="16"/>
-          <w:szCs w:val="16"/>
-        </w:rPr>
-        <w:t xml:space="preserve">      &lt;MWSBT&gt;0.00&lt;/MWSBT&gt;</w:t>
-      </w:r>
-    </w:p>
-    <w:p>
-      <w:pPr>
-        <w:spacing w:after="0" w:line="240" w:lineRule="auto"/>
-      </w:pPr>
-      <w:r>
-        <w:rPr>
-          <w:rFonts w:ascii="Courier New" w:hAnsi="Courier New" w:cs="Courier New"/>
-          <w:sz w:val="16"/>
-          <w:szCs w:val="16"/>
-        </w:rPr>
-        <w:t xml:space="preserve">    &lt;/E1EDK04&gt;</w:t>
-      </w:r>
-    </w:p>
-    <w:p>
-      <w:pPr>
-        <w:spacing w:after="0" w:line="240" w:lineRule="auto"/>
-      </w:pPr>
-      <w:r>
-        <w:rPr>
-          <w:rFonts w:ascii="Courier New" w:hAnsi="Courier New" w:cs="Courier New"/>
-          <w:sz w:val="16"/>
-          <w:szCs w:val="16"/>
-        </w:rPr>
-        <w:t xml:space="preserve">    &lt;E1EDK28 SEGMENT="1" /&gt;</w:t>
-      </w:r>
-    </w:p>
-    <w:p>
-      <w:pPr>
-        <w:spacing w:after="0" w:line="240" w:lineRule="auto"/>
-      </w:pPr>
-      <w:r>
-        <w:rPr>
-          <w:rFonts w:ascii="Courier New" w:hAnsi="Courier New" w:cs="Courier New"/>
-          <w:sz w:val="16"/>
-          <w:szCs w:val="16"/>
-        </w:rPr>
-        <w:t xml:space="preserve">    &lt;E1EDK14 SEGMENT="1"&gt;</w:t>
-      </w:r>
-    </w:p>
-    <w:p>
-      <w:pPr>
-        <w:spacing w:after="0" w:line="240" w:lineRule="auto"/>
-      </w:pPr>
-      <w:r>
-        <w:rPr>
-          <w:rFonts w:ascii="Courier New" w:hAnsi="Courier New" w:cs="Courier New"/>
-          <w:sz w:val="16"/>
-          <w:szCs w:val="16"/>
-        </w:rPr>
-        <w:t xml:space="preserve">      &lt;QUALF&gt;011&lt;/QUALF&gt;</w:t>
-      </w:r>
-    </w:p>
-    <w:p>
-      <w:pPr>
-        <w:spacing w:after="0" w:line="240" w:lineRule="auto"/>
-      </w:pPr>
-      <w:r>
-        <w:rPr>
-          <w:rFonts w:ascii="Courier New" w:hAnsi="Courier New" w:cs="Courier New"/>
-          <w:sz w:val="16"/>
-          <w:szCs w:val="16"/>
-        </w:rPr>
-        <w:t xml:space="preserve">      &lt;ORGID&gt;US03&lt;/ORGID&gt;</w:t>
-      </w:r>
-    </w:p>
-    <w:p>
-      <w:pPr>
-        <w:spacing w:after="0" w:line="240" w:lineRule="auto"/>
-      </w:pPr>
-      <w:r>
-        <w:rPr>
-          <w:rFonts w:ascii="Courier New" w:hAnsi="Courier New" w:cs="Courier New"/>
-          <w:sz w:val="16"/>
-          <w:szCs w:val="16"/>
-        </w:rPr>
-        <w:t xml:space="preserve">    &lt;/E1EDK14&gt;</w:t>
-      </w:r>
-    </w:p>
-    <w:p>
-      <w:pPr>
-        <w:spacing w:after="0" w:line="240" w:lineRule="auto"/>
-      </w:pPr>
-      <w:r>
-        <w:rPr>
-          <w:rFonts w:ascii="Courier New" w:hAnsi="Courier New" w:cs="Courier New"/>
-          <w:sz w:val="16"/>
-          <w:szCs w:val="16"/>
-        </w:rPr>
-        <w:t xml:space="preserve">    &lt;E1EDP01 SEGMENT="1"&gt;</w:t>
-      </w:r>
-    </w:p>
-    <w:p>
-      <w:pPr>
-        <w:spacing w:after="0" w:line="240" w:lineRule="auto"/>
-      </w:pPr>
-      <w:r>
-        <w:rPr>
-          <w:rFonts w:ascii="Courier New" w:hAnsi="Courier New" w:cs="Courier New"/>
-          <w:sz w:val="16"/>
-          <w:szCs w:val="16"/>
-        </w:rPr>
-        <w:t xml:space="preserve">      &lt;POSEX&gt;1&lt;/POSEX&gt;</w:t>
-      </w:r>
-    </w:p>
-    <w:p>
-      <w:pPr>
-        <w:spacing w:after="0" w:line="240" w:lineRule="auto"/>
-      </w:pPr>
-      <w:r>
-        <w:rPr>
-          <w:rFonts w:ascii="Courier New" w:hAnsi="Courier New" w:cs="Courier New"/>
-          <w:sz w:val="16"/>
-          <w:szCs w:val="16"/>
-        </w:rPr>
-        <w:t xml:space="preserve">      &lt;MENGE&gt;1&lt;/MENGE&gt;</w:t>
-      </w:r>
-    </w:p>
-    <w:p>
-      <w:pPr>
-        <w:spacing w:after="0" w:line="240" w:lineRule="auto"/>
-      </w:pPr>
-      <w:r>
-        <w:rPr>
-          <w:rFonts w:ascii="Courier New" w:hAnsi="Courier New" w:cs="Courier New"/>
-          <w:sz w:val="16"/>
-          <w:szCs w:val="16"/>
-        </w:rPr>
-        <w:t xml:space="preserve">      &lt;MENEE&gt;EA&lt;/MENEE&gt;</w:t>
-      </w:r>
-    </w:p>
-    <w:p>
-      <w:pPr>
-        <w:spacing w:after="0" w:line="240" w:lineRule="auto"/>
-      </w:pPr>
-      <w:r>
-        <w:rPr>
-          <w:rFonts w:ascii="Courier New" w:hAnsi="Courier New" w:cs="Courier New"/>
-          <w:sz w:val="16"/>
-          <w:szCs w:val="16"/>
-        </w:rPr>
-        <w:t xml:space="preserve">      &lt;ZE1EDL24 SEGMENT="1" /&gt;</w:t>
-      </w:r>
-    </w:p>
-    <w:p>
-      <w:pPr>
-        <w:spacing w:after="0" w:line="240" w:lineRule="auto"/>
-      </w:pPr>
-      <w:r>
-        <w:rPr>
-          <w:rFonts w:ascii="Courier New" w:hAnsi="Courier New" w:cs="Courier New"/>
-          <w:sz w:val="16"/>
-          <w:szCs w:val="16"/>
-        </w:rPr>
-        <w:t xml:space="preserve">      &lt;E1EDP02 SEGMENT="1"&gt;</w:t>
-      </w:r>
-    </w:p>
-    <w:p>
-      <w:pPr>
-        <w:spacing w:after="0" w:line="240" w:lineRule="auto"/>
-      </w:pPr>
-      <w:r>
-        <w:rPr>
-          <w:rFonts w:ascii="Courier New" w:hAnsi="Courier New" w:cs="Courier New"/>
-          <w:sz w:val="16"/>
-          <w:szCs w:val="16"/>
-        </w:rPr>
-        <w:t xml:space="preserve">        &lt;QUALF&gt;001&lt;/QUALF&gt;</w:t>
-      </w:r>
-    </w:p>
-    <w:p>
-      <w:pPr>
-        <w:spacing w:after="0" w:line="240" w:lineRule="auto"/>
-      </w:pPr>
-      <w:r>
-        <w:rPr>
-          <w:rFonts w:ascii="Courier New" w:hAnsi="Courier New" w:cs="Courier New"/>
-          <w:sz w:val="16"/>
-          <w:szCs w:val="16"/>
-        </w:rPr>
-        <w:t xml:space="preserve">        &lt;ZEILE&gt;000000&lt;/ZEILE&gt;</w:t>
-      </w:r>
-    </w:p>
-    <w:p>
-      <w:pPr>
-        <w:spacing w:after="0" w:line="240" w:lineRule="auto"/>
-      </w:pPr>
-      <w:r>
-        <w:rPr>
-          <w:rFonts w:ascii="Courier New" w:hAnsi="Courier New" w:cs="Courier New"/>
-          <w:sz w:val="16"/>
-          <w:szCs w:val="16"/>
-        </w:rPr>
-        <w:t xml:space="preserve">      &lt;/E1EDP02&gt;</w:t>
-      </w:r>
-    </w:p>
-    <w:p>
-      <w:pPr>
-        <w:spacing w:after="0" w:line="240" w:lineRule="auto"/>
-      </w:pPr>
-      <w:r>
-        <w:rPr>
-          <w:rFonts w:ascii="Courier New" w:hAnsi="Courier New" w:cs="Courier New"/>
-          <w:sz w:val="16"/>
-          <w:szCs w:val="16"/>
-        </w:rPr>
-        <w:t xml:space="preserve">      &lt;E1EDP19 SEGMENT="1"&gt;</w:t>
-      </w:r>
-    </w:p>
-    <w:p>
-      <w:pPr>
-        <w:spacing w:after="0" w:line="240" w:lineRule="auto"/>
-      </w:pPr>
-      <w:r>
-        <w:rPr>
-          <w:rFonts w:ascii="Courier New" w:hAnsi="Courier New" w:cs="Courier New"/>
-          <w:sz w:val="16"/>
-          <w:szCs w:val="16"/>
-        </w:rPr>
-        <w:t xml:space="preserve">        &lt;QUALF&gt;002&lt;/QUALF&gt;</w:t>
-      </w:r>
-    </w:p>
-    <w:p>
-      <w:pPr>
-        <w:spacing w:after="0" w:line="240" w:lineRule="auto"/>
-      </w:pPr>
-      <w:r>
-        <w:rPr>
-          <w:rFonts w:ascii="Courier New" w:hAnsi="Courier New" w:cs="Courier New"/>
-          <w:sz w:val="16"/>
-          <w:szCs w:val="16"/>
-        </w:rPr>
-        <w:t xml:space="preserve">        &lt;IDTNR&gt;SERVICES&lt;/IDTNR&gt;</w:t>
-      </w:r>
-    </w:p>
-    <w:p>
-      <w:pPr>
-        <w:spacing w:after="0" w:line="240" w:lineRule="auto"/>
-      </w:pPr>
-      <w:r>
-        <w:rPr>
-          <w:rFonts w:ascii="Courier New" w:hAnsi="Courier New" w:cs="Courier New"/>
-          <w:sz w:val="16"/>
-          <w:szCs w:val="16"/>
-        </w:rPr>
-        <w:t xml:space="preserve">        &lt;KTEXT&gt;Sanofi - Alzheimer's Disease Summit 2026&lt;/KTEXT&gt;</w:t>
-      </w:r>
-    </w:p>
-    <w:p>
-      <w:pPr>
-        <w:spacing w:after="0" w:line="240" w:lineRule="auto"/>
-      </w:pPr>
-      <w:r>
-        <w:rPr>
-          <w:rFonts w:ascii="Courier New" w:hAnsi="Courier New" w:cs="Courier New"/>
-          <w:sz w:val="16"/>
-          <w:szCs w:val="16"/>
-        </w:rPr>
-        <w:t xml:space="preserve">      &lt;/E1EDP19&gt;</w:t>
-      </w:r>
-    </w:p>
-    <w:p>
-      <w:pPr>
-        <w:spacing w:after="0" w:line="240" w:lineRule="auto"/>
-      </w:pPr>
-      <w:r>
-        <w:rPr>
-          <w:rFonts w:ascii="Courier New" w:hAnsi="Courier New" w:cs="Courier New"/>
-          <w:sz w:val="16"/>
-          <w:szCs w:val="16"/>
-        </w:rPr>
-        <w:t xml:space="preserve">      &lt;E1EDP26 SEGMENT="1"&gt;</w:t>
-      </w:r>
-    </w:p>
-    <w:p>
-      <w:pPr>
-        <w:spacing w:after="0" w:line="240" w:lineRule="auto"/>
-      </w:pPr>
-      <w:r>
-        <w:rPr>
-          <w:rFonts w:ascii="Courier New" w:hAnsi="Courier New" w:cs="Courier New"/>
-          <w:sz w:val="16"/>
-          <w:szCs w:val="16"/>
-        </w:rPr>
-        <w:t xml:space="preserve">        &lt;QUALF&gt;003&lt;/QUALF&gt;</w:t>
-      </w:r>
-    </w:p>
-    <w:p>
-      <w:pPr>
-        <w:spacing w:after="0" w:line="240" w:lineRule="auto"/>
-      </w:pPr>
-      <w:r>
-        <w:rPr>
-          <w:rFonts w:ascii="Courier New" w:hAnsi="Courier New" w:cs="Courier New"/>
-          <w:sz w:val="16"/>
-          <w:szCs w:val="16"/>
-        </w:rPr>
-        <w:t xml:space="preserve">        &lt;BETRG&gt;39462.32&lt;/BETRG&gt;</w:t>
-      </w:r>
-    </w:p>
-    <w:p>
-      <w:pPr>
-        <w:spacing w:after="0" w:line="240" w:lineRule="auto"/>
-      </w:pPr>
-      <w:r>
-        <w:rPr>
-          <w:rFonts w:ascii="Courier New" w:hAnsi="Courier New" w:cs="Courier New"/>
-          <w:sz w:val="16"/>
-          <w:szCs w:val="16"/>
-        </w:rPr>
-        <w:t xml:space="preserve">      &lt;/E1EDP26&gt;</w:t>
-      </w:r>
-    </w:p>
-    <w:p>
-      <w:pPr>
-        <w:spacing w:after="0" w:line="240" w:lineRule="auto"/>
-      </w:pPr>
-      <w:r>
-        <w:rPr>
-          <w:rFonts w:ascii="Courier New" w:hAnsi="Courier New" w:cs="Courier New"/>
-          <w:sz w:val="16"/>
-          <w:szCs w:val="16"/>
-        </w:rPr>
-        <w:t xml:space="preserve">      &lt;E1EDP26 SEGMENT="1"&gt;</w:t>
-      </w:r>
-    </w:p>
-    <w:p>
-      <w:pPr>
-        <w:spacing w:after="0" w:line="240" w:lineRule="auto"/>
-      </w:pPr>
-      <w:r>
-        <w:rPr>
-          <w:rFonts w:ascii="Courier New" w:hAnsi="Courier New" w:cs="Courier New"/>
-          <w:sz w:val="16"/>
-          <w:szCs w:val="16"/>
-        </w:rPr>
-        <w:t xml:space="preserve">        &lt;QUALF&gt;002&lt;/QUALF&gt;</w:t>
-      </w:r>
-    </w:p>
-    <w:p>
-      <w:pPr>
-        <w:spacing w:after="0" w:line="240" w:lineRule="auto"/>
-      </w:pPr>
-      <w:r>
-        <w:rPr>
-          <w:rFonts w:ascii="Courier New" w:hAnsi="Courier New" w:cs="Courier New"/>
-          <w:sz w:val="16"/>
-          <w:szCs w:val="16"/>
-        </w:rPr>
-        <w:t xml:space="preserve">        &lt;BETRG&gt;39462.32&lt;/BETRG&gt;</w:t>
-      </w:r>
-    </w:p>
-    <w:p>
-      <w:pPr>
-        <w:spacing w:after="0" w:line="240" w:lineRule="auto"/>
-      </w:pPr>
-      <w:r>
-        <w:rPr>
-          <w:rFonts w:ascii="Courier New" w:hAnsi="Courier New" w:cs="Courier New"/>
-          <w:sz w:val="16"/>
-          <w:szCs w:val="16"/>
-        </w:rPr>
-        <w:t xml:space="preserve">      &lt;/E1EDP26&gt;</w:t>
-      </w:r>
-    </w:p>
-    <w:p>
-      <w:pPr>
-        <w:spacing w:after="0" w:line="240" w:lineRule="auto"/>
-      </w:pPr>
-      <w:r>
-        <w:rPr>
-          <w:rFonts w:ascii="Courier New" w:hAnsi="Courier New" w:cs="Courier New"/>
-          <w:sz w:val="16"/>
-          <w:szCs w:val="16"/>
-        </w:rPr>
-        <w:t xml:space="preserve">      &lt;E1EDP04 SEGMENT="1"&gt;</w:t>
-      </w:r>
-    </w:p>
-    <w:p>
-      <w:pPr>
-        <w:spacing w:after="0" w:line="240" w:lineRule="auto"/>
-      </w:pPr>
-      <w:r>
-        <w:rPr>
-          <w:rFonts w:ascii="Courier New" w:hAnsi="Courier New" w:cs="Courier New"/>
-          <w:sz w:val="16"/>
-          <w:szCs w:val="16"/>
-        </w:rPr>
-        <w:t xml:space="preserve">        &lt;MWSBT&gt;0.00&lt;/MWSBT&gt;</w:t>
-      </w:r>
-    </w:p>
-    <w:p>
-      <w:pPr>
-        <w:spacing w:after="0" w:line="240" w:lineRule="auto"/>
-      </w:pPr>
-      <w:r>
-        <w:rPr>
-          <w:rFonts w:ascii="Courier New" w:hAnsi="Courier New" w:cs="Courier New"/>
-          <w:sz w:val="16"/>
-          <w:szCs w:val="16"/>
-        </w:rPr>
-        <w:t xml:space="preserve">      &lt;/E1EDP04&gt;</w:t>
-      </w:r>
-    </w:p>
-    <w:p>
-      <w:pPr>
-        <w:spacing w:after="0" w:line="240" w:lineRule="auto"/>
-      </w:pPr>
-      <w:r>
-        <w:rPr>
-          <w:rFonts w:ascii="Courier New" w:hAnsi="Courier New" w:cs="Courier New"/>
-          <w:sz w:val="16"/>
-          <w:szCs w:val="16"/>
-        </w:rPr>
-        <w:t xml:space="preserve">    &lt;/E1EDP01&gt;</w:t>
-      </w:r>
-    </w:p>
-    <w:p>
-      <w:pPr>
-        <w:spacing w:after="0" w:line="240" w:lineRule="auto"/>
-      </w:pPr>
-      <w:r>
-        <w:rPr>
-          <w:rFonts w:ascii="Courier New" w:hAnsi="Courier New" w:cs="Courier New"/>
-          <w:sz w:val="16"/>
-          <w:szCs w:val="16"/>
-        </w:rPr>
-        <w:t xml:space="preserve">    &lt;E1EDS01 SEGMENT="1"&gt;</w:t>
-      </w:r>
-    </w:p>
-    <w:p>
-      <w:pPr>
-        <w:spacing w:after="0" w:line="240" w:lineRule="auto"/>
-      </w:pPr>
-      <w:r>
-        <w:rPr>
-          <w:rFonts w:ascii="Courier New" w:hAnsi="Courier New" w:cs="Courier New"/>
-          <w:sz w:val="16"/>
-          <w:szCs w:val="16"/>
-        </w:rPr>
-        <w:t xml:space="preserve">      &lt;SUMID&gt;002&lt;/SUMID&gt;</w:t>
-      </w:r>
-    </w:p>
-    <w:p>
-      <w:pPr>
-        <w:spacing w:after="0" w:line="240" w:lineRule="auto"/>
-      </w:pPr>
-      <w:r>
-        <w:rPr>
-          <w:rFonts w:ascii="Courier New" w:hAnsi="Courier New" w:cs="Courier New"/>
-          <w:sz w:val="16"/>
-          <w:szCs w:val="16"/>
-        </w:rPr>
-        <w:t xml:space="preserve">      &lt;SUMME&gt;39462.32&lt;/SUMME&gt;</w:t>
-      </w:r>
-    </w:p>
-    <w:p>
-      <w:pPr>
-        <w:spacing w:after="0" w:line="240" w:lineRule="auto"/>
-      </w:pPr>
-      <w:r>
-        <w:rPr>
-          <w:rFonts w:ascii="Courier New" w:hAnsi="Courier New" w:cs="Courier New"/>
-          <w:sz w:val="16"/>
-          <w:szCs w:val="16"/>
-        </w:rPr>
-        <w:t xml:space="preserve">    &lt;/E1EDS01&gt;</w:t>
-      </w:r>
-    </w:p>
-    <w:p>
-      <w:pPr>
-        <w:spacing w:after="0" w:line="240" w:lineRule="auto"/>
-      </w:pPr>
-      <w:r>
-        <w:rPr>
-          <w:rFonts w:ascii="Courier New" w:hAnsi="Courier New" w:cs="Courier New"/>
-          <w:sz w:val="16"/>
-          <w:szCs w:val="16"/>
-        </w:rPr>
-        <w:t xml:space="preserve">    &lt;E1EDS01 SEGMENT="1"&gt;</w:t>
-      </w:r>
-    </w:p>
-    <w:p>
-      <w:pPr>
-        <w:spacing w:after="0" w:line="240" w:lineRule="auto"/>
-      </w:pPr>
-      <w:r>
-        <w:rPr>
-          <w:rFonts w:ascii="Courier New" w:hAnsi="Courier New" w:cs="Courier New"/>
-          <w:sz w:val="16"/>
-          <w:szCs w:val="16"/>
-        </w:rPr>
-        <w:t xml:space="preserve">      &lt;SUMID&gt;003&lt;/SUMID&gt;</w:t>
-      </w:r>
-    </w:p>
-    <w:p>
-      <w:pPr>
-        <w:spacing w:after="0" w:line="240" w:lineRule="auto"/>
-      </w:pPr>
-      <w:r>
-        <w:rPr>
-          <w:rFonts w:ascii="Courier New" w:hAnsi="Courier New" w:cs="Courier New"/>
-          <w:sz w:val="16"/>
-          <w:szCs w:val="16"/>
-        </w:rPr>
-        <w:t xml:space="preserve">      &lt;SUMME&gt;39462.32&lt;/SUMME&gt;</w:t>
-      </w:r>
-    </w:p>
-    <w:p>
-      <w:pPr>
-        <w:spacing w:after="0" w:line="240" w:lineRule="auto"/>
-      </w:pPr>
-      <w:r>
-        <w:rPr>
-          <w:rFonts w:ascii="Courier New" w:hAnsi="Courier New" w:cs="Courier New"/>
-          <w:sz w:val="16"/>
-          <w:szCs w:val="16"/>
-        </w:rPr>
-        <w:t xml:space="preserve">    &lt;/E1EDS01&gt;</w:t>
-      </w:r>
-    </w:p>
-    <w:p>
-      <w:pPr>
-        <w:spacing w:after="0" w:line="240" w:lineRule="auto"/>
-      </w:pPr>
-      <w:r>
-        <w:rPr>
-          <w:rFonts w:ascii="Courier New" w:hAnsi="Courier New" w:cs="Courier New"/>
-          <w:sz w:val="16"/>
-          <w:szCs w:val="16"/>
-        </w:rPr>
-        <w:t xml:space="preserve">    &lt;E1EDS01 SEGMENT="1"&gt;</w:t>
-      </w:r>
-    </w:p>
-    <w:p>
-      <w:pPr>
-        <w:spacing w:after="0" w:line="240" w:lineRule="auto"/>
-      </w:pPr>
-      <w:r>
-        <w:rPr>
-          <w:rFonts w:ascii="Courier New" w:hAnsi="Courier New" w:cs="Courier New"/>
-          <w:sz w:val="16"/>
-          <w:szCs w:val="16"/>
-        </w:rPr>
-        <w:t xml:space="preserve">      &lt;SUMID&gt;010&lt;/SUMID&gt;</w:t>
-      </w:r>
-    </w:p>
-    <w:p>
-      <w:pPr>
-        <w:spacing w:after="0" w:line="240" w:lineRule="auto"/>
-      </w:pPr>
-      <w:r>
-        <w:rPr>
-          <w:rFonts w:ascii="Courier New" w:hAnsi="Courier New" w:cs="Courier New"/>
-          <w:sz w:val="16"/>
-          <w:szCs w:val="16"/>
-        </w:rPr>
-        <w:t xml:space="preserve">      &lt;SUMME&gt;39462.32&lt;/SUMME&gt;</w:t>
-      </w:r>
-    </w:p>
-    <w:p>
-      <w:pPr>
-        <w:spacing w:after="0" w:line="240" w:lineRule="auto"/>
-      </w:pPr>
-      <w:r>
-        <w:rPr>
-          <w:rFonts w:ascii="Courier New" w:hAnsi="Courier New" w:cs="Courier New"/>
-          <w:sz w:val="16"/>
-          <w:szCs w:val="16"/>
-        </w:rPr>
-        <w:t xml:space="preserve">    &lt;/E1EDS01&gt;</w:t>
-      </w:r>
-    </w:p>
-    <w:p>
-      <w:pPr>
-        <w:spacing w:after="0" w:line="240" w:lineRule="auto"/>
-      </w:pPr>
-      <w:r>
-        <w:rPr>
-          <w:rFonts w:ascii="Courier New" w:hAnsi="Courier New" w:cs="Courier New"/>
-          <w:sz w:val="16"/>
-          <w:szCs w:val="16"/>
-        </w:rPr>
-        <w:t xml:space="preserve">  &lt;/IDOC&gt;</w:t>
-      </w:r>
-    </w:p>
-    <w:p>
-      <w:pPr>
-        <w:spacing w:after="0" w:line="240" w:lineRule="auto"/>
-      </w:pPr>
-      <w:r>
-        <w:rPr>
-          <w:rFonts w:ascii="Courier New" w:hAnsi="Courier New" w:cs="Courier New"/>
-          <w:sz w:val="16"/>
-          <w:szCs w:val="16"/>
-        </w:rPr>
-        <w:t xml:space="preserve">&lt;/INVOIC02&gt;</w:t>
-      </w:r>
     </w:p>
     <w:sectPr>
       <w:headerReference w:type="even" r:id="rId16"/>
@@ -13532,7 +9769,7 @@
                                         </pic:cNvPicPr>
                                       </pic:nvPicPr>
                                       <pic:blipFill>
-                                        <a:blip r:embed="rId2">
+                                        <a:blip r:embed="rId3">
                                           <a:extLst>
                                             <a:ext uri="{28A0092B-C50C-407E-A947-70E740481C1C}">
                                               <a14:useLocalDpi xmlns:a14="http://schemas.microsoft.com/office/drawing/2010/main" val="0"/>
@@ -13964,7 +10201,7 @@
                         <pic:cNvPicPr/>
                       </pic:nvPicPr>
                       <pic:blipFill>
-                        <a:blip r:embed="rId3">
+                        <a:blip r:embed="rId4">
                           <a:extLst>
                             <a:ext uri="{28A0092B-C50C-407E-A947-70E740481C1C}">
                               <a14:useLocalDpi xmlns:a14="http://schemas.microsoft.com/office/drawing/2010/main" val="0"/>
@@ -14040,8 +10277,16 @@
             <w:rPr>
               <w:b/>
             </w:rPr>
-            <w:t>IFS_P2P_143 Citibank HRS incoming invoices – generation and posting of HRS hotel invoices (GR/IR vs vendor) into iShift</w:t>
+            <w:t xml:space="preserve">IFS_P2P_143 Citibank HRS incoming invoices – generation and posting of HRS hotel invoices (GR/IR vs vendor) into </w:t>
           </w:r>
+          <w:proofErr w:type="spellStart"/>
+          <w:r>
+            <w:rPr>
+              <w:b/>
+            </w:rPr>
+            <w:t>iShift</w:t>
+          </w:r>
+          <w:proofErr w:type="spellEnd"/>
         </w:p>
       </w:tc>
       <w:tc>
@@ -17659,49 +13904,6 @@
 </file>
 
 <file path=customXml/item1.xml><?xml version="1.0" encoding="utf-8"?>
-<?mso-contentType ?>
-<FormTemplates xmlns="http://schemas.microsoft.com/sharepoint/v3/contenttype/forms">
-  <Display>DocumentLibraryForm</Display>
-  <Edit>DocumentLibraryForm</Edit>
-  <New>DocumentLibraryForm</New>
-</FormTemplates>
-</file>
-
-<file path=customXml/item2.xml><?xml version="1.0" encoding="utf-8"?>
-<p:properties xmlns:p="http://schemas.microsoft.com/office/2006/metadata/properties" xmlns:xsi="http://www.w3.org/2001/XMLSchema-instance" xmlns:pc="http://schemas.microsoft.com/office/infopath/2007/PartnerControls">
-  <documentManagement>
-    <lcf76f155ced4ddcb4097134ff3c332f xmlns="4ccf1ae9-3b32-40d3-ab6e-c0f4cca1e432">
-      <Terms xmlns="http://schemas.microsoft.com/office/infopath/2007/PartnerControls"/>
-    </lcf76f155ced4ddcb4097134ff3c332f>
-    <TaxCatchAll xmlns="7fbbfddd-aeb4-4003-a125-f59afb6e95c0" xsi:nil="true"/>
-    <SharedWithUsers xmlns="7fbbfddd-aeb4-4003-a125-f59afb6e95c0">
-      <UserInfo>
-        <DisplayName>Leszek, Gosia /ES/EXT</DisplayName>
-        <AccountId>58</AccountId>
-        <AccountType/>
-      </UserInfo>
-      <UserInfo>
-        <DisplayName>Quiroga, Matias Alejandro /ES</DisplayName>
-        <AccountId>2832</AccountId>
-        <AccountType/>
-      </UserInfo>
-      <UserInfo>
-        <DisplayName>Patel, Jayesh /US</DisplayName>
-        <AccountId>147</AccountId>
-        <AccountType/>
-      </UserInfo>
-      <UserInfo>
-        <DisplayName>Moldach, Karolina /ES</DisplayName>
-        <AccountId>1693</AccountId>
-        <AccountType/>
-      </UserInfo>
-    </SharedWithUsers>
-    <_Flow_SignoffStatus xmlns="4ccf1ae9-3b32-40d3-ab6e-c0f4cca1e432" xsi:nil="true"/>
-  </documentManagement>
-</p:properties>
-</file>
-
-<file path=customXml/item3.xml><?xml version="1.0" encoding="utf-8"?>
 <ct:contentTypeSchema xmlns:ct="http://schemas.microsoft.com/office/2006/metadata/contentType" xmlns:ma="http://schemas.microsoft.com/office/2006/metadata/properties/metaAttributes" ct:_="" ma:_="" ma:contentTypeName="Document" ma:contentTypeID="0x01010040AE108F1EC47145899824E473534955" ma:contentTypeVersion="21" ma:contentTypeDescription="Create a new document." ma:contentTypeScope="" ma:versionID="bacebfb63ba1c53486192e2368a0c651">
   <xsd:schema xmlns:xsd="http://www.w3.org/2001/XMLSchema" xmlns:xs="http://www.w3.org/2001/XMLSchema" xmlns:p="http://schemas.microsoft.com/office/2006/metadata/properties" xmlns:ns2="4ccf1ae9-3b32-40d3-ab6e-c0f4cca1e432" xmlns:ns3="7fbbfddd-aeb4-4003-a125-f59afb6e95c0" targetNamespace="http://schemas.microsoft.com/office/2006/metadata/properties" ma:root="true" ma:fieldsID="65c4375edb721bf674dd8d44e100ac85" ns2:_="" ns3:_="">
     <xsd:import namespace="4ccf1ae9-3b32-40d3-ab6e-c0f4cca1e432"/>
@@ -17962,30 +14164,54 @@
 </ct:contentTypeSchema>
 </file>
 
+<file path=customXml/item2.xml><?xml version="1.0" encoding="utf-8"?>
+<p:properties xmlns:p="http://schemas.microsoft.com/office/2006/metadata/properties" xmlns:xsi="http://www.w3.org/2001/XMLSchema-instance" xmlns:pc="http://schemas.microsoft.com/office/infopath/2007/PartnerControls">
+  <documentManagement>
+    <lcf76f155ced4ddcb4097134ff3c332f xmlns="4ccf1ae9-3b32-40d3-ab6e-c0f4cca1e432">
+      <Terms xmlns="http://schemas.microsoft.com/office/infopath/2007/PartnerControls"/>
+    </lcf76f155ced4ddcb4097134ff3c332f>
+    <TaxCatchAll xmlns="7fbbfddd-aeb4-4003-a125-f59afb6e95c0" xsi:nil="true"/>
+    <SharedWithUsers xmlns="7fbbfddd-aeb4-4003-a125-f59afb6e95c0">
+      <UserInfo>
+        <DisplayName>Leszek, Gosia /ES/EXT</DisplayName>
+        <AccountId>58</AccountId>
+        <AccountType/>
+      </UserInfo>
+      <UserInfo>
+        <DisplayName>Quiroga, Matias Alejandro /ES</DisplayName>
+        <AccountId>2832</AccountId>
+        <AccountType/>
+      </UserInfo>
+      <UserInfo>
+        <DisplayName>Patel, Jayesh /US</DisplayName>
+        <AccountId>147</AccountId>
+        <AccountType/>
+      </UserInfo>
+      <UserInfo>
+        <DisplayName>Moldach, Karolina /ES</DisplayName>
+        <AccountId>1693</AccountId>
+        <AccountType/>
+      </UserInfo>
+    </SharedWithUsers>
+    <_Flow_SignoffStatus xmlns="4ccf1ae9-3b32-40d3-ab6e-c0f4cca1e432" xsi:nil="true"/>
+  </documentManagement>
+</p:properties>
+</file>
+
+<file path=customXml/item3.xml><?xml version="1.0" encoding="utf-8"?>
+<?mso-contentType ?>
+<FormTemplates xmlns="http://schemas.microsoft.com/sharepoint/v3/contenttype/forms">
+  <Display>DocumentLibraryForm</Display>
+  <Edit>DocumentLibraryForm</Edit>
+  <New>DocumentLibraryForm</New>
+</FormTemplates>
+</file>
+
 <file path=customXml/item4.xml><?xml version="1.0" encoding="utf-8"?>
 <b:Sources xmlns:b="http://schemas.openxmlformats.org/officeDocument/2006/bibliography" xmlns="http://schemas.openxmlformats.org/officeDocument/2006/bibliography" SelectedStyle="\APASixthEditionOfficeOnline.xsl" StyleName="APA" Version="6"/>
 </file>
 
 <file path=customXml/itemProps1.xml><?xml version="1.0" encoding="utf-8"?>
-<ds:datastoreItem xmlns:ds="http://schemas.openxmlformats.org/officeDocument/2006/customXml" ds:itemID="{B11F834C-1018-4578-B73C-261E714B30FC}">
-  <ds:schemaRefs>
-    <ds:schemaRef ds:uri="http://schemas.microsoft.com/sharepoint/v3/contenttype/forms"/>
-  </ds:schemaRefs>
-</ds:datastoreItem>
-</file>
-
-<file path=customXml/itemProps2.xml><?xml version="1.0" encoding="utf-8"?>
-<ds:datastoreItem xmlns:ds="http://schemas.openxmlformats.org/officeDocument/2006/customXml" ds:itemID="{ACDF47C4-2160-4985-88C8-5A001A20E08E}">
-  <ds:schemaRefs>
-    <ds:schemaRef ds:uri="http://schemas.microsoft.com/office/2006/metadata/properties"/>
-    <ds:schemaRef ds:uri="http://schemas.microsoft.com/office/infopath/2007/PartnerControls"/>
-    <ds:schemaRef ds:uri="4ccf1ae9-3b32-40d3-ab6e-c0f4cca1e432"/>
-    <ds:schemaRef ds:uri="7fbbfddd-aeb4-4003-a125-f59afb6e95c0"/>
-  </ds:schemaRefs>
-</ds:datastoreItem>
-</file>
-
-<file path=customXml/itemProps3.xml><?xml version="1.0" encoding="utf-8"?>
 <ds:datastoreItem xmlns:ds="http://schemas.openxmlformats.org/officeDocument/2006/customXml" ds:itemID="{3159AC9E-1735-4416-85EA-3E08EF6B8E19}">
   <ds:schemaRefs>
     <ds:schemaRef ds:uri="http://schemas.microsoft.com/office/2006/metadata/contentType"/>
@@ -18004,6 +14230,25 @@
 </ds:datastoreItem>
 </file>
 
+<file path=customXml/itemProps2.xml><?xml version="1.0" encoding="utf-8"?>
+<ds:datastoreItem xmlns:ds="http://schemas.openxmlformats.org/officeDocument/2006/customXml" ds:itemID="{ACDF47C4-2160-4985-88C8-5A001A20E08E}">
+  <ds:schemaRefs>
+    <ds:schemaRef ds:uri="http://schemas.microsoft.com/office/2006/metadata/properties"/>
+    <ds:schemaRef ds:uri="http://schemas.microsoft.com/office/infopath/2007/PartnerControls"/>
+    <ds:schemaRef ds:uri="4ccf1ae9-3b32-40d3-ab6e-c0f4cca1e432"/>
+    <ds:schemaRef ds:uri="7fbbfddd-aeb4-4003-a125-f59afb6e95c0"/>
+  </ds:schemaRefs>
+</ds:datastoreItem>
+</file>
+
+<file path=customXml/itemProps3.xml><?xml version="1.0" encoding="utf-8"?>
+<ds:datastoreItem xmlns:ds="http://schemas.openxmlformats.org/officeDocument/2006/customXml" ds:itemID="{B11F834C-1018-4578-B73C-261E714B30FC}">
+  <ds:schemaRefs>
+    <ds:schemaRef ds:uri="http://schemas.microsoft.com/sharepoint/v3/contenttype/forms"/>
+  </ds:schemaRefs>
+</ds:datastoreItem>
+</file>
+
 <file path=customXml/itemProps4.xml><?xml version="1.0" encoding="utf-8"?>
 <ds:datastoreItem xmlns:ds="http://schemas.openxmlformats.org/officeDocument/2006/customXml" ds:itemID="{D81A92B1-D968-4A79-919F-93C81FD4C9B5}">
   <ds:schemaRefs>
